--- a/8-资源管理/流程制度规范类文件/080107-供应商管理制度.docx
+++ b/8-资源管理/流程制度规范类文件/080107-供应商管理制度.docx
@@ -1,14 +1,13 @@
 
 <file path=word/document.xml><?xml version="1.0" encoding="utf-8"?>
-<w:document xmlns:wpc="http://schemas.microsoft.com/office/word/2010/wordprocessingCanvas" xmlns:mc="http://schemas.openxmlformats.org/markup-compatibility/2006" xmlns:o="urn:schemas-microsoft-com:office:office" xmlns:r="http://schemas.openxmlformats.org/officeDocument/2006/relationships" xmlns:m="http://schemas.openxmlformats.org/officeDocument/2006/math" xmlns:v="urn:schemas-microsoft-com:vml" xmlns:wp14="http://schemas.microsoft.com/office/word/2010/wordprocessingDrawing" xmlns:wp="http://schemas.openxmlformats.org/drawingml/2006/wordprocessingDrawing" xmlns:w10="urn:schemas-microsoft-com:office:word" xmlns:w="http://schemas.openxmlformats.org/wordprocessingml/2006/main" xmlns:w14="http://schemas.microsoft.com/office/word/2010/wordml" xmlns:w15="http://schemas.microsoft.com/office/word/2012/wordml" xmlns:wne="http://schemas.microsoft.com/office/word/2006/wordml" xmlns:wpg="http://schemas.microsoft.com/office/word/2010/wordprocessingGroup" xmlns:wpi="http://schemas.microsoft.com/office/word/2010/wordprocessingInk" xmlns:wps="http://schemas.microsoft.com/office/word/2010/wordprocessingShape" mc:Ignorable="w14 w15 wp14">
-  <!-- Generated by Aspose.Words for .NET 13.3.0.1 -->
+<w:document xmlns:wpc="http://schemas.microsoft.com/office/word/2010/wordprocessingCanvas" xmlns:mc="http://schemas.openxmlformats.org/markup-compatibility/2006" xmlns:o="urn:schemas-microsoft-com:office:office" xmlns:r="http://schemas.openxmlformats.org/officeDocument/2006/relationships" xmlns:m="http://schemas.openxmlformats.org/officeDocument/2006/math" xmlns:v="urn:schemas-microsoft-com:vml" xmlns:wp14="http://schemas.microsoft.com/office/word/2010/wordprocessingDrawing" xmlns:wp="http://schemas.openxmlformats.org/drawingml/2006/wordprocessingDrawing" xmlns:w="http://schemas.openxmlformats.org/wordprocessingml/2006/main" xmlns:w14="http://schemas.microsoft.com/office/word/2010/wordml" xmlns:w10="urn:schemas-microsoft-com:office:word" xmlns:w15="http://schemas.microsoft.com/office/word/2012/wordml" xmlns:wpg="http://schemas.microsoft.com/office/word/2010/wordprocessingGroup" xmlns:wpi="http://schemas.microsoft.com/office/word/2010/wordprocessingInk" xmlns:wne="http://schemas.microsoft.com/office/word/2006/wordml" xmlns:wps="http://schemas.microsoft.com/office/word/2010/wordprocessingShape" xmlns:wpsCustomData="http://www.wps.cn/officeDocument/2013/wpsCustomData" mc:Ignorable="w14 w15 wp14">
   <w:body>
     <w:p>
       <w:pPr>
         <w:spacing w:before="78" w:line="219" w:lineRule="auto"/>
         <w:ind w:left="25"/>
         <w:rPr>
-          <w:rFonts w:ascii="宋体" w:eastAsia="宋体" w:hAnsi="宋体" w:cs="宋体" w:hint="default"/>
+          <w:rFonts w:hint="default" w:ascii="宋体" w:hAnsi="宋体" w:eastAsia="宋体" w:cs="宋体"/>
           <w:sz w:val="24"/>
           <w:szCs w:val="24"/>
           <w:lang w:val="en-US" w:eastAsia="zh-CN"/>
@@ -16,7 +15,7 @@
       </w:pPr>
       <w:r>
         <w:rPr>
-          <w:rFonts w:ascii="宋体" w:eastAsia="宋体" w:hAnsi="宋体" w:cs="宋体"/>
+          <w:rFonts w:ascii="宋体" w:hAnsi="宋体" w:eastAsia="宋体" w:cs="宋体"/>
           <w:b/>
           <w:bCs/>
           <w:spacing w:val="-3"/>
@@ -27,7 +26,7 @@
       </w:r>
       <w:r>
         <w:rPr>
-          <w:rFonts w:ascii="宋体" w:eastAsia="宋体" w:hAnsi="宋体" w:cs="宋体" w:hint="eastAsia"/>
+          <w:rFonts w:hint="eastAsia" w:ascii="宋体" w:hAnsi="宋体" w:eastAsia="宋体" w:cs="宋体"/>
           <w:b/>
           <w:bCs/>
           <w:spacing w:val="-3"/>
@@ -37,11 +36,9 @@
         </w:rPr>
         <w:t>08</w:t>
       </w:r>
-      <w:bookmarkStart w:id="0" w:name="_GoBack"/>
-      <w:bookmarkEnd w:id="0"/>
-      <w:r>
-        <w:rPr>
-          <w:rFonts w:ascii="宋体" w:eastAsia="宋体" w:hAnsi="宋体" w:cs="宋体"/>
+      <w:r>
+        <w:rPr>
+          <w:rFonts w:ascii="宋体" w:hAnsi="宋体" w:eastAsia="宋体" w:cs="宋体"/>
           <w:b/>
           <w:bCs/>
           <w:spacing w:val="-3"/>
@@ -52,7 +49,7 @@
       </w:r>
       <w:r>
         <w:rPr>
-          <w:rFonts w:ascii="宋体" w:eastAsia="宋体" w:hAnsi="宋体" w:cs="宋体" w:hint="eastAsia"/>
+          <w:rFonts w:hint="eastAsia" w:ascii="宋体" w:hAnsi="宋体" w:eastAsia="宋体" w:cs="宋体"/>
           <w:b/>
           <w:bCs/>
           <w:spacing w:val="-3"/>
@@ -64,7 +61,7 @@
       </w:r>
       <w:r>
         <w:rPr>
-          <w:rFonts w:ascii="宋体" w:hAnsi="宋体" w:cs="宋体" w:hint="eastAsia"/>
+          <w:rFonts w:hint="eastAsia" w:ascii="宋体" w:hAnsi="宋体" w:cs="宋体"/>
           <w:b/>
           <w:bCs/>
           <w:spacing w:val="-3"/>
@@ -94,14 +91,14 @@
         <w:ind w:left="23"/>
         <w:textAlignment w:val="auto"/>
         <w:rPr>
-          <w:rFonts w:ascii="宋体" w:eastAsia="宋体" w:hAnsi="宋体" w:cs="宋体"/>
+          <w:rFonts w:ascii="宋体" w:hAnsi="宋体" w:eastAsia="宋体" w:cs="宋体"/>
           <w:sz w:val="24"/>
           <w:szCs w:val="24"/>
         </w:rPr>
       </w:pPr>
       <w:r>
         <w:rPr>
-          <w:rFonts w:ascii="宋体" w:eastAsia="宋体" w:hAnsi="宋体" w:cs="宋体"/>
+          <w:rFonts w:ascii="宋体" w:hAnsi="宋体" w:eastAsia="宋体" w:cs="宋体"/>
           <w:b/>
           <w:bCs/>
           <w:spacing w:val="240"/>
@@ -113,7 +110,7 @@
       </w:r>
       <w:r>
         <w:rPr>
-          <w:rFonts w:ascii="宋体" w:eastAsia="宋体" w:hAnsi="宋体" w:cs="宋体"/>
+          <w:rFonts w:ascii="宋体" w:hAnsi="宋体" w:eastAsia="宋体" w:cs="宋体"/>
           <w:b/>
           <w:bCs/>
           <w:spacing w:val="0"/>
@@ -125,7 +122,7 @@
       </w:r>
       <w:r>
         <w:rPr>
-          <w:rFonts w:ascii="宋体" w:eastAsia="宋体" w:hAnsi="宋体" w:cs="宋体"/>
+          <w:rFonts w:ascii="宋体" w:hAnsi="宋体" w:eastAsia="宋体" w:cs="宋体"/>
           <w:b/>
           <w:bCs/>
           <w:spacing w:val="-5"/>
@@ -137,10 +134,10 @@
     </w:p>
     <w:p>
       <w:pPr>
-        <w:pStyle w:val="a"/>
+        <w:pStyle w:val="24"/>
         <w:bidi w:val="0"/>
       </w:pPr>
-      <w:bookmarkStart w:id="1" w:name="_Toc2412"/>
+      <w:bookmarkStart w:id="0" w:name="_Toc2412"/>
       <w:r>
         <w:rPr>
           <w:rFonts w:hint="eastAsia"/>
@@ -148,40 +145,41 @@
         </w:rPr>
         <w:t>天津通海信息技术有限公司</w:t>
       </w:r>
+      <w:bookmarkEnd w:id="0"/>
+    </w:p>
+    <w:p>
+      <w:pPr>
+        <w:pStyle w:val="25"/>
+        <w:bidi w:val="0"/>
+        <w:rPr>
+          <w:rFonts w:hint="default"/>
+          <w:lang w:val="en-US"/>
+        </w:rPr>
+      </w:pPr>
+      <w:bookmarkStart w:id="1" w:name="_Toc22300"/>
+      <w:r>
+        <w:rPr>
+          <w:rFonts w:hint="eastAsia"/>
+          <w:lang w:val="en-US" w:eastAsia="zh-CN"/>
+        </w:rPr>
+        <w:t>供应商管理制度</w:t>
+      </w:r>
       <w:bookmarkEnd w:id="1"/>
-    </w:p>
-    <w:p>
-      <w:pPr>
-        <w:pStyle w:val="a0"/>
-        <w:bidi w:val="0"/>
-        <w:rPr>
-          <w:rFonts w:hint="default"/>
-          <w:lang w:val="en-US"/>
-        </w:rPr>
-      </w:pPr>
-      <w:bookmarkStart w:id="2" w:name="_Toc22300"/>
-      <w:r>
-        <w:rPr>
-          <w:rFonts w:hint="eastAsia"/>
-          <w:lang w:val="en-US" w:eastAsia="zh-CN"/>
-        </w:rPr>
-        <w:t>供应商管理制度</w:t>
-      </w:r>
-      <w:bookmarkEnd w:id="2"/>
     </w:p>
     <w:tbl>
       <w:tblPr>
-        <w:tblStyle w:val="TableGrid"/>
+        <w:tblStyle w:val="21"/>
         <w:tblW w:w="0" w:type="auto"/>
         <w:tblInd w:w="2443" w:type="dxa"/>
         <w:tblBorders>
-          <w:top w:val="nil"/>
-          <w:left w:val="nil"/>
-          <w:bottom w:val="nil"/>
-          <w:right w:val="nil"/>
-          <w:insideH w:val="nil"/>
-          <w:insideV w:val="nil"/>
+          <w:top w:val="none" w:color="auto" w:sz="0" w:space="0"/>
+          <w:left w:val="none" w:color="auto" w:sz="0" w:space="0"/>
+          <w:bottom w:val="none" w:color="auto" w:sz="0" w:space="0"/>
+          <w:right w:val="none" w:color="auto" w:sz="0" w:space="0"/>
+          <w:insideH w:val="none" w:color="auto" w:sz="0" w:space="0"/>
+          <w:insideV w:val="none" w:color="auto" w:sz="0" w:space="0"/>
         </w:tblBorders>
+        <w:tblLayout w:type="autofit"/>
         <w:tblCellMar>
           <w:top w:w="0" w:type="dxa"/>
           <w:left w:w="108" w:type="dxa"/>
@@ -195,15 +193,13 @@
       </w:tblGrid>
       <w:tr>
         <w:tblPrEx>
-          <w:tblW w:w="0" w:type="auto"/>
-          <w:tblInd w:w="2443" w:type="dxa"/>
           <w:tblBorders>
-            <w:top w:val="nil"/>
-            <w:left w:val="nil"/>
-            <w:bottom w:val="nil"/>
-            <w:right w:val="nil"/>
-            <w:insideH w:val="nil"/>
-            <w:insideV w:val="nil"/>
+            <w:top w:val="none" w:color="auto" w:sz="0" w:space="0"/>
+            <w:left w:val="none" w:color="auto" w:sz="0" w:space="0"/>
+            <w:bottom w:val="none" w:color="auto" w:sz="0" w:space="0"/>
+            <w:right w:val="none" w:color="auto" w:sz="0" w:space="0"/>
+            <w:insideH w:val="none" w:color="auto" w:sz="0" w:space="0"/>
+            <w:insideV w:val="none" w:color="auto" w:sz="0" w:space="0"/>
           </w:tblBorders>
           <w:tblCellMar>
             <w:top w:w="0" w:type="dxa"/>
@@ -213,7 +209,7 @@
           </w:tblCellMar>
         </w:tblPrEx>
         <w:trPr>
-          <w:trHeight w:val="810"/>
+          <w:trHeight w:val="810" w:hRule="atLeast"/>
         </w:trPr>
         <w:tc>
           <w:tcPr>
@@ -244,7 +240,7 @@
             </w:r>
             <w:r>
               <w:rPr>
-                <w:rFonts w:asciiTheme="minorAscii" w:eastAsiaTheme="minorEastAsia" w:hAnsiTheme="minorAscii" w:hint="default"/>
+                <w:rFonts w:hint="default" w:asciiTheme="minorAscii" w:hAnsiTheme="minorAscii" w:eastAsiaTheme="minorEastAsia"/>
                 <w:spacing w:val="227"/>
                 <w:sz w:val="21"/>
                 <w:vertAlign w:val="baseline"/>
@@ -286,7 +282,7 @@
             </w:r>
             <w:r>
               <w:rPr>
-                <w:rFonts w:asciiTheme="minorAscii" w:eastAsiaTheme="minorEastAsia" w:hAnsiTheme="minorAscii" w:hint="eastAsia"/>
+                <w:rFonts w:hint="eastAsia" w:asciiTheme="minorAscii" w:hAnsiTheme="minorAscii" w:eastAsiaTheme="minorEastAsia"/>
                 <w:spacing w:val="227"/>
                 <w:sz w:val="21"/>
                 <w:vertAlign w:val="baseline"/>
@@ -308,8 +304,14 @@
       </w:tr>
       <w:tr>
         <w:tblPrEx>
-          <w:tblW w:w="0" w:type="auto"/>
-          <w:tblInd w:w="2443" w:type="dxa"/>
+          <w:tblBorders>
+            <w:top w:val="none" w:color="auto" w:sz="0" w:space="0"/>
+            <w:left w:val="none" w:color="auto" w:sz="0" w:space="0"/>
+            <w:bottom w:val="none" w:color="auto" w:sz="0" w:space="0"/>
+            <w:right w:val="none" w:color="auto" w:sz="0" w:space="0"/>
+            <w:insideH w:val="none" w:color="auto" w:sz="0" w:space="0"/>
+            <w:insideV w:val="none" w:color="auto" w:sz="0" w:space="0"/>
+          </w:tblBorders>
           <w:tblCellMar>
             <w:top w:w="0" w:type="dxa"/>
             <w:left w:w="108" w:type="dxa"/>
@@ -318,7 +320,7 @@
           </w:tblCellMar>
         </w:tblPrEx>
         <w:trPr>
-          <w:trHeight w:val="810"/>
+          <w:trHeight w:val="810" w:hRule="atLeast"/>
         </w:trPr>
         <w:tc>
           <w:tcPr>
@@ -335,7 +337,7 @@
               <w:overflowPunct/>
               <w:bidi w:val="0"/>
               <w:rPr>
-                <w:rFonts w:ascii="Arial" w:eastAsia="Arial" w:hAnsi="Arial" w:cs="Arial" w:hint="eastAsia"/>
+                <w:rFonts w:hint="eastAsia" w:ascii="Arial" w:hAnsi="Arial" w:eastAsia="Arial" w:cs="Arial"/>
                 <w:snapToGrid w:val="0"/>
                 <w:color w:val="000000"/>
                 <w:kern w:val="0"/>
@@ -355,7 +357,7 @@
             </w:r>
             <w:r>
               <w:rPr>
-                <w:rFonts w:asciiTheme="minorAscii" w:eastAsiaTheme="minorEastAsia" w:hAnsiTheme="minorAscii" w:hint="default"/>
+                <w:rFonts w:hint="default" w:asciiTheme="minorAscii" w:hAnsiTheme="minorAscii" w:eastAsiaTheme="minorEastAsia"/>
                 <w:spacing w:val="227"/>
                 <w:sz w:val="21"/>
                 <w:vertAlign w:val="baseline"/>
@@ -382,7 +384,7 @@
             <w:pPr>
               <w:widowControl w:val="0"/>
               <w:rPr>
-                <w:rFonts w:ascii="Arial" w:eastAsia="Arial" w:hAnsi="Arial" w:cs="Arial" w:hint="eastAsia"/>
+                <w:rFonts w:hint="eastAsia" w:ascii="Arial" w:hAnsi="Arial" w:eastAsia="Arial" w:cs="Arial"/>
                 <w:snapToGrid w:val="0"/>
                 <w:color w:val="000000"/>
                 <w:kern w:val="0"/>
@@ -398,11 +400,21 @@
                 <w:vertAlign w:val="baseline"/>
                 <w:lang w:val="en-US" w:eastAsia="zh-CN"/>
               </w:rPr>
-              <w:t>编制时间</w:t>
+              <w:t>审核</w:t>
+            </w:r>
+            <w:bookmarkStart w:id="21" w:name="_GoBack"/>
+            <w:bookmarkEnd w:id="21"/>
+            <w:r>
+              <w:rPr>
+                <w:rFonts w:hint="eastAsia"/>
+                <w:vertAlign w:val="baseline"/>
+                <w:lang w:val="en-US" w:eastAsia="zh-CN"/>
+              </w:rPr>
+              <w:t>时间</w:t>
             </w:r>
             <w:r>
               <w:rPr>
-                <w:rFonts w:asciiTheme="minorAscii" w:eastAsiaTheme="minorEastAsia" w:hAnsiTheme="minorAscii" w:hint="eastAsia"/>
+                <w:rFonts w:hint="eastAsia" w:asciiTheme="minorAscii" w:hAnsiTheme="minorAscii" w:eastAsiaTheme="minorEastAsia"/>
                 <w:spacing w:val="227"/>
                 <w:sz w:val="21"/>
                 <w:vertAlign w:val="baseline"/>
@@ -424,8 +436,14 @@
       </w:tr>
       <w:tr>
         <w:tblPrEx>
-          <w:tblW w:w="0" w:type="auto"/>
-          <w:tblInd w:w="2443" w:type="dxa"/>
+          <w:tblBorders>
+            <w:top w:val="none" w:color="auto" w:sz="0" w:space="0"/>
+            <w:left w:val="none" w:color="auto" w:sz="0" w:space="0"/>
+            <w:bottom w:val="none" w:color="auto" w:sz="0" w:space="0"/>
+            <w:right w:val="none" w:color="auto" w:sz="0" w:space="0"/>
+            <w:insideH w:val="none" w:color="auto" w:sz="0" w:space="0"/>
+            <w:insideV w:val="none" w:color="auto" w:sz="0" w:space="0"/>
+          </w:tblBorders>
           <w:tblCellMar>
             <w:top w:w="0" w:type="dxa"/>
             <w:left w:w="108" w:type="dxa"/>
@@ -434,7 +452,7 @@
           </w:tblCellMar>
         </w:tblPrEx>
         <w:trPr>
-          <w:trHeight w:val="635"/>
+          <w:trHeight w:val="635" w:hRule="atLeast"/>
         </w:trPr>
         <w:tc>
           <w:tcPr>
@@ -459,7 +477,7 @@
             </w:r>
             <w:r>
               <w:rPr>
-                <w:rFonts w:asciiTheme="minorAscii" w:eastAsiaTheme="minorEastAsia" w:hAnsiTheme="minorAscii" w:hint="eastAsia"/>
+                <w:rFonts w:hint="eastAsia" w:asciiTheme="minorAscii" w:hAnsiTheme="minorAscii" w:eastAsiaTheme="minorEastAsia"/>
                 <w:spacing w:val="227"/>
                 <w:sz w:val="21"/>
                 <w:vertAlign w:val="baseline"/>
@@ -500,7 +518,7 @@
             </w:r>
             <w:r>
               <w:rPr>
-                <w:rFonts w:asciiTheme="minorAscii" w:eastAsiaTheme="minorEastAsia" w:hAnsiTheme="minorAscii" w:hint="eastAsia"/>
+                <w:rFonts w:hint="eastAsia" w:asciiTheme="minorAscii" w:hAnsiTheme="minorAscii" w:eastAsiaTheme="minorEastAsia"/>
                 <w:spacing w:val="227"/>
                 <w:sz w:val="21"/>
                 <w:vertAlign w:val="baseline"/>
@@ -531,14 +549,14 @@
         <w:spacing w:before="153" w:line="225" w:lineRule="auto"/>
         <w:ind w:left="3634"/>
         <w:rPr>
-          <w:rFonts w:ascii="宋体" w:eastAsia="宋体" w:hAnsi="宋体" w:cs="宋体"/>
+          <w:rFonts w:ascii="宋体" w:hAnsi="宋体" w:eastAsia="宋体" w:cs="宋体"/>
           <w:sz w:val="31"/>
           <w:szCs w:val="31"/>
         </w:rPr>
       </w:pPr>
       <w:r>
         <w:rPr>
-          <w:rFonts w:ascii="宋体" w:eastAsia="宋体" w:hAnsi="宋体" w:cs="宋体"/>
+          <w:rFonts w:ascii="宋体" w:hAnsi="宋体" w:eastAsia="宋体" w:cs="宋体"/>
           <w:b/>
           <w:bCs/>
           <w:spacing w:val="4"/>
@@ -550,16 +568,16 @@
     </w:p>
     <w:tbl>
       <w:tblPr>
-        <w:tblStyle w:val="TableNormal0"/>
+        <w:tblStyle w:val="26"/>
         <w:tblW w:w="8301" w:type="dxa"/>
         <w:tblInd w:w="2" w:type="dxa"/>
         <w:tblBorders>
-          <w:top w:val="single" w:sz="2" w:space="0" w:color="000000"/>
-          <w:left w:val="single" w:sz="2" w:space="0" w:color="000000"/>
-          <w:bottom w:val="single" w:sz="2" w:space="0" w:color="000000"/>
-          <w:right w:val="single" w:sz="2" w:space="0" w:color="000000"/>
-          <w:insideH w:val="single" w:sz="2" w:space="0" w:color="000000"/>
-          <w:insideV w:val="single" w:sz="2" w:space="0" w:color="000000"/>
+          <w:top w:val="single" w:color="000000" w:sz="2" w:space="0"/>
+          <w:left w:val="single" w:color="000000" w:sz="2" w:space="0"/>
+          <w:bottom w:val="single" w:color="000000" w:sz="2" w:space="0"/>
+          <w:right w:val="single" w:color="000000" w:sz="2" w:space="0"/>
+          <w:insideH w:val="single" w:color="000000" w:sz="2" w:space="0"/>
+          <w:insideV w:val="single" w:color="000000" w:sz="2" w:space="0"/>
         </w:tblBorders>
         <w:tblLayout w:type="fixed"/>
         <w:tblCellMar>
@@ -579,17 +597,14 @@
       </w:tblGrid>
       <w:tr>
         <w:tblPrEx>
-          <w:tblW w:w="8301" w:type="dxa"/>
-          <w:tblInd w:w="2" w:type="dxa"/>
           <w:tblBorders>
-            <w:top w:val="single" w:sz="2" w:space="0" w:color="000000"/>
-            <w:left w:val="single" w:sz="2" w:space="0" w:color="000000"/>
-            <w:bottom w:val="single" w:sz="2" w:space="0" w:color="000000"/>
-            <w:right w:val="single" w:sz="2" w:space="0" w:color="000000"/>
-            <w:insideH w:val="single" w:sz="2" w:space="0" w:color="000000"/>
-            <w:insideV w:val="single" w:sz="2" w:space="0" w:color="000000"/>
+            <w:top w:val="single" w:color="000000" w:sz="2" w:space="0"/>
+            <w:left w:val="single" w:color="000000" w:sz="2" w:space="0"/>
+            <w:bottom w:val="single" w:color="000000" w:sz="2" w:space="0"/>
+            <w:right w:val="single" w:color="000000" w:sz="2" w:space="0"/>
+            <w:insideH w:val="single" w:color="000000" w:sz="2" w:space="0"/>
+            <w:insideV w:val="single" w:color="000000" w:sz="2" w:space="0"/>
           </w:tblBorders>
-          <w:tblLayout w:type="fixed"/>
           <w:tblCellMar>
             <w:top w:w="0" w:type="dxa"/>
             <w:left w:w="0" w:type="dxa"/>
@@ -598,7 +613,7 @@
           </w:tblCellMar>
         </w:tblPrEx>
         <w:trPr>
-          <w:trHeight w:val="593"/>
+          <w:trHeight w:val="593" w:hRule="atLeast"/>
         </w:trPr>
         <w:tc>
           <w:tcPr>
@@ -609,14 +624,14 @@
               <w:spacing w:before="176" w:line="228" w:lineRule="auto"/>
               <w:ind w:left="607"/>
               <w:rPr>
-                <w:rFonts w:ascii="宋体" w:eastAsia="宋体" w:hAnsi="宋体" w:cs="宋体"/>
+                <w:rFonts w:ascii="宋体" w:hAnsi="宋体" w:eastAsia="宋体" w:cs="宋体"/>
                 <w:sz w:val="20"/>
                 <w:szCs w:val="20"/>
               </w:rPr>
             </w:pPr>
             <w:r>
               <w:rPr>
-                <w:rFonts w:ascii="宋体" w:eastAsia="宋体" w:hAnsi="宋体" w:cs="宋体"/>
+                <w:rFonts w:ascii="宋体" w:hAnsi="宋体" w:eastAsia="宋体" w:cs="宋体"/>
                 <w:spacing w:val="-14"/>
                 <w:sz w:val="20"/>
                 <w:szCs w:val="20"/>
@@ -634,14 +649,14 @@
               <w:spacing w:before="175" w:line="227" w:lineRule="auto"/>
               <w:ind w:left="253"/>
               <w:rPr>
-                <w:rFonts w:ascii="宋体" w:eastAsia="宋体" w:hAnsi="宋体" w:cs="宋体"/>
+                <w:rFonts w:ascii="宋体" w:hAnsi="宋体" w:eastAsia="宋体" w:cs="宋体"/>
                 <w:sz w:val="20"/>
                 <w:szCs w:val="20"/>
               </w:rPr>
             </w:pPr>
             <w:r>
               <w:rPr>
-                <w:rFonts w:ascii="宋体" w:eastAsia="宋体" w:hAnsi="宋体" w:cs="宋体"/>
+                <w:rFonts w:ascii="宋体" w:hAnsi="宋体" w:eastAsia="宋体" w:cs="宋体"/>
                 <w:spacing w:val="4"/>
                 <w:sz w:val="20"/>
                 <w:szCs w:val="20"/>
@@ -659,14 +674,14 @@
               <w:spacing w:before="175" w:line="228" w:lineRule="auto"/>
               <w:ind w:left="730"/>
               <w:rPr>
-                <w:rFonts w:ascii="宋体" w:eastAsia="宋体" w:hAnsi="宋体" w:cs="宋体"/>
+                <w:rFonts w:ascii="宋体" w:hAnsi="宋体" w:eastAsia="宋体" w:cs="宋体"/>
                 <w:sz w:val="20"/>
                 <w:szCs w:val="20"/>
               </w:rPr>
             </w:pPr>
             <w:r>
               <w:rPr>
-                <w:rFonts w:ascii="宋体" w:eastAsia="宋体" w:hAnsi="宋体" w:cs="宋体"/>
+                <w:rFonts w:ascii="宋体" w:hAnsi="宋体" w:eastAsia="宋体" w:cs="宋体"/>
                 <w:spacing w:val="7"/>
                 <w:sz w:val="20"/>
                 <w:szCs w:val="20"/>
@@ -684,14 +699,14 @@
               <w:spacing w:before="175" w:line="228" w:lineRule="auto"/>
               <w:ind w:left="310"/>
               <w:rPr>
-                <w:rFonts w:ascii="宋体" w:eastAsia="宋体" w:hAnsi="宋体" w:cs="宋体"/>
+                <w:rFonts w:ascii="宋体" w:hAnsi="宋体" w:eastAsia="宋体" w:cs="宋体"/>
                 <w:sz w:val="20"/>
                 <w:szCs w:val="20"/>
               </w:rPr>
             </w:pPr>
             <w:r>
               <w:rPr>
-                <w:rFonts w:ascii="宋体" w:eastAsia="宋体" w:hAnsi="宋体" w:cs="宋体"/>
+                <w:rFonts w:ascii="宋体" w:hAnsi="宋体" w:eastAsia="宋体" w:cs="宋体"/>
                 <w:spacing w:val="6"/>
                 <w:sz w:val="20"/>
                 <w:szCs w:val="20"/>
@@ -709,7 +724,7 @@
               <w:spacing w:before="175" w:line="228" w:lineRule="auto"/>
               <w:ind w:left="310"/>
               <w:rPr>
-                <w:rFonts w:ascii="宋体" w:eastAsia="宋体" w:hAnsi="宋体" w:cs="宋体" w:hint="eastAsia"/>
+                <w:rFonts w:hint="eastAsia" w:ascii="宋体" w:hAnsi="宋体" w:eastAsia="宋体" w:cs="宋体"/>
                 <w:spacing w:val="6"/>
                 <w:sz w:val="20"/>
                 <w:szCs w:val="20"/>
@@ -718,7 +733,7 @@
             </w:pPr>
             <w:r>
               <w:rPr>
-                <w:rFonts w:ascii="宋体" w:eastAsia="宋体" w:hAnsi="宋体" w:cs="宋体" w:hint="eastAsia"/>
+                <w:rFonts w:hint="eastAsia" w:ascii="宋体" w:hAnsi="宋体" w:eastAsia="宋体" w:cs="宋体"/>
                 <w:spacing w:val="6"/>
                 <w:sz w:val="20"/>
                 <w:szCs w:val="20"/>
@@ -737,14 +752,14 @@
               <w:spacing w:before="176" w:line="229" w:lineRule="auto"/>
               <w:ind w:left="311"/>
               <w:rPr>
-                <w:rFonts w:ascii="宋体" w:eastAsia="宋体" w:hAnsi="宋体" w:cs="宋体"/>
+                <w:rFonts w:ascii="宋体" w:hAnsi="宋体" w:eastAsia="宋体" w:cs="宋体"/>
                 <w:sz w:val="20"/>
                 <w:szCs w:val="20"/>
               </w:rPr>
             </w:pPr>
             <w:r>
               <w:rPr>
-                <w:rFonts w:ascii="宋体" w:eastAsia="宋体" w:hAnsi="宋体" w:cs="宋体"/>
+                <w:rFonts w:ascii="宋体" w:hAnsi="宋体" w:eastAsia="宋体" w:cs="宋体"/>
                 <w:spacing w:val="7"/>
                 <w:sz w:val="20"/>
                 <w:szCs w:val="20"/>
@@ -756,9 +771,14 @@
       </w:tr>
       <w:tr>
         <w:tblPrEx>
-          <w:tblW w:w="8301" w:type="dxa"/>
-          <w:tblInd w:w="2" w:type="dxa"/>
-          <w:tblLayout w:type="fixed"/>
+          <w:tblBorders>
+            <w:top w:val="single" w:color="000000" w:sz="2" w:space="0"/>
+            <w:left w:val="single" w:color="000000" w:sz="2" w:space="0"/>
+            <w:bottom w:val="single" w:color="000000" w:sz="2" w:space="0"/>
+            <w:right w:val="single" w:color="000000" w:sz="2" w:space="0"/>
+            <w:insideH w:val="single" w:color="000000" w:sz="2" w:space="0"/>
+            <w:insideV w:val="single" w:color="000000" w:sz="2" w:space="0"/>
+          </w:tblBorders>
           <w:tblCellMar>
             <w:top w:w="0" w:type="dxa"/>
             <w:left w:w="0" w:type="dxa"/>
@@ -767,7 +787,7 @@
           </w:tblCellMar>
         </w:tblPrEx>
         <w:trPr>
-          <w:trHeight w:val="556"/>
+          <w:trHeight w:val="556" w:hRule="atLeast"/>
         </w:trPr>
         <w:tc>
           <w:tcPr>
@@ -778,14 +798,14 @@
               <w:spacing w:before="173" w:line="267" w:lineRule="exact"/>
               <w:ind w:left="260"/>
               <w:rPr>
-                <w:rFonts w:ascii="宋体" w:eastAsia="宋体" w:hAnsi="宋体" w:cs="宋体"/>
+                <w:rFonts w:ascii="宋体" w:hAnsi="宋体" w:eastAsia="宋体" w:cs="宋体"/>
                 <w:sz w:val="20"/>
                 <w:szCs w:val="20"/>
               </w:rPr>
             </w:pPr>
             <w:r>
               <w:rPr>
-                <w:rFonts w:ascii="宋体" w:eastAsia="宋体" w:hAnsi="宋体" w:cs="宋体"/>
+                <w:rFonts w:ascii="宋体" w:hAnsi="宋体" w:eastAsia="宋体" w:cs="宋体"/>
                 <w:spacing w:val="3"/>
                 <w:position w:val="1"/>
                 <w:sz w:val="20"/>
@@ -804,14 +824,14 @@
               <w:spacing w:before="173" w:line="267" w:lineRule="exact"/>
               <w:ind w:left="248"/>
               <w:rPr>
-                <w:rFonts w:ascii="宋体" w:eastAsia="宋体" w:hAnsi="宋体" w:cs="宋体"/>
+                <w:rFonts w:ascii="宋体" w:hAnsi="宋体" w:eastAsia="宋体" w:cs="宋体"/>
                 <w:sz w:val="20"/>
                 <w:szCs w:val="20"/>
               </w:rPr>
             </w:pPr>
             <w:r>
               <w:rPr>
-                <w:rFonts w:ascii="宋体" w:eastAsia="宋体" w:hAnsi="宋体" w:cs="宋体"/>
+                <w:rFonts w:ascii="宋体" w:hAnsi="宋体" w:eastAsia="宋体" w:cs="宋体"/>
                 <w:spacing w:val="4"/>
                 <w:position w:val="1"/>
                 <w:sz w:val="20"/>
@@ -831,14 +851,14 @@
               <w:ind w:left="114"/>
               <w:jc w:val="center"/>
               <w:rPr>
-                <w:rFonts w:ascii="宋体" w:eastAsia="宋体" w:hAnsi="宋体" w:cs="宋体"/>
+                <w:rFonts w:ascii="宋体" w:hAnsi="宋体" w:eastAsia="宋体" w:cs="宋体"/>
                 <w:sz w:val="20"/>
                 <w:szCs w:val="20"/>
               </w:rPr>
             </w:pPr>
             <w:r>
               <w:rPr>
-                <w:rFonts w:ascii="宋体" w:eastAsia="宋体" w:hAnsi="宋体" w:cs="宋体"/>
+                <w:rFonts w:ascii="宋体" w:hAnsi="宋体" w:eastAsia="宋体" w:cs="宋体"/>
                 <w:spacing w:val="7"/>
                 <w:sz w:val="20"/>
                 <w:szCs w:val="20"/>
@@ -856,7 +876,7 @@
               <w:spacing w:before="172" w:line="228" w:lineRule="auto"/>
               <w:ind w:left="313"/>
               <w:rPr>
-                <w:rFonts w:ascii="宋体" w:eastAsia="宋体" w:hAnsi="宋体" w:cs="宋体" w:hint="eastAsia"/>
+                <w:rFonts w:hint="eastAsia" w:ascii="宋体" w:hAnsi="宋体" w:eastAsia="宋体" w:cs="宋体"/>
                 <w:sz w:val="20"/>
                 <w:szCs w:val="20"/>
                 <w:lang w:val="en-US" w:eastAsia="zh-CN"/>
@@ -864,7 +884,7 @@
             </w:pPr>
             <w:r>
               <w:rPr>
-                <w:rFonts w:ascii="Helvetica" w:eastAsia="Helvetica" w:hAnsi="Helvetica" w:cs="Helvetica" w:hint="eastAsia"/>
+                <w:rFonts w:hint="eastAsia" w:ascii="Helvetica" w:hAnsi="Helvetica" w:eastAsia="Helvetica" w:cs="Helvetica"/>
                 <w:i w:val="0"/>
                 <w:iCs w:val="0"/>
                 <w:caps w:val="0"/>
@@ -887,7 +907,7 @@
               <w:spacing w:before="172" w:line="228" w:lineRule="auto"/>
               <w:ind w:left="313"/>
               <w:rPr>
-                <w:rFonts w:ascii="宋体" w:eastAsia="宋体" w:hAnsi="宋体" w:cs="宋体" w:hint="eastAsia"/>
+                <w:rFonts w:hint="eastAsia" w:ascii="宋体" w:hAnsi="宋体" w:eastAsia="宋体" w:cs="宋体"/>
                 <w:spacing w:val="5"/>
                 <w:sz w:val="20"/>
                 <w:szCs w:val="20"/>
@@ -896,7 +916,7 @@
             </w:pPr>
             <w:r>
               <w:rPr>
-                <w:rFonts w:ascii="宋体" w:hAnsi="宋体" w:cs="宋体" w:hint="eastAsia"/>
+                <w:rFonts w:hint="eastAsia" w:ascii="宋体" w:hAnsi="宋体" w:cs="宋体"/>
                 <w:spacing w:val="5"/>
                 <w:sz w:val="20"/>
                 <w:szCs w:val="20"/>
@@ -915,14 +935,14 @@
               <w:spacing w:before="173" w:line="229" w:lineRule="auto"/>
               <w:ind w:left="314"/>
               <w:rPr>
-                <w:rFonts w:ascii="宋体" w:eastAsia="宋体" w:hAnsi="宋体" w:cs="宋体"/>
+                <w:rFonts w:ascii="宋体" w:hAnsi="宋体" w:eastAsia="宋体" w:cs="宋体"/>
                 <w:sz w:val="20"/>
                 <w:szCs w:val="20"/>
               </w:rPr>
             </w:pPr>
             <w:r>
               <w:rPr>
-                <w:rFonts w:ascii="宋体" w:eastAsia="宋体" w:hAnsi="宋体" w:cs="宋体" w:hint="eastAsia"/>
+                <w:rFonts w:hint="eastAsia" w:ascii="宋体" w:hAnsi="宋体" w:eastAsia="宋体" w:cs="宋体"/>
                 <w:spacing w:val="6"/>
                 <w:sz w:val="20"/>
                 <w:szCs w:val="20"/>
@@ -935,9 +955,14 @@
       </w:tr>
       <w:tr>
         <w:tblPrEx>
-          <w:tblW w:w="8301" w:type="dxa"/>
-          <w:tblInd w:w="2" w:type="dxa"/>
-          <w:tblLayout w:type="fixed"/>
+          <w:tblBorders>
+            <w:top w:val="single" w:color="000000" w:sz="2" w:space="0"/>
+            <w:left w:val="single" w:color="000000" w:sz="2" w:space="0"/>
+            <w:bottom w:val="single" w:color="000000" w:sz="2" w:space="0"/>
+            <w:right w:val="single" w:color="000000" w:sz="2" w:space="0"/>
+            <w:insideH w:val="single" w:color="000000" w:sz="2" w:space="0"/>
+            <w:insideV w:val="single" w:color="000000" w:sz="2" w:space="0"/>
+          </w:tblBorders>
           <w:tblCellMar>
             <w:top w:w="0" w:type="dxa"/>
             <w:left w:w="0" w:type="dxa"/>
@@ -946,7 +971,7 @@
           </w:tblCellMar>
         </w:tblPrEx>
         <w:trPr>
-          <w:trHeight w:val="556"/>
+          <w:trHeight w:val="556" w:hRule="atLeast"/>
         </w:trPr>
         <w:tc>
           <w:tcPr>
@@ -954,7 +979,7 @@
           </w:tcPr>
           <w:p>
             <w:pPr>
-              <w:pStyle w:val="TableText"/>
+              <w:pStyle w:val="27"/>
             </w:pPr>
           </w:p>
         </w:tc>
@@ -964,7 +989,7 @@
           </w:tcPr>
           <w:p>
             <w:pPr>
-              <w:pStyle w:val="TableText"/>
+              <w:pStyle w:val="27"/>
             </w:pPr>
           </w:p>
         </w:tc>
@@ -974,7 +999,7 @@
           </w:tcPr>
           <w:p>
             <w:pPr>
-              <w:pStyle w:val="TableText"/>
+              <w:pStyle w:val="27"/>
             </w:pPr>
           </w:p>
         </w:tc>
@@ -1006,16 +1031,21 @@
           </w:tcPr>
           <w:p>
             <w:pPr>
-              <w:pStyle w:val="TableText"/>
+              <w:pStyle w:val="27"/>
             </w:pPr>
           </w:p>
         </w:tc>
       </w:tr>
       <w:tr>
         <w:tblPrEx>
-          <w:tblW w:w="8301" w:type="dxa"/>
-          <w:tblInd w:w="2" w:type="dxa"/>
-          <w:tblLayout w:type="fixed"/>
+          <w:tblBorders>
+            <w:top w:val="single" w:color="000000" w:sz="2" w:space="0"/>
+            <w:left w:val="single" w:color="000000" w:sz="2" w:space="0"/>
+            <w:bottom w:val="single" w:color="000000" w:sz="2" w:space="0"/>
+            <w:right w:val="single" w:color="000000" w:sz="2" w:space="0"/>
+            <w:insideH w:val="single" w:color="000000" w:sz="2" w:space="0"/>
+            <w:insideV w:val="single" w:color="000000" w:sz="2" w:space="0"/>
+          </w:tblBorders>
           <w:tblCellMar>
             <w:top w:w="0" w:type="dxa"/>
             <w:left w:w="0" w:type="dxa"/>
@@ -1024,7 +1054,7 @@
           </w:tblCellMar>
         </w:tblPrEx>
         <w:trPr>
-          <w:trHeight w:val="556"/>
+          <w:trHeight w:val="556" w:hRule="atLeast"/>
         </w:trPr>
         <w:tc>
           <w:tcPr>
@@ -1032,7 +1062,7 @@
           </w:tcPr>
           <w:p>
             <w:pPr>
-              <w:pStyle w:val="TableText"/>
+              <w:pStyle w:val="27"/>
             </w:pPr>
           </w:p>
         </w:tc>
@@ -1042,7 +1072,7 @@
           </w:tcPr>
           <w:p>
             <w:pPr>
-              <w:pStyle w:val="TableText"/>
+              <w:pStyle w:val="27"/>
             </w:pPr>
           </w:p>
         </w:tc>
@@ -1052,7 +1082,7 @@
           </w:tcPr>
           <w:p>
             <w:pPr>
-              <w:pStyle w:val="TableText"/>
+              <w:pStyle w:val="27"/>
             </w:pPr>
           </w:p>
         </w:tc>
@@ -1084,16 +1114,21 @@
           </w:tcPr>
           <w:p>
             <w:pPr>
-              <w:pStyle w:val="TableText"/>
+              <w:pStyle w:val="27"/>
             </w:pPr>
           </w:p>
         </w:tc>
       </w:tr>
       <w:tr>
         <w:tblPrEx>
-          <w:tblW w:w="8301" w:type="dxa"/>
-          <w:tblInd w:w="2" w:type="dxa"/>
-          <w:tblLayout w:type="fixed"/>
+          <w:tblBorders>
+            <w:top w:val="single" w:color="000000" w:sz="2" w:space="0"/>
+            <w:left w:val="single" w:color="000000" w:sz="2" w:space="0"/>
+            <w:bottom w:val="single" w:color="000000" w:sz="2" w:space="0"/>
+            <w:right w:val="single" w:color="000000" w:sz="2" w:space="0"/>
+            <w:insideH w:val="single" w:color="000000" w:sz="2" w:space="0"/>
+            <w:insideV w:val="single" w:color="000000" w:sz="2" w:space="0"/>
+          </w:tblBorders>
           <w:tblCellMar>
             <w:top w:w="0" w:type="dxa"/>
             <w:left w:w="0" w:type="dxa"/>
@@ -1102,7 +1137,7 @@
           </w:tblCellMar>
         </w:tblPrEx>
         <w:trPr>
-          <w:trHeight w:val="557"/>
+          <w:trHeight w:val="557" w:hRule="atLeast"/>
         </w:trPr>
         <w:tc>
           <w:tcPr>
@@ -1110,7 +1145,7 @@
           </w:tcPr>
           <w:p>
             <w:pPr>
-              <w:pStyle w:val="TableText"/>
+              <w:pStyle w:val="27"/>
             </w:pPr>
           </w:p>
         </w:tc>
@@ -1120,7 +1155,7 @@
           </w:tcPr>
           <w:p>
             <w:pPr>
-              <w:pStyle w:val="TableText"/>
+              <w:pStyle w:val="27"/>
             </w:pPr>
           </w:p>
         </w:tc>
@@ -1130,7 +1165,7 @@
           </w:tcPr>
           <w:p>
             <w:pPr>
-              <w:pStyle w:val="TableText"/>
+              <w:pStyle w:val="27"/>
             </w:pPr>
           </w:p>
         </w:tc>
@@ -1140,7 +1175,7 @@
           </w:tcPr>
           <w:p>
             <w:pPr>
-              <w:pStyle w:val="TableText"/>
+              <w:pStyle w:val="27"/>
             </w:pPr>
           </w:p>
         </w:tc>
@@ -1150,7 +1185,7 @@
           </w:tcPr>
           <w:p>
             <w:pPr>
-              <w:pStyle w:val="TableText"/>
+              <w:pStyle w:val="27"/>
             </w:pPr>
           </w:p>
         </w:tc>
@@ -1160,16 +1195,21 @@
           </w:tcPr>
           <w:p>
             <w:pPr>
-              <w:pStyle w:val="TableText"/>
+              <w:pStyle w:val="27"/>
             </w:pPr>
           </w:p>
         </w:tc>
       </w:tr>
       <w:tr>
         <w:tblPrEx>
-          <w:tblW w:w="8301" w:type="dxa"/>
-          <w:tblInd w:w="2" w:type="dxa"/>
-          <w:tblLayout w:type="fixed"/>
+          <w:tblBorders>
+            <w:top w:val="single" w:color="000000" w:sz="2" w:space="0"/>
+            <w:left w:val="single" w:color="000000" w:sz="2" w:space="0"/>
+            <w:bottom w:val="single" w:color="000000" w:sz="2" w:space="0"/>
+            <w:right w:val="single" w:color="000000" w:sz="2" w:space="0"/>
+            <w:insideH w:val="single" w:color="000000" w:sz="2" w:space="0"/>
+            <w:insideV w:val="single" w:color="000000" w:sz="2" w:space="0"/>
+          </w:tblBorders>
           <w:tblCellMar>
             <w:top w:w="0" w:type="dxa"/>
             <w:left w:w="0" w:type="dxa"/>
@@ -1178,7 +1218,7 @@
           </w:tblCellMar>
         </w:tblPrEx>
         <w:trPr>
-          <w:trHeight w:val="556"/>
+          <w:trHeight w:val="556" w:hRule="atLeast"/>
         </w:trPr>
         <w:tc>
           <w:tcPr>
@@ -1186,7 +1226,7 @@
           </w:tcPr>
           <w:p>
             <w:pPr>
-              <w:pStyle w:val="TableText"/>
+              <w:pStyle w:val="27"/>
             </w:pPr>
           </w:p>
         </w:tc>
@@ -1196,7 +1236,7 @@
           </w:tcPr>
           <w:p>
             <w:pPr>
-              <w:pStyle w:val="TableText"/>
+              <w:pStyle w:val="27"/>
             </w:pPr>
           </w:p>
         </w:tc>
@@ -1206,7 +1246,7 @@
           </w:tcPr>
           <w:p>
             <w:pPr>
-              <w:pStyle w:val="TableText"/>
+              <w:pStyle w:val="27"/>
             </w:pPr>
           </w:p>
         </w:tc>
@@ -1216,7 +1256,7 @@
           </w:tcPr>
           <w:p>
             <w:pPr>
-              <w:pStyle w:val="TableText"/>
+              <w:pStyle w:val="27"/>
             </w:pPr>
           </w:p>
         </w:tc>
@@ -1226,7 +1266,7 @@
           </w:tcPr>
           <w:p>
             <w:pPr>
-              <w:pStyle w:val="TableText"/>
+              <w:pStyle w:val="27"/>
             </w:pPr>
           </w:p>
         </w:tc>
@@ -1236,16 +1276,21 @@
           </w:tcPr>
           <w:p>
             <w:pPr>
-              <w:pStyle w:val="TableText"/>
+              <w:pStyle w:val="27"/>
             </w:pPr>
           </w:p>
         </w:tc>
       </w:tr>
       <w:tr>
         <w:tblPrEx>
-          <w:tblW w:w="8301" w:type="dxa"/>
-          <w:tblInd w:w="2" w:type="dxa"/>
-          <w:tblLayout w:type="fixed"/>
+          <w:tblBorders>
+            <w:top w:val="single" w:color="000000" w:sz="2" w:space="0"/>
+            <w:left w:val="single" w:color="000000" w:sz="2" w:space="0"/>
+            <w:bottom w:val="single" w:color="000000" w:sz="2" w:space="0"/>
+            <w:right w:val="single" w:color="000000" w:sz="2" w:space="0"/>
+            <w:insideH w:val="single" w:color="000000" w:sz="2" w:space="0"/>
+            <w:insideV w:val="single" w:color="000000" w:sz="2" w:space="0"/>
+          </w:tblBorders>
           <w:tblCellMar>
             <w:top w:w="0" w:type="dxa"/>
             <w:left w:w="0" w:type="dxa"/>
@@ -1254,7 +1299,7 @@
           </w:tblCellMar>
         </w:tblPrEx>
         <w:trPr>
-          <w:trHeight w:val="561"/>
+          <w:trHeight w:val="561" w:hRule="atLeast"/>
         </w:trPr>
         <w:tc>
           <w:tcPr>
@@ -1262,7 +1307,7 @@
           </w:tcPr>
           <w:p>
             <w:pPr>
-              <w:pStyle w:val="TableText"/>
+              <w:pStyle w:val="27"/>
             </w:pPr>
           </w:p>
         </w:tc>
@@ -1272,7 +1317,7 @@
           </w:tcPr>
           <w:p>
             <w:pPr>
-              <w:pStyle w:val="TableText"/>
+              <w:pStyle w:val="27"/>
             </w:pPr>
           </w:p>
         </w:tc>
@@ -1282,7 +1327,7 @@
           </w:tcPr>
           <w:p>
             <w:pPr>
-              <w:pStyle w:val="TableText"/>
+              <w:pStyle w:val="27"/>
             </w:pPr>
           </w:p>
         </w:tc>
@@ -1292,7 +1337,7 @@
           </w:tcPr>
           <w:p>
             <w:pPr>
-              <w:pStyle w:val="TableText"/>
+              <w:pStyle w:val="27"/>
             </w:pPr>
           </w:p>
         </w:tc>
@@ -1302,7 +1347,7 @@
           </w:tcPr>
           <w:p>
             <w:pPr>
-              <w:pStyle w:val="TableText"/>
+              <w:pStyle w:val="27"/>
             </w:pPr>
           </w:p>
         </w:tc>
@@ -1312,7 +1357,7 @@
           </w:tcPr>
           <w:p>
             <w:pPr>
-              <w:pStyle w:val="TableText"/>
+              <w:pStyle w:val="27"/>
             </w:pPr>
           </w:p>
         </w:tc>
@@ -1326,7 +1371,7 @@
     <w:sdt>
       <w:sdtPr>
         <w:rPr>
-          <w:rFonts w:ascii="宋体" w:eastAsia="宋体" w:hAnsi="宋体" w:cs="Arial"/>
+          <w:rFonts w:ascii="宋体" w:hAnsi="宋体" w:eastAsia="宋体" w:cs="Arial"/>
           <w:snapToGrid w:val="0"/>
           <w:color w:val="000000"/>
           <w:kern w:val="0"/>
@@ -1342,7 +1387,7 @@
       </w:sdtPr>
       <w:sdtEndPr>
         <w:rPr>
-          <w:rFonts w:ascii="宋体" w:eastAsia="宋体" w:hAnsi="宋体" w:cs="宋体" w:hint="eastAsia"/>
+          <w:rFonts w:hint="eastAsia" w:ascii="宋体" w:hAnsi="宋体" w:eastAsia="宋体" w:cs="宋体"/>
           <w:snapToGrid w:val="0"/>
           <w:color w:val="000000"/>
           <w:kern w:val="0"/>
@@ -1355,17 +1400,17 @@
         <w:p>
           <w:pPr>
             <w:spacing w:before="0" w:beforeLines="0" w:after="0" w:afterLines="0" w:line="240" w:lineRule="auto"/>
-            <w:ind w:left="0" w:right="0" w:firstLine="0" w:leftChars="0" w:rightChars="0" w:firstLineChars="0"/>
+            <w:ind w:left="0" w:leftChars="0" w:right="0" w:rightChars="0" w:firstLine="0" w:firstLineChars="0"/>
             <w:jc w:val="center"/>
             <w:rPr>
-              <w:rFonts w:ascii="宋体" w:eastAsia="宋体" w:hAnsi="宋体" w:cs="宋体" w:hint="eastAsia"/>
+              <w:rFonts w:hint="eastAsia" w:ascii="宋体" w:hAnsi="宋体" w:eastAsia="宋体" w:cs="宋体"/>
               <w:sz w:val="24"/>
               <w:szCs w:val="24"/>
             </w:rPr>
           </w:pPr>
           <w:r>
             <w:rPr>
-              <w:rFonts w:ascii="宋体" w:eastAsia="宋体" w:hAnsi="宋体" w:cs="宋体" w:hint="eastAsia"/>
+              <w:rFonts w:hint="eastAsia" w:ascii="宋体" w:hAnsi="宋体" w:eastAsia="宋体" w:cs="宋体"/>
               <w:sz w:val="24"/>
               <w:szCs w:val="24"/>
             </w:rPr>
@@ -1374,14 +1419,14 @@
         </w:p>
         <w:p>
           <w:pPr>
-            <w:pStyle w:val="TOC1"/>
+            <w:pStyle w:val="16"/>
             <w:tabs>
               <w:tab w:val="right" w:leader="dot" w:pos="8306"/>
             </w:tabs>
           </w:pPr>
           <w:r>
             <w:rPr>
-              <w:rFonts w:ascii="宋体" w:eastAsia="宋体" w:hAnsi="宋体" w:cs="宋体" w:hint="eastAsia"/>
+              <w:rFonts w:hint="eastAsia" w:ascii="宋体" w:hAnsi="宋体" w:eastAsia="宋体" w:cs="宋体"/>
               <w:sz w:val="24"/>
               <w:szCs w:val="24"/>
             </w:rPr>
@@ -1389,7 +1434,7 @@
           </w:r>
           <w:r>
             <w:rPr>
-              <w:rFonts w:ascii="宋体" w:eastAsia="宋体" w:hAnsi="宋体" w:cs="宋体" w:hint="eastAsia"/>
+              <w:rFonts w:hint="eastAsia" w:ascii="宋体" w:hAnsi="宋体" w:eastAsia="宋体" w:cs="宋体"/>
               <w:sz w:val="24"/>
               <w:szCs w:val="24"/>
             </w:rPr>
@@ -1397,7 +1442,7 @@
           </w:r>
           <w:r>
             <w:rPr>
-              <w:rFonts w:ascii="宋体" w:eastAsia="宋体" w:hAnsi="宋体" w:cs="宋体" w:hint="eastAsia"/>
+              <w:rFonts w:hint="eastAsia" w:ascii="宋体" w:hAnsi="宋体" w:eastAsia="宋体" w:cs="宋体"/>
               <w:sz w:val="24"/>
               <w:szCs w:val="24"/>
             </w:rPr>
@@ -1405,21 +1450,21 @@
           </w:r>
           <w:r>
             <w:rPr>
-              <w:rFonts w:ascii="宋体" w:eastAsia="宋体" w:hAnsi="宋体" w:cs="宋体" w:hint="eastAsia"/>
+              <w:rFonts w:hint="eastAsia" w:ascii="宋体" w:hAnsi="宋体" w:eastAsia="宋体" w:cs="宋体"/>
               <w:szCs w:val="24"/>
             </w:rPr>
             <w:fldChar w:fldCharType="begin"/>
           </w:r>
           <w:r>
             <w:rPr>
-              <w:rFonts w:ascii="宋体" w:eastAsia="宋体" w:hAnsi="宋体" w:cs="宋体" w:hint="eastAsia"/>
+              <w:rFonts w:hint="eastAsia" w:ascii="宋体" w:hAnsi="宋体" w:eastAsia="宋体" w:cs="宋体"/>
               <w:szCs w:val="24"/>
             </w:rPr>
             <w:instrText xml:space="preserve"> HYPERLINK \l _Toc2412 </w:instrText>
           </w:r>
           <w:r>
             <w:rPr>
-              <w:rFonts w:ascii="宋体" w:eastAsia="宋体" w:hAnsi="宋体" w:cs="宋体" w:hint="eastAsia"/>
+              <w:rFonts w:hint="eastAsia" w:ascii="宋体" w:hAnsi="宋体" w:eastAsia="宋体" w:cs="宋体"/>
               <w:szCs w:val="24"/>
             </w:rPr>
             <w:fldChar w:fldCharType="separate"/>
@@ -1451,7 +1496,7 @@
           </w:r>
           <w:r>
             <w:rPr>
-              <w:rFonts w:ascii="宋体" w:eastAsia="宋体" w:hAnsi="宋体" w:cs="宋体" w:hint="eastAsia"/>
+              <w:rFonts w:hint="eastAsia" w:ascii="宋体" w:hAnsi="宋体" w:eastAsia="宋体" w:cs="宋体"/>
               <w:szCs w:val="24"/>
             </w:rPr>
             <w:fldChar w:fldCharType="end"/>
@@ -1459,28 +1504,28 @@
         </w:p>
         <w:p>
           <w:pPr>
-            <w:pStyle w:val="TOC1"/>
+            <w:pStyle w:val="16"/>
             <w:tabs>
               <w:tab w:val="right" w:leader="dot" w:pos="8306"/>
             </w:tabs>
           </w:pPr>
           <w:r>
             <w:rPr>
-              <w:rFonts w:ascii="宋体" w:eastAsia="宋体" w:hAnsi="宋体" w:cs="宋体" w:hint="eastAsia"/>
+              <w:rFonts w:hint="eastAsia" w:ascii="宋体" w:hAnsi="宋体" w:eastAsia="宋体" w:cs="宋体"/>
               <w:szCs w:val="24"/>
             </w:rPr>
             <w:fldChar w:fldCharType="begin"/>
           </w:r>
           <w:r>
             <w:rPr>
-              <w:rFonts w:ascii="宋体" w:eastAsia="宋体" w:hAnsi="宋体" w:cs="宋体" w:hint="eastAsia"/>
+              <w:rFonts w:hint="eastAsia" w:ascii="宋体" w:hAnsi="宋体" w:eastAsia="宋体" w:cs="宋体"/>
               <w:szCs w:val="24"/>
             </w:rPr>
             <w:instrText xml:space="preserve"> HYPERLINK \l _Toc22300 </w:instrText>
           </w:r>
           <w:r>
             <w:rPr>
-              <w:rFonts w:ascii="宋体" w:eastAsia="宋体" w:hAnsi="宋体" w:cs="宋体" w:hint="eastAsia"/>
+              <w:rFonts w:hint="eastAsia" w:ascii="宋体" w:hAnsi="宋体" w:eastAsia="宋体" w:cs="宋体"/>
               <w:szCs w:val="24"/>
             </w:rPr>
             <w:fldChar w:fldCharType="separate"/>
@@ -1512,7 +1557,7 @@
           </w:r>
           <w:r>
             <w:rPr>
-              <w:rFonts w:ascii="宋体" w:eastAsia="宋体" w:hAnsi="宋体" w:cs="宋体" w:hint="eastAsia"/>
+              <w:rFonts w:hint="eastAsia" w:ascii="宋体" w:hAnsi="宋体" w:eastAsia="宋体" w:cs="宋体"/>
               <w:szCs w:val="24"/>
             </w:rPr>
             <w:fldChar w:fldCharType="end"/>
@@ -1520,28 +1565,28 @@
         </w:p>
         <w:p>
           <w:pPr>
-            <w:pStyle w:val="TOC1"/>
+            <w:pStyle w:val="16"/>
             <w:tabs>
               <w:tab w:val="right" w:leader="dot" w:pos="8306"/>
             </w:tabs>
           </w:pPr>
           <w:r>
             <w:rPr>
-              <w:rFonts w:ascii="宋体" w:eastAsia="宋体" w:hAnsi="宋体" w:cs="宋体" w:hint="eastAsia"/>
+              <w:rFonts w:hint="eastAsia" w:ascii="宋体" w:hAnsi="宋体" w:eastAsia="宋体" w:cs="宋体"/>
               <w:szCs w:val="24"/>
             </w:rPr>
             <w:fldChar w:fldCharType="begin"/>
           </w:r>
           <w:r>
             <w:rPr>
-              <w:rFonts w:ascii="宋体" w:eastAsia="宋体" w:hAnsi="宋体" w:cs="宋体" w:hint="eastAsia"/>
+              <w:rFonts w:hint="eastAsia" w:ascii="宋体" w:hAnsi="宋体" w:eastAsia="宋体" w:cs="宋体"/>
               <w:szCs w:val="24"/>
             </w:rPr>
             <w:instrText xml:space="preserve"> HYPERLINK \l _Toc15534 </w:instrText>
           </w:r>
           <w:r>
             <w:rPr>
-              <w:rFonts w:ascii="宋体" w:eastAsia="宋体" w:hAnsi="宋体" w:cs="宋体" w:hint="eastAsia"/>
+              <w:rFonts w:hint="eastAsia" w:ascii="宋体" w:hAnsi="宋体" w:eastAsia="宋体" w:cs="宋体"/>
               <w:szCs w:val="24"/>
             </w:rPr>
             <w:fldChar w:fldCharType="separate"/>
@@ -1575,7 +1620,7 @@
           </w:r>
           <w:r>
             <w:rPr>
-              <w:rFonts w:ascii="宋体" w:eastAsia="宋体" w:hAnsi="宋体" w:cs="宋体" w:hint="eastAsia"/>
+              <w:rFonts w:hint="eastAsia" w:ascii="宋体" w:hAnsi="宋体" w:eastAsia="宋体" w:cs="宋体"/>
               <w:szCs w:val="24"/>
             </w:rPr>
             <w:fldChar w:fldCharType="end"/>
@@ -1583,28 +1628,28 @@
         </w:p>
         <w:p>
           <w:pPr>
-            <w:pStyle w:val="TOC1"/>
+            <w:pStyle w:val="16"/>
             <w:tabs>
               <w:tab w:val="right" w:leader="dot" w:pos="8306"/>
             </w:tabs>
           </w:pPr>
           <w:r>
             <w:rPr>
-              <w:rFonts w:ascii="宋体" w:eastAsia="宋体" w:hAnsi="宋体" w:cs="宋体" w:hint="eastAsia"/>
+              <w:rFonts w:hint="eastAsia" w:ascii="宋体" w:hAnsi="宋体" w:eastAsia="宋体" w:cs="宋体"/>
               <w:szCs w:val="24"/>
             </w:rPr>
             <w:fldChar w:fldCharType="begin"/>
           </w:r>
           <w:r>
             <w:rPr>
-              <w:rFonts w:ascii="宋体" w:eastAsia="宋体" w:hAnsi="宋体" w:cs="宋体" w:hint="eastAsia"/>
+              <w:rFonts w:hint="eastAsia" w:ascii="宋体" w:hAnsi="宋体" w:eastAsia="宋体" w:cs="宋体"/>
               <w:szCs w:val="24"/>
             </w:rPr>
             <w:instrText xml:space="preserve"> HYPERLINK \l _Toc5572 </w:instrText>
           </w:r>
           <w:r>
             <w:rPr>
-              <w:rFonts w:ascii="宋体" w:eastAsia="宋体" w:hAnsi="宋体" w:cs="宋体" w:hint="eastAsia"/>
+              <w:rFonts w:hint="eastAsia" w:ascii="宋体" w:hAnsi="宋体" w:eastAsia="宋体" w:cs="宋体"/>
               <w:szCs w:val="24"/>
             </w:rPr>
             <w:fldChar w:fldCharType="separate"/>
@@ -1643,7 +1688,7 @@
           </w:r>
           <w:r>
             <w:rPr>
-              <w:rFonts w:ascii="宋体" w:eastAsia="宋体" w:hAnsi="宋体" w:cs="宋体" w:hint="eastAsia"/>
+              <w:rFonts w:hint="eastAsia" w:ascii="宋体" w:hAnsi="宋体" w:eastAsia="宋体" w:cs="宋体"/>
               <w:szCs w:val="24"/>
             </w:rPr>
             <w:fldChar w:fldCharType="end"/>
@@ -1651,28 +1696,28 @@
         </w:p>
         <w:p>
           <w:pPr>
-            <w:pStyle w:val="TOC1"/>
+            <w:pStyle w:val="16"/>
             <w:tabs>
               <w:tab w:val="right" w:leader="dot" w:pos="8306"/>
             </w:tabs>
           </w:pPr>
           <w:r>
             <w:rPr>
-              <w:rFonts w:ascii="宋体" w:eastAsia="宋体" w:hAnsi="宋体" w:cs="宋体" w:hint="eastAsia"/>
+              <w:rFonts w:hint="eastAsia" w:ascii="宋体" w:hAnsi="宋体" w:eastAsia="宋体" w:cs="宋体"/>
               <w:szCs w:val="24"/>
             </w:rPr>
             <w:fldChar w:fldCharType="begin"/>
           </w:r>
           <w:r>
             <w:rPr>
-              <w:rFonts w:ascii="宋体" w:eastAsia="宋体" w:hAnsi="宋体" w:cs="宋体" w:hint="eastAsia"/>
+              <w:rFonts w:hint="eastAsia" w:ascii="宋体" w:hAnsi="宋体" w:eastAsia="宋体" w:cs="宋体"/>
               <w:szCs w:val="24"/>
             </w:rPr>
             <w:instrText xml:space="preserve"> HYPERLINK \l _Toc19473 </w:instrText>
           </w:r>
           <w:r>
             <w:rPr>
-              <w:rFonts w:ascii="宋体" w:eastAsia="宋体" w:hAnsi="宋体" w:cs="宋体" w:hint="eastAsia"/>
+              <w:rFonts w:hint="eastAsia" w:ascii="宋体" w:hAnsi="宋体" w:eastAsia="宋体" w:cs="宋体"/>
               <w:szCs w:val="24"/>
             </w:rPr>
             <w:fldChar w:fldCharType="separate"/>
@@ -1713,7 +1758,7 @@
           </w:r>
           <w:r>
             <w:rPr>
-              <w:rFonts w:ascii="宋体" w:eastAsia="宋体" w:hAnsi="宋体" w:cs="宋体" w:hint="eastAsia"/>
+              <w:rFonts w:hint="eastAsia" w:ascii="宋体" w:hAnsi="宋体" w:eastAsia="宋体" w:cs="宋体"/>
               <w:szCs w:val="24"/>
             </w:rPr>
             <w:fldChar w:fldCharType="end"/>
@@ -1721,28 +1766,28 @@
         </w:p>
         <w:p>
           <w:pPr>
-            <w:pStyle w:val="TOC1"/>
+            <w:pStyle w:val="16"/>
             <w:tabs>
               <w:tab w:val="right" w:leader="dot" w:pos="8306"/>
             </w:tabs>
           </w:pPr>
           <w:r>
             <w:rPr>
-              <w:rFonts w:ascii="宋体" w:eastAsia="宋体" w:hAnsi="宋体" w:cs="宋体" w:hint="eastAsia"/>
+              <w:rFonts w:hint="eastAsia" w:ascii="宋体" w:hAnsi="宋体" w:eastAsia="宋体" w:cs="宋体"/>
               <w:szCs w:val="24"/>
             </w:rPr>
             <w:fldChar w:fldCharType="begin"/>
           </w:r>
           <w:r>
             <w:rPr>
-              <w:rFonts w:ascii="宋体" w:eastAsia="宋体" w:hAnsi="宋体" w:cs="宋体" w:hint="eastAsia"/>
+              <w:rFonts w:hint="eastAsia" w:ascii="宋体" w:hAnsi="宋体" w:eastAsia="宋体" w:cs="宋体"/>
               <w:szCs w:val="24"/>
             </w:rPr>
             <w:instrText xml:space="preserve"> HYPERLINK \l _Toc1966 </w:instrText>
           </w:r>
           <w:r>
             <w:rPr>
-              <w:rFonts w:ascii="宋体" w:eastAsia="宋体" w:hAnsi="宋体" w:cs="宋体" w:hint="eastAsia"/>
+              <w:rFonts w:hint="eastAsia" w:ascii="宋体" w:hAnsi="宋体" w:eastAsia="宋体" w:cs="宋体"/>
               <w:szCs w:val="24"/>
             </w:rPr>
             <w:fldChar w:fldCharType="separate"/>
@@ -1781,7 +1826,7 @@
           </w:r>
           <w:r>
             <w:rPr>
-              <w:rFonts w:ascii="宋体" w:eastAsia="宋体" w:hAnsi="宋体" w:cs="宋体" w:hint="eastAsia"/>
+              <w:rFonts w:hint="eastAsia" w:ascii="宋体" w:hAnsi="宋体" w:eastAsia="宋体" w:cs="宋体"/>
               <w:szCs w:val="24"/>
             </w:rPr>
             <w:fldChar w:fldCharType="end"/>
@@ -1789,28 +1834,28 @@
         </w:p>
         <w:p>
           <w:pPr>
-            <w:pStyle w:val="TOC2"/>
+            <w:pStyle w:val="17"/>
             <w:tabs>
               <w:tab w:val="right" w:leader="dot" w:pos="8306"/>
             </w:tabs>
           </w:pPr>
           <w:r>
             <w:rPr>
-              <w:rFonts w:ascii="宋体" w:eastAsia="宋体" w:hAnsi="宋体" w:cs="宋体" w:hint="eastAsia"/>
+              <w:rFonts w:hint="eastAsia" w:ascii="宋体" w:hAnsi="宋体" w:eastAsia="宋体" w:cs="宋体"/>
               <w:szCs w:val="24"/>
             </w:rPr>
             <w:fldChar w:fldCharType="begin"/>
           </w:r>
           <w:r>
             <w:rPr>
-              <w:rFonts w:ascii="宋体" w:eastAsia="宋体" w:hAnsi="宋体" w:cs="宋体" w:hint="eastAsia"/>
+              <w:rFonts w:hint="eastAsia" w:ascii="宋体" w:hAnsi="宋体" w:eastAsia="宋体" w:cs="宋体"/>
               <w:szCs w:val="24"/>
             </w:rPr>
             <w:instrText xml:space="preserve"> HYPERLINK \l _Toc4030 </w:instrText>
           </w:r>
           <w:r>
             <w:rPr>
-              <w:rFonts w:ascii="宋体" w:eastAsia="宋体" w:hAnsi="宋体" w:cs="宋体" w:hint="eastAsia"/>
+              <w:rFonts w:hint="eastAsia" w:ascii="宋体" w:hAnsi="宋体" w:eastAsia="宋体" w:cs="宋体"/>
               <w:szCs w:val="24"/>
             </w:rPr>
             <w:fldChar w:fldCharType="separate"/>
@@ -1849,7 +1894,7 @@
           </w:r>
           <w:r>
             <w:rPr>
-              <w:rFonts w:ascii="宋体" w:eastAsia="宋体" w:hAnsi="宋体" w:cs="宋体" w:hint="eastAsia"/>
+              <w:rFonts w:hint="eastAsia" w:ascii="宋体" w:hAnsi="宋体" w:eastAsia="宋体" w:cs="宋体"/>
               <w:szCs w:val="24"/>
             </w:rPr>
             <w:fldChar w:fldCharType="end"/>
@@ -1857,28 +1902,28 @@
         </w:p>
         <w:p>
           <w:pPr>
-            <w:pStyle w:val="TOC1"/>
+            <w:pStyle w:val="16"/>
             <w:tabs>
               <w:tab w:val="right" w:leader="dot" w:pos="8306"/>
             </w:tabs>
           </w:pPr>
           <w:r>
             <w:rPr>
-              <w:rFonts w:ascii="宋体" w:eastAsia="宋体" w:hAnsi="宋体" w:cs="宋体" w:hint="eastAsia"/>
+              <w:rFonts w:hint="eastAsia" w:ascii="宋体" w:hAnsi="宋体" w:eastAsia="宋体" w:cs="宋体"/>
               <w:szCs w:val="24"/>
             </w:rPr>
             <w:fldChar w:fldCharType="begin"/>
           </w:r>
           <w:r>
             <w:rPr>
-              <w:rFonts w:ascii="宋体" w:eastAsia="宋体" w:hAnsi="宋体" w:cs="宋体" w:hint="eastAsia"/>
+              <w:rFonts w:hint="eastAsia" w:ascii="宋体" w:hAnsi="宋体" w:eastAsia="宋体" w:cs="宋体"/>
               <w:szCs w:val="24"/>
             </w:rPr>
             <w:instrText xml:space="preserve"> HYPERLINK \l _Toc902 </w:instrText>
           </w:r>
           <w:r>
             <w:rPr>
-              <w:rFonts w:ascii="宋体" w:eastAsia="宋体" w:hAnsi="宋体" w:cs="宋体" w:hint="eastAsia"/>
+              <w:rFonts w:hint="eastAsia" w:ascii="宋体" w:hAnsi="宋体" w:eastAsia="宋体" w:cs="宋体"/>
               <w:szCs w:val="24"/>
             </w:rPr>
             <w:fldChar w:fldCharType="separate"/>
@@ -1917,7 +1962,7 @@
           </w:r>
           <w:r>
             <w:rPr>
-              <w:rFonts w:ascii="宋体" w:eastAsia="宋体" w:hAnsi="宋体" w:cs="宋体" w:hint="eastAsia"/>
+              <w:rFonts w:hint="eastAsia" w:ascii="宋体" w:hAnsi="宋体" w:eastAsia="宋体" w:cs="宋体"/>
               <w:szCs w:val="24"/>
             </w:rPr>
             <w:fldChar w:fldCharType="end"/>
@@ -1925,28 +1970,28 @@
         </w:p>
         <w:p>
           <w:pPr>
-            <w:pStyle w:val="TOC2"/>
+            <w:pStyle w:val="17"/>
             <w:tabs>
               <w:tab w:val="right" w:leader="dot" w:pos="8306"/>
             </w:tabs>
           </w:pPr>
           <w:r>
             <w:rPr>
-              <w:rFonts w:ascii="宋体" w:eastAsia="宋体" w:hAnsi="宋体" w:cs="宋体" w:hint="eastAsia"/>
+              <w:rFonts w:hint="eastAsia" w:ascii="宋体" w:hAnsi="宋体" w:eastAsia="宋体" w:cs="宋体"/>
               <w:szCs w:val="24"/>
             </w:rPr>
             <w:fldChar w:fldCharType="begin"/>
           </w:r>
           <w:r>
             <w:rPr>
-              <w:rFonts w:ascii="宋体" w:eastAsia="宋体" w:hAnsi="宋体" w:cs="宋体" w:hint="eastAsia"/>
+              <w:rFonts w:hint="eastAsia" w:ascii="宋体" w:hAnsi="宋体" w:eastAsia="宋体" w:cs="宋体"/>
               <w:szCs w:val="24"/>
             </w:rPr>
             <w:instrText xml:space="preserve"> HYPERLINK \l _Toc3635 </w:instrText>
           </w:r>
           <w:r>
             <w:rPr>
-              <w:rFonts w:ascii="宋体" w:eastAsia="宋体" w:hAnsi="宋体" w:cs="宋体" w:hint="eastAsia"/>
+              <w:rFonts w:hint="eastAsia" w:ascii="宋体" w:hAnsi="宋体" w:eastAsia="宋体" w:cs="宋体"/>
               <w:szCs w:val="24"/>
             </w:rPr>
             <w:fldChar w:fldCharType="separate"/>
@@ -1978,7 +2023,7 @@
           </w:r>
           <w:r>
             <w:rPr>
-              <w:rFonts w:ascii="宋体" w:eastAsia="宋体" w:hAnsi="宋体" w:cs="宋体" w:hint="eastAsia"/>
+              <w:rFonts w:hint="eastAsia" w:ascii="宋体" w:hAnsi="宋体" w:eastAsia="宋体" w:cs="宋体"/>
               <w:szCs w:val="24"/>
             </w:rPr>
             <w:fldChar w:fldCharType="end"/>
@@ -1986,28 +2031,28 @@
         </w:p>
         <w:p>
           <w:pPr>
-            <w:pStyle w:val="TOC2"/>
+            <w:pStyle w:val="17"/>
             <w:tabs>
               <w:tab w:val="right" w:leader="dot" w:pos="8306"/>
             </w:tabs>
           </w:pPr>
           <w:r>
             <w:rPr>
-              <w:rFonts w:ascii="宋体" w:eastAsia="宋体" w:hAnsi="宋体" w:cs="宋体" w:hint="eastAsia"/>
+              <w:rFonts w:hint="eastAsia" w:ascii="宋体" w:hAnsi="宋体" w:eastAsia="宋体" w:cs="宋体"/>
               <w:szCs w:val="24"/>
             </w:rPr>
             <w:fldChar w:fldCharType="begin"/>
           </w:r>
           <w:r>
             <w:rPr>
-              <w:rFonts w:ascii="宋体" w:eastAsia="宋体" w:hAnsi="宋体" w:cs="宋体" w:hint="eastAsia"/>
+              <w:rFonts w:hint="eastAsia" w:ascii="宋体" w:hAnsi="宋体" w:eastAsia="宋体" w:cs="宋体"/>
               <w:szCs w:val="24"/>
             </w:rPr>
             <w:instrText xml:space="preserve"> HYPERLINK \l _Toc24147 </w:instrText>
           </w:r>
           <w:r>
             <w:rPr>
-              <w:rFonts w:ascii="宋体" w:eastAsia="宋体" w:hAnsi="宋体" w:cs="宋体" w:hint="eastAsia"/>
+              <w:rFonts w:hint="eastAsia" w:ascii="宋体" w:hAnsi="宋体" w:eastAsia="宋体" w:cs="宋体"/>
               <w:szCs w:val="24"/>
             </w:rPr>
             <w:fldChar w:fldCharType="separate"/>
@@ -2039,7 +2084,7 @@
           </w:r>
           <w:r>
             <w:rPr>
-              <w:rFonts w:ascii="宋体" w:eastAsia="宋体" w:hAnsi="宋体" w:cs="宋体" w:hint="eastAsia"/>
+              <w:rFonts w:hint="eastAsia" w:ascii="宋体" w:hAnsi="宋体" w:eastAsia="宋体" w:cs="宋体"/>
               <w:szCs w:val="24"/>
             </w:rPr>
             <w:fldChar w:fldCharType="end"/>
@@ -2047,28 +2092,28 @@
         </w:p>
         <w:p>
           <w:pPr>
-            <w:pStyle w:val="TOC2"/>
+            <w:pStyle w:val="17"/>
             <w:tabs>
               <w:tab w:val="right" w:leader="dot" w:pos="8306"/>
             </w:tabs>
           </w:pPr>
           <w:r>
             <w:rPr>
-              <w:rFonts w:ascii="宋体" w:eastAsia="宋体" w:hAnsi="宋体" w:cs="宋体" w:hint="eastAsia"/>
+              <w:rFonts w:hint="eastAsia" w:ascii="宋体" w:hAnsi="宋体" w:eastAsia="宋体" w:cs="宋体"/>
               <w:szCs w:val="24"/>
             </w:rPr>
             <w:fldChar w:fldCharType="begin"/>
           </w:r>
           <w:r>
             <w:rPr>
-              <w:rFonts w:ascii="宋体" w:eastAsia="宋体" w:hAnsi="宋体" w:cs="宋体" w:hint="eastAsia"/>
+              <w:rFonts w:hint="eastAsia" w:ascii="宋体" w:hAnsi="宋体" w:eastAsia="宋体" w:cs="宋体"/>
               <w:szCs w:val="24"/>
             </w:rPr>
             <w:instrText xml:space="preserve"> HYPERLINK \l _Toc30445 </w:instrText>
           </w:r>
           <w:r>
             <w:rPr>
-              <w:rFonts w:ascii="宋体" w:eastAsia="宋体" w:hAnsi="宋体" w:cs="宋体" w:hint="eastAsia"/>
+              <w:rFonts w:hint="eastAsia" w:ascii="宋体" w:hAnsi="宋体" w:eastAsia="宋体" w:cs="宋体"/>
               <w:szCs w:val="24"/>
             </w:rPr>
             <w:fldChar w:fldCharType="separate"/>
@@ -2100,7 +2145,7 @@
           </w:r>
           <w:r>
             <w:rPr>
-              <w:rFonts w:ascii="宋体" w:eastAsia="宋体" w:hAnsi="宋体" w:cs="宋体" w:hint="eastAsia"/>
+              <w:rFonts w:hint="eastAsia" w:ascii="宋体" w:hAnsi="宋体" w:eastAsia="宋体" w:cs="宋体"/>
               <w:szCs w:val="24"/>
             </w:rPr>
             <w:fldChar w:fldCharType="end"/>
@@ -2108,28 +2153,28 @@
         </w:p>
         <w:p>
           <w:pPr>
-            <w:pStyle w:val="TOC2"/>
+            <w:pStyle w:val="17"/>
             <w:tabs>
               <w:tab w:val="right" w:leader="dot" w:pos="8306"/>
             </w:tabs>
           </w:pPr>
           <w:r>
             <w:rPr>
-              <w:rFonts w:ascii="宋体" w:eastAsia="宋体" w:hAnsi="宋体" w:cs="宋体" w:hint="eastAsia"/>
+              <w:rFonts w:hint="eastAsia" w:ascii="宋体" w:hAnsi="宋体" w:eastAsia="宋体" w:cs="宋体"/>
               <w:szCs w:val="24"/>
             </w:rPr>
             <w:fldChar w:fldCharType="begin"/>
           </w:r>
           <w:r>
             <w:rPr>
-              <w:rFonts w:ascii="宋体" w:eastAsia="宋体" w:hAnsi="宋体" w:cs="宋体" w:hint="eastAsia"/>
+              <w:rFonts w:hint="eastAsia" w:ascii="宋体" w:hAnsi="宋体" w:eastAsia="宋体" w:cs="宋体"/>
               <w:szCs w:val="24"/>
             </w:rPr>
             <w:instrText xml:space="preserve"> HYPERLINK \l _Toc17891 </w:instrText>
           </w:r>
           <w:r>
             <w:rPr>
-              <w:rFonts w:ascii="宋体" w:eastAsia="宋体" w:hAnsi="宋体" w:cs="宋体" w:hint="eastAsia"/>
+              <w:rFonts w:hint="eastAsia" w:ascii="宋体" w:hAnsi="宋体" w:eastAsia="宋体" w:cs="宋体"/>
               <w:szCs w:val="24"/>
             </w:rPr>
             <w:fldChar w:fldCharType="separate"/>
@@ -2161,7 +2206,7 @@
           </w:r>
           <w:r>
             <w:rPr>
-              <w:rFonts w:ascii="宋体" w:eastAsia="宋体" w:hAnsi="宋体" w:cs="宋体" w:hint="eastAsia"/>
+              <w:rFonts w:hint="eastAsia" w:ascii="宋体" w:hAnsi="宋体" w:eastAsia="宋体" w:cs="宋体"/>
               <w:szCs w:val="24"/>
             </w:rPr>
             <w:fldChar w:fldCharType="end"/>
@@ -2169,28 +2214,28 @@
         </w:p>
         <w:p>
           <w:pPr>
-            <w:pStyle w:val="TOC2"/>
+            <w:pStyle w:val="17"/>
             <w:tabs>
               <w:tab w:val="right" w:leader="dot" w:pos="8306"/>
             </w:tabs>
           </w:pPr>
           <w:r>
             <w:rPr>
-              <w:rFonts w:ascii="宋体" w:eastAsia="宋体" w:hAnsi="宋体" w:cs="宋体" w:hint="eastAsia"/>
+              <w:rFonts w:hint="eastAsia" w:ascii="宋体" w:hAnsi="宋体" w:eastAsia="宋体" w:cs="宋体"/>
               <w:szCs w:val="24"/>
             </w:rPr>
             <w:fldChar w:fldCharType="begin"/>
           </w:r>
           <w:r>
             <w:rPr>
-              <w:rFonts w:ascii="宋体" w:eastAsia="宋体" w:hAnsi="宋体" w:cs="宋体" w:hint="eastAsia"/>
+              <w:rFonts w:hint="eastAsia" w:ascii="宋体" w:hAnsi="宋体" w:eastAsia="宋体" w:cs="宋体"/>
               <w:szCs w:val="24"/>
             </w:rPr>
             <w:instrText xml:space="preserve"> HYPERLINK \l _Toc13219 </w:instrText>
           </w:r>
           <w:r>
             <w:rPr>
-              <w:rFonts w:ascii="宋体" w:eastAsia="宋体" w:hAnsi="宋体" w:cs="宋体" w:hint="eastAsia"/>
+              <w:rFonts w:hint="eastAsia" w:ascii="宋体" w:hAnsi="宋体" w:eastAsia="宋体" w:cs="宋体"/>
               <w:szCs w:val="24"/>
             </w:rPr>
             <w:fldChar w:fldCharType="separate"/>
@@ -2222,7 +2267,7 @@
           </w:r>
           <w:r>
             <w:rPr>
-              <w:rFonts w:ascii="宋体" w:eastAsia="宋体" w:hAnsi="宋体" w:cs="宋体" w:hint="eastAsia"/>
+              <w:rFonts w:hint="eastAsia" w:ascii="宋体" w:hAnsi="宋体" w:eastAsia="宋体" w:cs="宋体"/>
               <w:szCs w:val="24"/>
             </w:rPr>
             <w:fldChar w:fldCharType="end"/>
@@ -2230,28 +2275,28 @@
         </w:p>
         <w:p>
           <w:pPr>
-            <w:pStyle w:val="TOC2"/>
+            <w:pStyle w:val="17"/>
             <w:tabs>
               <w:tab w:val="right" w:leader="dot" w:pos="8306"/>
             </w:tabs>
           </w:pPr>
           <w:r>
             <w:rPr>
-              <w:rFonts w:ascii="宋体" w:eastAsia="宋体" w:hAnsi="宋体" w:cs="宋体" w:hint="eastAsia"/>
+              <w:rFonts w:hint="eastAsia" w:ascii="宋体" w:hAnsi="宋体" w:eastAsia="宋体" w:cs="宋体"/>
               <w:szCs w:val="24"/>
             </w:rPr>
             <w:fldChar w:fldCharType="begin"/>
           </w:r>
           <w:r>
             <w:rPr>
-              <w:rFonts w:ascii="宋体" w:eastAsia="宋体" w:hAnsi="宋体" w:cs="宋体" w:hint="eastAsia"/>
+              <w:rFonts w:hint="eastAsia" w:ascii="宋体" w:hAnsi="宋体" w:eastAsia="宋体" w:cs="宋体"/>
               <w:szCs w:val="24"/>
             </w:rPr>
             <w:instrText xml:space="preserve"> HYPERLINK \l _Toc11180 </w:instrText>
           </w:r>
           <w:r>
             <w:rPr>
-              <w:rFonts w:ascii="宋体" w:eastAsia="宋体" w:hAnsi="宋体" w:cs="宋体" w:hint="eastAsia"/>
+              <w:rFonts w:hint="eastAsia" w:ascii="宋体" w:hAnsi="宋体" w:eastAsia="宋体" w:cs="宋体"/>
               <w:szCs w:val="24"/>
             </w:rPr>
             <w:fldChar w:fldCharType="separate"/>
@@ -2283,7 +2328,7 @@
           </w:r>
           <w:r>
             <w:rPr>
-              <w:rFonts w:ascii="宋体" w:eastAsia="宋体" w:hAnsi="宋体" w:cs="宋体" w:hint="eastAsia"/>
+              <w:rFonts w:hint="eastAsia" w:ascii="宋体" w:hAnsi="宋体" w:eastAsia="宋体" w:cs="宋体"/>
               <w:szCs w:val="24"/>
             </w:rPr>
             <w:fldChar w:fldCharType="end"/>
@@ -2291,28 +2336,28 @@
         </w:p>
         <w:p>
           <w:pPr>
-            <w:pStyle w:val="TOC2"/>
+            <w:pStyle w:val="17"/>
             <w:tabs>
               <w:tab w:val="right" w:leader="dot" w:pos="8306"/>
             </w:tabs>
           </w:pPr>
           <w:r>
             <w:rPr>
-              <w:rFonts w:ascii="宋体" w:eastAsia="宋体" w:hAnsi="宋体" w:cs="宋体" w:hint="eastAsia"/>
+              <w:rFonts w:hint="eastAsia" w:ascii="宋体" w:hAnsi="宋体" w:eastAsia="宋体" w:cs="宋体"/>
               <w:szCs w:val="24"/>
             </w:rPr>
             <w:fldChar w:fldCharType="begin"/>
           </w:r>
           <w:r>
             <w:rPr>
-              <w:rFonts w:ascii="宋体" w:eastAsia="宋体" w:hAnsi="宋体" w:cs="宋体" w:hint="eastAsia"/>
+              <w:rFonts w:hint="eastAsia" w:ascii="宋体" w:hAnsi="宋体" w:eastAsia="宋体" w:cs="宋体"/>
               <w:szCs w:val="24"/>
             </w:rPr>
             <w:instrText xml:space="preserve"> HYPERLINK \l _Toc19495 </w:instrText>
           </w:r>
           <w:r>
             <w:rPr>
-              <w:rFonts w:ascii="宋体" w:eastAsia="宋体" w:hAnsi="宋体" w:cs="宋体" w:hint="eastAsia"/>
+              <w:rFonts w:hint="eastAsia" w:ascii="宋体" w:hAnsi="宋体" w:eastAsia="宋体" w:cs="宋体"/>
               <w:szCs w:val="24"/>
             </w:rPr>
             <w:fldChar w:fldCharType="separate"/>
@@ -2344,7 +2389,7 @@
           </w:r>
           <w:r>
             <w:rPr>
-              <w:rFonts w:ascii="宋体" w:eastAsia="宋体" w:hAnsi="宋体" w:cs="宋体" w:hint="eastAsia"/>
+              <w:rFonts w:hint="eastAsia" w:ascii="宋体" w:hAnsi="宋体" w:eastAsia="宋体" w:cs="宋体"/>
               <w:szCs w:val="24"/>
             </w:rPr>
             <w:fldChar w:fldCharType="end"/>
@@ -2352,42 +2397,42 @@
         </w:p>
         <w:p>
           <w:pPr>
-            <w:pStyle w:val="TOC1"/>
+            <w:pStyle w:val="16"/>
             <w:tabs>
               <w:tab w:val="right" w:leader="dot" w:pos="8306"/>
             </w:tabs>
           </w:pPr>
           <w:r>
             <w:rPr>
-              <w:rFonts w:ascii="宋体" w:eastAsia="宋体" w:hAnsi="宋体" w:cs="宋体" w:hint="eastAsia"/>
+              <w:rFonts w:hint="eastAsia" w:ascii="宋体" w:hAnsi="宋体" w:eastAsia="宋体" w:cs="宋体"/>
               <w:szCs w:val="24"/>
             </w:rPr>
             <w:fldChar w:fldCharType="begin"/>
           </w:r>
           <w:r>
             <w:rPr>
-              <w:rFonts w:ascii="宋体" w:eastAsia="宋体" w:hAnsi="宋体" w:cs="宋体" w:hint="eastAsia"/>
+              <w:rFonts w:hint="eastAsia" w:ascii="宋体" w:hAnsi="宋体" w:eastAsia="宋体" w:cs="宋体"/>
               <w:szCs w:val="24"/>
             </w:rPr>
             <w:instrText xml:space="preserve"> HYPERLINK \l _Toc11171 </w:instrText>
           </w:r>
           <w:r>
             <w:rPr>
-              <w:rFonts w:ascii="宋体" w:eastAsia="宋体" w:hAnsi="宋体" w:cs="宋体" w:hint="eastAsia"/>
+              <w:rFonts w:hint="eastAsia" w:ascii="宋体" w:hAnsi="宋体" w:eastAsia="宋体" w:cs="宋体"/>
               <w:szCs w:val="24"/>
             </w:rPr>
             <w:fldChar w:fldCharType="separate"/>
           </w:r>
           <w:r>
             <w:rPr>
-              <w:rFonts w:eastAsia="宋体" w:hint="default"/>
+              <w:rFonts w:hint="default" w:eastAsia="宋体"/>
               <w:lang w:val="en-US" w:eastAsia="zh-CN"/>
             </w:rPr>
             <w:t xml:space="preserve">6. </w:t>
           </w:r>
           <w:r>
             <w:rPr>
-              <w:rFonts w:eastAsia="宋体" w:hint="eastAsia"/>
+              <w:rFonts w:hint="eastAsia" w:eastAsia="宋体"/>
               <w:lang w:val="en-US" w:eastAsia="zh-CN"/>
             </w:rPr>
             <w:t>附则</w:t>
@@ -2412,7 +2457,7 @@
           </w:r>
           <w:r>
             <w:rPr>
-              <w:rFonts w:ascii="宋体" w:eastAsia="宋体" w:hAnsi="宋体" w:cs="宋体" w:hint="eastAsia"/>
+              <w:rFonts w:hint="eastAsia" w:ascii="宋体" w:hAnsi="宋体" w:eastAsia="宋体" w:cs="宋体"/>
               <w:szCs w:val="24"/>
             </w:rPr>
             <w:fldChar w:fldCharType="end"/>
@@ -2420,28 +2465,28 @@
         </w:p>
         <w:p>
           <w:pPr>
-            <w:pStyle w:val="TOC1"/>
+            <w:pStyle w:val="16"/>
             <w:tabs>
               <w:tab w:val="right" w:leader="dot" w:pos="8306"/>
             </w:tabs>
           </w:pPr>
           <w:r>
             <w:rPr>
-              <w:rFonts w:ascii="宋体" w:eastAsia="宋体" w:hAnsi="宋体" w:cs="宋体" w:hint="eastAsia"/>
+              <w:rFonts w:hint="eastAsia" w:ascii="宋体" w:hAnsi="宋体" w:eastAsia="宋体" w:cs="宋体"/>
               <w:szCs w:val="24"/>
             </w:rPr>
             <w:fldChar w:fldCharType="begin"/>
           </w:r>
           <w:r>
             <w:rPr>
-              <w:rFonts w:ascii="宋体" w:eastAsia="宋体" w:hAnsi="宋体" w:cs="宋体" w:hint="eastAsia"/>
+              <w:rFonts w:hint="eastAsia" w:ascii="宋体" w:hAnsi="宋体" w:eastAsia="宋体" w:cs="宋体"/>
               <w:szCs w:val="24"/>
             </w:rPr>
             <w:instrText xml:space="preserve"> HYPERLINK \l _Toc31325 </w:instrText>
           </w:r>
           <w:r>
             <w:rPr>
-              <w:rFonts w:ascii="宋体" w:eastAsia="宋体" w:hAnsi="宋体" w:cs="宋体" w:hint="eastAsia"/>
+              <w:rFonts w:hint="eastAsia" w:ascii="宋体" w:hAnsi="宋体" w:eastAsia="宋体" w:cs="宋体"/>
               <w:szCs w:val="24"/>
             </w:rPr>
             <w:fldChar w:fldCharType="separate"/>
@@ -2480,7 +2525,7 @@
           </w:r>
           <w:r>
             <w:rPr>
-              <w:rFonts w:ascii="宋体" w:eastAsia="宋体" w:hAnsi="宋体" w:cs="宋体" w:hint="eastAsia"/>
+              <w:rFonts w:hint="eastAsia" w:ascii="宋体" w:hAnsi="宋体" w:eastAsia="宋体" w:cs="宋体"/>
               <w:szCs w:val="24"/>
             </w:rPr>
             <w:fldChar w:fldCharType="end"/>
@@ -2488,28 +2533,28 @@
         </w:p>
         <w:p>
           <w:pPr>
-            <w:pStyle w:val="TOC1"/>
+            <w:pStyle w:val="16"/>
             <w:tabs>
               <w:tab w:val="right" w:leader="dot" w:pos="8306"/>
             </w:tabs>
           </w:pPr>
           <w:r>
             <w:rPr>
-              <w:rFonts w:ascii="宋体" w:eastAsia="宋体" w:hAnsi="宋体" w:cs="宋体" w:hint="eastAsia"/>
+              <w:rFonts w:hint="eastAsia" w:ascii="宋体" w:hAnsi="宋体" w:eastAsia="宋体" w:cs="宋体"/>
               <w:szCs w:val="24"/>
             </w:rPr>
             <w:fldChar w:fldCharType="begin"/>
           </w:r>
           <w:r>
             <w:rPr>
-              <w:rFonts w:ascii="宋体" w:eastAsia="宋体" w:hAnsi="宋体" w:cs="宋体" w:hint="eastAsia"/>
+              <w:rFonts w:hint="eastAsia" w:ascii="宋体" w:hAnsi="宋体" w:eastAsia="宋体" w:cs="宋体"/>
               <w:szCs w:val="24"/>
             </w:rPr>
             <w:instrText xml:space="preserve"> HYPERLINK \l _Toc30419 </w:instrText>
           </w:r>
           <w:r>
             <w:rPr>
-              <w:rFonts w:ascii="宋体" w:eastAsia="宋体" w:hAnsi="宋体" w:cs="宋体" w:hint="eastAsia"/>
+              <w:rFonts w:hint="eastAsia" w:ascii="宋体" w:hAnsi="宋体" w:eastAsia="宋体" w:cs="宋体"/>
               <w:szCs w:val="24"/>
             </w:rPr>
             <w:fldChar w:fldCharType="separate"/>
@@ -2548,7 +2593,7 @@
           </w:r>
           <w:r>
             <w:rPr>
-              <w:rFonts w:ascii="宋体" w:eastAsia="宋体" w:hAnsi="宋体" w:cs="宋体" w:hint="eastAsia"/>
+              <w:rFonts w:hint="eastAsia" w:ascii="宋体" w:hAnsi="宋体" w:eastAsia="宋体" w:cs="宋体"/>
               <w:szCs w:val="24"/>
             </w:rPr>
             <w:fldChar w:fldCharType="end"/>
@@ -2558,7 +2603,7 @@
           <w:pPr>
             <w:bidi w:val="0"/>
             <w:rPr>
-              <w:rFonts w:ascii="宋体" w:eastAsia="宋体" w:hAnsi="宋体" w:cs="宋体" w:hint="eastAsia"/>
+              <w:rFonts w:hint="eastAsia" w:ascii="宋体" w:hAnsi="宋体" w:eastAsia="宋体" w:cs="宋体"/>
               <w:snapToGrid w:val="0"/>
               <w:color w:val="000000"/>
               <w:kern w:val="0"/>
@@ -2569,7 +2614,7 @@
           </w:pPr>
           <w:r>
             <w:rPr>
-              <w:rFonts w:ascii="宋体" w:eastAsia="宋体" w:hAnsi="宋体" w:cs="宋体" w:hint="eastAsia"/>
+              <w:rFonts w:hint="eastAsia" w:ascii="宋体" w:hAnsi="宋体" w:eastAsia="宋体" w:cs="宋体"/>
               <w:szCs w:val="24"/>
             </w:rPr>
             <w:fldChar w:fldCharType="end"/>
@@ -2580,7 +2625,7 @@
     <w:p>
       <w:pPr>
         <w:rPr>
-          <w:rFonts w:ascii="Arial" w:eastAsia="Arial" w:hAnsi="Arial" w:cs="Arial"/>
+          <w:rFonts w:ascii="Arial" w:hAnsi="Arial" w:eastAsia="Arial" w:cs="Arial"/>
           <w:snapToGrid w:val="0"/>
           <w:color w:val="000000"/>
           <w:kern w:val="0"/>
@@ -2591,7 +2636,7 @@
       </w:pPr>
       <w:r>
         <w:rPr>
-          <w:rFonts w:ascii="Arial" w:eastAsia="Arial" w:hAnsi="Arial" w:cs="Arial"/>
+          <w:rFonts w:ascii="Arial" w:hAnsi="Arial" w:eastAsia="Arial" w:cs="Arial"/>
           <w:snapToGrid w:val="0"/>
           <w:color w:val="000000"/>
           <w:kern w:val="0"/>
@@ -2604,21 +2649,21 @@
     </w:p>
     <w:p>
       <w:pPr>
-        <w:pStyle w:val="1"/>
+        <w:pStyle w:val="28"/>
         <w:bidi w:val="0"/>
       </w:pPr>
-      <w:bookmarkStart w:id="3" w:name="_Toc15534"/>
+      <w:bookmarkStart w:id="2" w:name="_Toc15534"/>
       <w:r>
         <w:t>目的</w:t>
       </w:r>
-      <w:bookmarkEnd w:id="3"/>
-    </w:p>
-    <w:p>
-      <w:pPr>
-        <w:pStyle w:val="a1"/>
+      <w:bookmarkEnd w:id="2"/>
+    </w:p>
+    <w:p>
+      <w:pPr>
+        <w:pStyle w:val="29"/>
         <w:bidi w:val="0"/>
         <w:rPr>
-          <w:rFonts w:eastAsia="宋体" w:hint="default"/>
+          <w:rFonts w:hint="default" w:eastAsia="宋体"/>
           <w:lang w:val="en-US" w:eastAsia="zh-CN"/>
         </w:rPr>
       </w:pPr>
@@ -2648,14 +2693,14 @@
     </w:p>
     <w:p>
       <w:pPr>
-        <w:pStyle w:val="1"/>
+        <w:pStyle w:val="28"/>
         <w:bidi w:val="0"/>
         <w:rPr>
           <w:rFonts w:hint="eastAsia"/>
           <w:lang w:val="en-US" w:eastAsia="zh-CN"/>
         </w:rPr>
       </w:pPr>
-      <w:bookmarkStart w:id="4" w:name="_Toc5572"/>
+      <w:bookmarkStart w:id="3" w:name="_Toc5572"/>
       <w:r>
         <w:rPr>
           <w:rFonts w:hint="eastAsia"/>
@@ -2663,17 +2708,17 @@
         </w:rPr>
         <w:t>原则</w:t>
       </w:r>
-      <w:bookmarkEnd w:id="4"/>
-    </w:p>
-    <w:p>
-      <w:pPr>
-        <w:pStyle w:val="a1"/>
+      <w:bookmarkEnd w:id="3"/>
+    </w:p>
+    <w:p>
+      <w:pPr>
+        <w:pStyle w:val="29"/>
         <w:numPr>
           <w:ilvl w:val="0"/>
           <w:numId w:val="2"/>
         </w:numPr>
         <w:bidi w:val="0"/>
-        <w:ind w:left="425" w:hanging="425" w:leftChars="0" w:firstLineChars="0"/>
+        <w:ind w:left="425" w:leftChars="0" w:hanging="425" w:firstLineChars="0"/>
         <w:rPr>
           <w:rFonts w:hint="eastAsia"/>
           <w:lang w:val="en-US" w:eastAsia="zh-CN"/>
@@ -2689,13 +2734,13 @@
     </w:p>
     <w:p>
       <w:pPr>
-        <w:pStyle w:val="a1"/>
+        <w:pStyle w:val="29"/>
         <w:numPr>
           <w:ilvl w:val="0"/>
           <w:numId w:val="2"/>
         </w:numPr>
         <w:bidi w:val="0"/>
-        <w:ind w:left="425" w:hanging="425" w:leftChars="0" w:firstLineChars="0"/>
+        <w:ind w:left="425" w:leftChars="0" w:hanging="425" w:firstLineChars="0"/>
         <w:rPr>
           <w:rFonts w:hint="eastAsia"/>
           <w:lang w:val="en-US" w:eastAsia="zh-CN"/>
@@ -2711,13 +2756,13 @@
     </w:p>
     <w:p>
       <w:pPr>
-        <w:pStyle w:val="a1"/>
+        <w:pStyle w:val="29"/>
         <w:numPr>
           <w:ilvl w:val="0"/>
           <w:numId w:val="2"/>
         </w:numPr>
         <w:bidi w:val="0"/>
-        <w:ind w:left="425" w:hanging="425" w:leftChars="0" w:firstLineChars="0"/>
+        <w:ind w:left="425" w:leftChars="0" w:hanging="425" w:firstLineChars="0"/>
         <w:rPr>
           <w:rFonts w:hint="eastAsia"/>
           <w:lang w:val="en-US" w:eastAsia="zh-CN"/>
@@ -2733,13 +2778,13 @@
     </w:p>
     <w:p>
       <w:pPr>
-        <w:pStyle w:val="a1"/>
+        <w:pStyle w:val="29"/>
         <w:numPr>
           <w:ilvl w:val="0"/>
           <w:numId w:val="2"/>
         </w:numPr>
         <w:bidi w:val="0"/>
-        <w:ind w:left="425" w:hanging="425" w:leftChars="0" w:firstLineChars="0"/>
+        <w:ind w:left="425" w:leftChars="0" w:hanging="425" w:firstLineChars="0"/>
         <w:rPr>
           <w:rFonts w:hint="eastAsia"/>
           <w:lang w:val="en-US" w:eastAsia="zh-CN"/>
@@ -2755,10 +2800,10 @@
     </w:p>
     <w:p>
       <w:pPr>
-        <w:pStyle w:val="1"/>
+        <w:pStyle w:val="28"/>
         <w:bidi w:val="0"/>
       </w:pPr>
-      <w:bookmarkStart w:id="5" w:name="_Toc19473"/>
+      <w:bookmarkStart w:id="4" w:name="_Toc19473"/>
       <w:r>
         <w:rPr>
           <w:rFonts w:hint="eastAsia"/>
@@ -2769,64 +2814,64 @@
       <w:r>
         <w:t>范围</w:t>
       </w:r>
+      <w:bookmarkEnd w:id="4"/>
+    </w:p>
+    <w:p>
+      <w:pPr>
+        <w:pStyle w:val="29"/>
+        <w:bidi w:val="0"/>
+      </w:pPr>
+      <w:r>
+        <w:t>本制度规定了企业在采购、开发供应商时，对供应商的日常管理考核的工作程序、规范。</w:t>
+      </w:r>
+    </w:p>
+    <w:p>
+      <w:pPr>
+        <w:pStyle w:val="28"/>
+        <w:bidi w:val="0"/>
+        <w:rPr>
+          <w:rFonts w:hint="eastAsia"/>
+          <w:lang w:val="en-US" w:eastAsia="zh-CN"/>
+        </w:rPr>
+      </w:pPr>
+      <w:bookmarkStart w:id="5" w:name="_Toc1966"/>
+      <w:r>
+        <w:rPr>
+          <w:rFonts w:hint="eastAsia"/>
+          <w:lang w:val="en-US" w:eastAsia="zh-CN"/>
+        </w:rPr>
+        <w:t>岗位职责</w:t>
+      </w:r>
       <w:bookmarkEnd w:id="5"/>
     </w:p>
     <w:p>
       <w:pPr>
-        <w:pStyle w:val="a1"/>
+        <w:pStyle w:val="30"/>
         <w:bidi w:val="0"/>
-      </w:pPr>
-      <w:r>
-        <w:t>本制度规定了企业在采购、开发供应商时，对供应商的日常管理考核的工作程序、规范。</w:t>
-      </w:r>
-    </w:p>
-    <w:p>
-      <w:pPr>
-        <w:pStyle w:val="1"/>
-        <w:bidi w:val="0"/>
+        <w:rPr>
+          <w:rFonts w:hint="default"/>
+          <w:lang w:val="en-US" w:eastAsia="zh-CN"/>
+        </w:rPr>
+      </w:pPr>
+      <w:bookmarkStart w:id="6" w:name="_Toc4030"/>
+      <w:r>
         <w:rPr>
           <w:rFonts w:hint="eastAsia"/>
           <w:lang w:val="en-US" w:eastAsia="zh-CN"/>
         </w:rPr>
-      </w:pPr>
-      <w:bookmarkStart w:id="6" w:name="_Toc1966"/>
-      <w:r>
-        <w:rPr>
-          <w:rFonts w:hint="eastAsia"/>
-          <w:lang w:val="en-US" w:eastAsia="zh-CN"/>
-        </w:rPr>
-        <w:t>岗位职责</w:t>
+        <w:t>采购部</w:t>
       </w:r>
       <w:bookmarkEnd w:id="6"/>
     </w:p>
     <w:p>
       <w:pPr>
-        <w:pStyle w:val="2"/>
-        <w:bidi w:val="0"/>
-        <w:rPr>
-          <w:rFonts w:hint="default"/>
-          <w:lang w:val="en-US" w:eastAsia="zh-CN"/>
-        </w:rPr>
-      </w:pPr>
-      <w:bookmarkStart w:id="7" w:name="_Toc4030"/>
-      <w:r>
-        <w:rPr>
-          <w:rFonts w:hint="eastAsia"/>
-          <w:lang w:val="en-US" w:eastAsia="zh-CN"/>
-        </w:rPr>
-        <w:t>采购部</w:t>
-      </w:r>
-      <w:bookmarkEnd w:id="7"/>
-    </w:p>
-    <w:p>
-      <w:pPr>
-        <w:pStyle w:val="a3"/>
+        <w:pStyle w:val="39"/>
         <w:numPr>
           <w:ilvl w:val="0"/>
           <w:numId w:val="3"/>
         </w:numPr>
         <w:bidi w:val="0"/>
-        <w:ind w:left="425" w:hanging="425" w:leftChars="0" w:firstLineChars="0"/>
+        <w:ind w:left="425" w:leftChars="0" w:hanging="425" w:firstLineChars="0"/>
       </w:pPr>
       <w:r>
         <w:t>参与供应商资质评定、样品验证、供货质量管理及考核。</w:t>
@@ -2834,13 +2879,13 @@
     </w:p>
     <w:p>
       <w:pPr>
-        <w:pStyle w:val="a3"/>
+        <w:pStyle w:val="39"/>
         <w:numPr>
           <w:ilvl w:val="0"/>
           <w:numId w:val="3"/>
         </w:numPr>
         <w:bidi w:val="0"/>
-        <w:ind w:left="425" w:hanging="425" w:leftChars="0" w:firstLineChars="0"/>
+        <w:ind w:left="425" w:leftChars="0" w:hanging="425" w:firstLineChars="0"/>
         <w:rPr>
           <w:rFonts w:hint="default"/>
           <w:lang w:val="en-US" w:eastAsia="zh-CN"/>
@@ -2852,14 +2897,14 @@
     </w:p>
     <w:p>
       <w:pPr>
-        <w:pStyle w:val="1"/>
+        <w:pStyle w:val="28"/>
         <w:bidi w:val="0"/>
         <w:rPr>
           <w:rFonts w:hint="default"/>
           <w:lang w:val="en-US" w:eastAsia="zh-CN"/>
         </w:rPr>
       </w:pPr>
-      <w:bookmarkStart w:id="8" w:name="_Toc902"/>
+      <w:bookmarkStart w:id="7" w:name="_Toc902"/>
       <w:r>
         <w:rPr>
           <w:rFonts w:hint="eastAsia"/>
@@ -2867,35 +2912,112 @@
         </w:rPr>
         <w:t>供应商管理实施</w:t>
       </w:r>
+      <w:bookmarkEnd w:id="7"/>
+    </w:p>
+    <w:p>
+      <w:pPr>
+        <w:pStyle w:val="30"/>
+        <w:bidi w:val="0"/>
+        <w:rPr>
+          <w:rFonts w:hint="default"/>
+          <w:lang w:val="en-US" w:eastAsia="zh-CN"/>
+        </w:rPr>
+      </w:pPr>
+      <w:bookmarkStart w:id="8" w:name="_Toc3635"/>
+      <w:r>
+        <w:rPr>
+          <w:rFonts w:hint="default"/>
+          <w:lang w:val="en-US" w:eastAsia="zh-CN"/>
+        </w:rPr>
+        <w:t>供应商准入标准</w:t>
+      </w:r>
       <w:bookmarkEnd w:id="8"/>
     </w:p>
     <w:p>
       <w:pPr>
-        <w:pStyle w:val="2"/>
+        <w:pStyle w:val="29"/>
+        <w:rPr>
+          <w:rFonts w:hint="default"/>
+          <w:lang w:val="en-US" w:eastAsia="zh-CN"/>
+        </w:rPr>
+      </w:pPr>
+      <w:r>
+        <w:rPr>
+          <w:rFonts w:hint="eastAsia"/>
+          <w:lang w:val="en-US" w:eastAsia="zh-CN"/>
+        </w:rPr>
+        <w:t>采购部</w:t>
+      </w:r>
+      <w:r>
+        <w:rPr>
+          <w:rFonts w:hint="default"/>
+          <w:lang w:val="en-US" w:eastAsia="zh-CN"/>
+        </w:rPr>
+        <w:t>负责不定期收集潜在供应商信息，并通过多种渠道主动寻源。</w:t>
+      </w:r>
+      <w:r>
+        <w:rPr>
+          <w:rFonts w:hint="eastAsia"/>
+          <w:lang w:val="en-US" w:eastAsia="zh-CN"/>
+        </w:rPr>
+        <w:t>运维部</w:t>
+      </w:r>
+      <w:r>
+        <w:rPr>
+          <w:rFonts w:hint="default"/>
+          <w:lang w:val="en-US" w:eastAsia="zh-CN"/>
+        </w:rPr>
+        <w:t>可根据规划与项目需要，向</w:t>
+      </w:r>
+      <w:r>
+        <w:rPr>
+          <w:rFonts w:hint="eastAsia"/>
+          <w:lang w:val="en-US" w:eastAsia="zh-CN"/>
+        </w:rPr>
+        <w:t>采购部</w:t>
+      </w:r>
+      <w:r>
+        <w:rPr>
+          <w:rFonts w:hint="default"/>
+          <w:lang w:val="en-US" w:eastAsia="zh-CN"/>
+        </w:rPr>
+        <w:t>推荐潜在供应商。选择时应综合评估其主营业务、地理位置、公司规模及行业口碑等因素。</w:t>
+      </w:r>
+    </w:p>
+    <w:p>
+      <w:pPr>
+        <w:pStyle w:val="30"/>
         <w:bidi w:val="0"/>
         <w:rPr>
           <w:rFonts w:hint="default"/>
           <w:lang w:val="en-US" w:eastAsia="zh-CN"/>
         </w:rPr>
       </w:pPr>
-      <w:bookmarkStart w:id="9" w:name="_Toc3635"/>
-      <w:r>
-        <w:rPr>
-          <w:rFonts w:hint="default"/>
-          <w:lang w:val="en-US" w:eastAsia="zh-CN"/>
-        </w:rPr>
-        <w:t>供应商准入标准</w:t>
+      <w:bookmarkStart w:id="9" w:name="_Toc24147"/>
+      <w:r>
+        <w:rPr>
+          <w:rFonts w:hint="default"/>
+          <w:lang w:val="en-US" w:eastAsia="zh-CN"/>
+        </w:rPr>
+        <w:t>供应商资格审查</w:t>
       </w:r>
       <w:bookmarkEnd w:id="9"/>
     </w:p>
     <w:p>
       <w:pPr>
-        <w:pStyle w:val="a1"/>
-        <w:rPr>
-          <w:rFonts w:hint="default"/>
-          <w:lang w:val="en-US" w:eastAsia="zh-CN"/>
-        </w:rPr>
-      </w:pPr>
+        <w:pStyle w:val="29"/>
+        <w:rPr>
+          <w:rFonts w:hint="default"/>
+          <w:lang w:val="en-US" w:eastAsia="zh-CN"/>
+        </w:rPr>
+      </w:pPr>
+      <w:r>
+        <w:rPr>
+          <w:rFonts w:hint="default"/>
+          <w:lang w:val="en-US" w:eastAsia="zh-CN"/>
+        </w:rPr>
+        <w:t>潜在供应商资料收集齐全后，由</w:t>
+      </w:r>
       <w:r>
         <w:rPr>
           <w:rFonts w:hint="eastAsia"/>
@@ -2908,94 +3030,17 @@
           <w:rFonts w:hint="default"/>
           <w:lang w:val="en-US" w:eastAsia="zh-CN"/>
         </w:rPr>
-        <w:t>负责不定期收集潜在供应商信息，并通过多种渠道主动寻源。</w:t>
-      </w:r>
-      <w:r>
-        <w:rPr>
-          <w:rFonts w:hint="eastAsia"/>
-          <w:lang w:val="en-US" w:eastAsia="zh-CN"/>
-        </w:rPr>
-        <w:t>运维部</w:t>
-      </w:r>
-      <w:r>
-        <w:rPr>
-          <w:rFonts w:hint="default"/>
-          <w:lang w:val="en-US" w:eastAsia="zh-CN"/>
-        </w:rPr>
-        <w:t>可根据规划与项目需要，向</w:t>
-      </w:r>
-      <w:r>
-        <w:rPr>
-          <w:rFonts w:hint="eastAsia"/>
-          <w:lang w:val="en-US" w:eastAsia="zh-CN"/>
-        </w:rPr>
-        <w:t>采购部</w:t>
-      </w:r>
-      <w:r>
-        <w:rPr>
-          <w:rFonts w:hint="default"/>
-          <w:lang w:val="en-US" w:eastAsia="zh-CN"/>
-        </w:rPr>
-        <w:t>推荐潜在供应商。选择时应综合评估其主营业务、地理位置、公司规模及行业口碑等因素。</w:t>
-      </w:r>
-    </w:p>
-    <w:p>
-      <w:pPr>
-        <w:pStyle w:val="2"/>
-        <w:bidi w:val="0"/>
-        <w:rPr>
-          <w:rFonts w:hint="default"/>
-          <w:lang w:val="en-US" w:eastAsia="zh-CN"/>
-        </w:rPr>
-      </w:pPr>
-      <w:bookmarkStart w:id="10" w:name="_Toc24147"/>
-      <w:r>
-        <w:rPr>
-          <w:rFonts w:hint="default"/>
-          <w:lang w:val="en-US" w:eastAsia="zh-CN"/>
-        </w:rPr>
-        <w:t>供应商资格审查</w:t>
-      </w:r>
-      <w:bookmarkEnd w:id="10"/>
-    </w:p>
-    <w:p>
-      <w:pPr>
-        <w:pStyle w:val="a1"/>
-        <w:rPr>
-          <w:rFonts w:hint="default"/>
-          <w:lang w:val="en-US" w:eastAsia="zh-CN"/>
-        </w:rPr>
-      </w:pPr>
-      <w:r>
-        <w:rPr>
-          <w:rFonts w:hint="default"/>
-          <w:lang w:val="en-US" w:eastAsia="zh-CN"/>
-        </w:rPr>
-        <w:t>潜在供应商资料收集齐全后，由</w:t>
-      </w:r>
-      <w:r>
-        <w:rPr>
-          <w:rFonts w:hint="eastAsia"/>
-          <w:lang w:val="en-US" w:eastAsia="zh-CN"/>
-        </w:rPr>
-        <w:t>采购部</w:t>
-      </w:r>
-      <w:r>
-        <w:rPr>
-          <w:rFonts w:hint="default"/>
-          <w:lang w:val="en-US" w:eastAsia="zh-CN"/>
-        </w:rPr>
         <w:t>组织相关部门进行资格审查。审查时应调查其主体资格、资信状况与履约能力，且对方当事人须满足以下基本条件：</w:t>
       </w:r>
     </w:p>
     <w:p>
       <w:pPr>
-        <w:pStyle w:val="a1"/>
+        <w:pStyle w:val="29"/>
         <w:numPr>
           <w:ilvl w:val="0"/>
           <w:numId w:val="4"/>
         </w:numPr>
-        <w:ind w:left="425" w:hanging="425" w:leftChars="0" w:firstLineChars="0"/>
+        <w:ind w:left="425" w:leftChars="0" w:hanging="425" w:firstLineChars="0"/>
         <w:rPr>
           <w:rFonts w:hint="default"/>
           <w:lang w:val="en-US" w:eastAsia="zh-CN"/>
@@ -3011,12 +3056,12 @@
     </w:p>
     <w:p>
       <w:pPr>
-        <w:pStyle w:val="a1"/>
+        <w:pStyle w:val="29"/>
         <w:numPr>
           <w:ilvl w:val="0"/>
           <w:numId w:val="4"/>
         </w:numPr>
-        <w:ind w:left="425" w:hanging="425" w:leftChars="0" w:firstLineChars="0"/>
+        <w:ind w:left="425" w:leftChars="0" w:hanging="425" w:firstLineChars="0"/>
         <w:rPr>
           <w:rFonts w:hint="default"/>
           <w:lang w:val="en-US" w:eastAsia="zh-CN"/>
@@ -3032,12 +3077,12 @@
     </w:p>
     <w:p>
       <w:pPr>
-        <w:pStyle w:val="a1"/>
+        <w:pStyle w:val="29"/>
         <w:numPr>
           <w:ilvl w:val="0"/>
           <w:numId w:val="4"/>
         </w:numPr>
-        <w:ind w:left="425" w:hanging="425" w:leftChars="0" w:firstLineChars="0"/>
+        <w:ind w:left="425" w:leftChars="0" w:hanging="425" w:firstLineChars="0"/>
         <w:rPr>
           <w:rFonts w:hint="default"/>
           <w:lang w:val="en-US" w:eastAsia="zh-CN"/>
@@ -3053,12 +3098,12 @@
     </w:p>
     <w:p>
       <w:pPr>
-        <w:pStyle w:val="a1"/>
+        <w:pStyle w:val="29"/>
         <w:numPr>
           <w:ilvl w:val="0"/>
           <w:numId w:val="4"/>
         </w:numPr>
-        <w:ind w:left="425" w:hanging="425" w:leftChars="0" w:firstLineChars="0"/>
+        <w:ind w:left="425" w:leftChars="0" w:hanging="425" w:firstLineChars="0"/>
         <w:rPr>
           <w:rFonts w:hint="default"/>
           <w:lang w:val="en-US" w:eastAsia="zh-CN"/>
@@ -3074,12 +3119,12 @@
     </w:p>
     <w:p>
       <w:pPr>
-        <w:pStyle w:val="a1"/>
+        <w:pStyle w:val="29"/>
         <w:numPr>
           <w:ilvl w:val="0"/>
           <w:numId w:val="4"/>
         </w:numPr>
-        <w:ind w:left="425" w:hanging="425" w:leftChars="0" w:firstLineChars="0"/>
+        <w:ind w:left="425" w:leftChars="0" w:hanging="425" w:firstLineChars="0"/>
         <w:rPr>
           <w:rFonts w:hint="default"/>
           <w:lang w:val="en-US" w:eastAsia="zh-CN"/>
@@ -3095,14 +3140,14 @@
     </w:p>
     <w:p>
       <w:pPr>
-        <w:pStyle w:val="2"/>
+        <w:pStyle w:val="30"/>
         <w:bidi w:val="0"/>
         <w:rPr>
           <w:rFonts w:hint="default"/>
           <w:lang w:val="en-US" w:eastAsia="zh-CN"/>
         </w:rPr>
       </w:pPr>
-      <w:bookmarkStart w:id="11" w:name="_Toc30445"/>
+      <w:bookmarkStart w:id="10" w:name="_Toc30445"/>
       <w:r>
         <w:rPr>
           <w:rFonts w:hint="default"/>
@@ -3110,11 +3155,11 @@
         </w:rPr>
         <w:t>信息安全要求</w:t>
       </w:r>
-      <w:bookmarkEnd w:id="11"/>
-    </w:p>
-    <w:p>
-      <w:pPr>
-        <w:pStyle w:val="a1"/>
+      <w:bookmarkEnd w:id="10"/>
+    </w:p>
+    <w:p>
+      <w:pPr>
+        <w:pStyle w:val="29"/>
         <w:rPr>
           <w:rFonts w:hint="default"/>
           <w:lang w:val="en-US" w:eastAsia="zh-CN"/>
@@ -3130,12 +3175,12 @@
     </w:p>
     <w:p>
       <w:pPr>
-        <w:pStyle w:val="a1"/>
+        <w:pStyle w:val="29"/>
         <w:numPr>
           <w:ilvl w:val="0"/>
           <w:numId w:val="5"/>
         </w:numPr>
-        <w:ind w:left="425" w:hanging="425" w:leftChars="0" w:firstLineChars="0"/>
+        <w:ind w:left="425" w:leftChars="0" w:hanging="425" w:firstLineChars="0"/>
         <w:rPr>
           <w:rFonts w:hint="default"/>
           <w:lang w:val="en-US" w:eastAsia="zh-CN"/>
@@ -3165,12 +3210,12 @@
     </w:p>
     <w:p>
       <w:pPr>
-        <w:pStyle w:val="a1"/>
+        <w:pStyle w:val="29"/>
         <w:numPr>
           <w:ilvl w:val="0"/>
           <w:numId w:val="5"/>
         </w:numPr>
-        <w:ind w:left="425" w:hanging="425" w:leftChars="0" w:firstLineChars="0"/>
+        <w:ind w:left="425" w:leftChars="0" w:hanging="425" w:firstLineChars="0"/>
         <w:rPr>
           <w:rFonts w:hint="default"/>
           <w:lang w:val="en-US" w:eastAsia="zh-CN"/>
@@ -3186,12 +3231,12 @@
     </w:p>
     <w:p>
       <w:pPr>
-        <w:pStyle w:val="a1"/>
+        <w:pStyle w:val="29"/>
         <w:numPr>
           <w:ilvl w:val="0"/>
           <w:numId w:val="5"/>
         </w:numPr>
-        <w:ind w:left="425" w:hanging="425" w:leftChars="0" w:firstLineChars="0"/>
+        <w:ind w:left="425" w:leftChars="0" w:hanging="425" w:firstLineChars="0"/>
         <w:rPr>
           <w:rFonts w:hint="default"/>
           <w:lang w:val="en-US" w:eastAsia="zh-CN"/>
@@ -3207,12 +3252,12 @@
     </w:p>
     <w:p>
       <w:pPr>
-        <w:pStyle w:val="a1"/>
+        <w:pStyle w:val="29"/>
         <w:numPr>
           <w:ilvl w:val="0"/>
           <w:numId w:val="5"/>
         </w:numPr>
-        <w:ind w:left="425" w:hanging="425" w:leftChars="0" w:firstLineChars="0"/>
+        <w:ind w:left="425" w:leftChars="0" w:hanging="425" w:firstLineChars="0"/>
         <w:rPr>
           <w:rFonts w:hint="default"/>
           <w:lang w:val="en-US" w:eastAsia="zh-CN"/>
@@ -3228,12 +3273,12 @@
     </w:p>
     <w:p>
       <w:pPr>
-        <w:pStyle w:val="a1"/>
+        <w:pStyle w:val="29"/>
         <w:numPr>
           <w:ilvl w:val="0"/>
           <w:numId w:val="5"/>
         </w:numPr>
-        <w:ind w:left="425" w:hanging="425" w:leftChars="0" w:firstLineChars="0"/>
+        <w:ind w:left="425" w:leftChars="0" w:hanging="425" w:firstLineChars="0"/>
         <w:rPr>
           <w:rFonts w:hint="default"/>
           <w:lang w:val="en-US" w:eastAsia="zh-CN"/>
@@ -3249,14 +3294,14 @@
     </w:p>
     <w:p>
       <w:pPr>
-        <w:pStyle w:val="2"/>
+        <w:pStyle w:val="30"/>
         <w:bidi w:val="0"/>
         <w:rPr>
           <w:rFonts w:hint="default"/>
           <w:lang w:val="en-US" w:eastAsia="zh-CN"/>
         </w:rPr>
       </w:pPr>
-      <w:bookmarkStart w:id="12" w:name="_Toc17891"/>
+      <w:bookmarkStart w:id="11" w:name="_Toc17891"/>
       <w:r>
         <w:rPr>
           <w:rFonts w:hint="default"/>
@@ -3264,16 +3309,194 @@
         </w:rPr>
         <w:t>合同管理</w:t>
       </w:r>
+      <w:bookmarkEnd w:id="11"/>
+    </w:p>
+    <w:p>
+      <w:pPr>
+        <w:pStyle w:val="29"/>
+        <w:rPr>
+          <w:rFonts w:hint="default"/>
+          <w:lang w:val="en-US" w:eastAsia="zh-CN"/>
+        </w:rPr>
+      </w:pPr>
+      <w:r>
+        <w:rPr>
+          <w:rFonts w:hint="eastAsia"/>
+          <w:lang w:val="en-US" w:eastAsia="zh-CN"/>
+        </w:rPr>
+        <w:t>采购部经理</w:t>
+      </w:r>
+      <w:r>
+        <w:rPr>
+          <w:rFonts w:hint="default"/>
+          <w:lang w:val="en-US" w:eastAsia="zh-CN"/>
+        </w:rPr>
+        <w:t>负责管理合同及协议，并维护《合格供应商名录》中的关系记录；</w:t>
+      </w:r>
+    </w:p>
+    <w:p>
+      <w:pPr>
+        <w:pStyle w:val="29"/>
+        <w:rPr>
+          <w:rFonts w:hint="default"/>
+          <w:lang w:val="en-US" w:eastAsia="zh-CN"/>
+        </w:rPr>
+      </w:pPr>
+      <w:r>
+        <w:rPr>
+          <w:rFonts w:hint="default"/>
+          <w:lang w:val="en-US" w:eastAsia="zh-CN"/>
+        </w:rPr>
+        <w:t>所有合同签署前须经</w:t>
+      </w:r>
+      <w:r>
+        <w:rPr>
+          <w:rFonts w:hint="eastAsia"/>
+          <w:lang w:val="en-US" w:eastAsia="zh-CN"/>
+        </w:rPr>
+        <w:t>总经理</w:t>
+      </w:r>
+      <w:r>
+        <w:rPr>
+          <w:rFonts w:hint="default"/>
+          <w:lang w:val="en-US" w:eastAsia="zh-CN"/>
+        </w:rPr>
+        <w:t>审核确认；</w:t>
+      </w:r>
+    </w:p>
+    <w:p>
+      <w:pPr>
+        <w:pStyle w:val="29"/>
+        <w:rPr>
+          <w:rFonts w:hint="default"/>
+          <w:lang w:val="en-US" w:eastAsia="zh-CN"/>
+        </w:rPr>
+      </w:pPr>
+      <w:r>
+        <w:rPr>
+          <w:rFonts w:hint="eastAsia"/>
+          <w:lang w:val="en-US" w:eastAsia="zh-CN"/>
+        </w:rPr>
+        <w:t>采购部经理</w:t>
+      </w:r>
+      <w:r>
+        <w:rPr>
+          <w:rFonts w:hint="default"/>
+          <w:lang w:val="en-US" w:eastAsia="zh-CN"/>
+        </w:rPr>
+        <w:t>应每年至少进行一次合同符合性检查，确保业务需求与合同条款一致；</w:t>
+      </w:r>
+    </w:p>
+    <w:p>
+      <w:pPr>
+        <w:pStyle w:val="29"/>
+        <w:rPr>
+          <w:rFonts w:hint="default"/>
+          <w:lang w:val="en-US" w:eastAsia="zh-CN"/>
+        </w:rPr>
+      </w:pPr>
+      <w:r>
+        <w:rPr>
+          <w:rFonts w:hint="default"/>
+          <w:lang w:val="en-US" w:eastAsia="zh-CN"/>
+        </w:rPr>
+        <w:t>所有合同变更需在满足客户需求的前提下进行；</w:t>
+      </w:r>
+    </w:p>
+    <w:p>
+      <w:pPr>
+        <w:pStyle w:val="29"/>
+        <w:rPr>
+          <w:rFonts w:hint="default"/>
+          <w:lang w:val="en-US" w:eastAsia="zh-CN"/>
+        </w:rPr>
+      </w:pPr>
+      <w:r>
+        <w:rPr>
+          <w:rFonts w:hint="default"/>
+          <w:lang w:val="en-US" w:eastAsia="zh-CN"/>
+        </w:rPr>
+        <w:t>发生合同纠纷时，</w:t>
+      </w:r>
+      <w:r>
+        <w:rPr>
+          <w:rFonts w:hint="eastAsia"/>
+          <w:lang w:val="en-US" w:eastAsia="zh-CN"/>
+        </w:rPr>
+        <w:t>采购部经理</w:t>
+      </w:r>
+      <w:r>
+        <w:rPr>
+          <w:rFonts w:hint="default"/>
+          <w:lang w:val="en-US" w:eastAsia="zh-CN"/>
+        </w:rPr>
+        <w:t>须按合同约定流程处理；</w:t>
+      </w:r>
+    </w:p>
+    <w:p>
+      <w:pPr>
+        <w:pStyle w:val="29"/>
+        <w:rPr>
+          <w:rFonts w:hint="default"/>
+          <w:lang w:val="en-US" w:eastAsia="zh-CN"/>
+        </w:rPr>
+      </w:pPr>
+      <w:r>
+        <w:rPr>
+          <w:rFonts w:hint="default"/>
+          <w:lang w:val="en-US" w:eastAsia="zh-CN"/>
+        </w:rPr>
+        <w:t>遇服务结束、提前终止或转移时，</w:t>
+      </w:r>
+      <w:r>
+        <w:rPr>
+          <w:rFonts w:hint="eastAsia"/>
+          <w:lang w:val="en-US" w:eastAsia="zh-CN"/>
+        </w:rPr>
+        <w:t>采购部经理</w:t>
+      </w:r>
+      <w:r>
+        <w:rPr>
+          <w:rFonts w:hint="default"/>
+          <w:lang w:val="en-US" w:eastAsia="zh-CN"/>
+        </w:rPr>
+        <w:t>须按合同约定流程处理。</w:t>
+      </w:r>
+    </w:p>
+    <w:p>
+      <w:pPr>
+        <w:pStyle w:val="30"/>
+        <w:bidi w:val="0"/>
+        <w:rPr>
+          <w:rFonts w:hint="default"/>
+          <w:lang w:val="en-US" w:eastAsia="zh-CN"/>
+        </w:rPr>
+      </w:pPr>
+      <w:bookmarkStart w:id="12" w:name="_Toc13219"/>
+      <w:r>
+        <w:rPr>
+          <w:rFonts w:hint="default"/>
+          <w:lang w:val="en-US" w:eastAsia="zh-CN"/>
+        </w:rPr>
+        <w:t>供应商评价</w:t>
+      </w:r>
       <w:bookmarkEnd w:id="12"/>
     </w:p>
     <w:p>
       <w:pPr>
-        <w:pStyle w:val="a1"/>
-        <w:rPr>
-          <w:rFonts w:hint="default"/>
-          <w:lang w:val="en-US" w:eastAsia="zh-CN"/>
-        </w:rPr>
-      </w:pPr>
+        <w:pStyle w:val="29"/>
+        <w:rPr>
+          <w:rFonts w:hint="default"/>
+          <w:lang w:val="en-US" w:eastAsia="zh-CN"/>
+        </w:rPr>
+      </w:pPr>
+      <w:r>
+        <w:rPr>
+          <w:rFonts w:hint="default"/>
+          <w:lang w:val="en-US" w:eastAsia="zh-CN"/>
+        </w:rPr>
+        <w:t>每个服务周期初，</w:t>
+      </w:r>
       <w:r>
         <w:rPr>
           <w:rFonts w:hint="eastAsia"/>
@@ -3286,258 +3509,80 @@
           <w:rFonts w:hint="default"/>
           <w:lang w:val="en-US" w:eastAsia="zh-CN"/>
         </w:rPr>
-        <w:t>负责管理合同及协议，并维护《合格供应商名录》中的关系记录；</w:t>
-      </w:r>
-    </w:p>
-    <w:p>
-      <w:pPr>
-        <w:pStyle w:val="a1"/>
-        <w:rPr>
-          <w:rFonts w:hint="default"/>
-          <w:lang w:val="en-US" w:eastAsia="zh-CN"/>
-        </w:rPr>
-      </w:pPr>
-      <w:r>
-        <w:rPr>
-          <w:rFonts w:hint="default"/>
-          <w:lang w:val="en-US" w:eastAsia="zh-CN"/>
-        </w:rPr>
-        <w:t>所有合同签署前须经</w:t>
+        <w:t>应依据服务合同与协议，参照《合格供应商名录》，对供应商进行至少年度评审。评审应涵盖产品质量、技术支持、合同执行、质量保证及售后服务等方面，并根据结果对供应商进行分级。同时记录改进措施，作为服务改进计划的输入。</w:t>
+      </w:r>
+    </w:p>
+    <w:p>
+      <w:pPr>
+        <w:pStyle w:val="30"/>
+        <w:bidi w:val="0"/>
+        <w:rPr>
+          <w:rFonts w:hint="default"/>
+          <w:lang w:val="en-US" w:eastAsia="zh-CN"/>
+        </w:rPr>
+      </w:pPr>
+      <w:bookmarkStart w:id="13" w:name="_Toc11180"/>
+      <w:r>
+        <w:rPr>
+          <w:rFonts w:hint="default"/>
+          <w:lang w:val="en-US" w:eastAsia="zh-CN"/>
+        </w:rPr>
+        <w:t>质量异常处理</w:t>
+      </w:r>
+      <w:bookmarkEnd w:id="13"/>
+    </w:p>
+    <w:p>
+      <w:pPr>
+        <w:pStyle w:val="29"/>
+        <w:rPr>
+          <w:rFonts w:hint="default"/>
+          <w:lang w:val="en-US" w:eastAsia="zh-CN"/>
+        </w:rPr>
+      </w:pPr>
+      <w:r>
+        <w:rPr>
+          <w:rFonts w:hint="default"/>
+          <w:lang w:val="en-US" w:eastAsia="zh-CN"/>
+        </w:rPr>
+        <w:t>当供应商供货质量出现波动时，</w:t>
       </w:r>
       <w:r>
         <w:rPr>
           <w:rFonts w:hint="eastAsia"/>
           <w:lang w:val="en-US" w:eastAsia="zh-CN"/>
         </w:rPr>
-        <w:t>总经理</w:t>
-      </w:r>
-      <w:r>
-        <w:rPr>
-          <w:rFonts w:hint="default"/>
-          <w:lang w:val="en-US" w:eastAsia="zh-CN"/>
-        </w:rPr>
-        <w:t>审核确认；</w:t>
-      </w:r>
-    </w:p>
-    <w:p>
-      <w:pPr>
-        <w:pStyle w:val="a1"/>
-        <w:rPr>
-          <w:rFonts w:hint="default"/>
-          <w:lang w:val="en-US" w:eastAsia="zh-CN"/>
-        </w:rPr>
-      </w:pPr>
-      <w:r>
-        <w:rPr>
-          <w:rFonts w:hint="eastAsia"/>
-          <w:lang w:val="en-US" w:eastAsia="zh-CN"/>
-        </w:rPr>
-        <w:t>采购部经理</w:t>
-      </w:r>
-      <w:r>
-        <w:rPr>
-          <w:rFonts w:hint="default"/>
-          <w:lang w:val="en-US" w:eastAsia="zh-CN"/>
-        </w:rPr>
-        <w:t>应每年至少进行一次合同符合性检查，确保业务需求与合同条款一致；</w:t>
-      </w:r>
-    </w:p>
-    <w:p>
-      <w:pPr>
-        <w:pStyle w:val="a1"/>
-        <w:rPr>
-          <w:rFonts w:hint="default"/>
-          <w:lang w:val="en-US" w:eastAsia="zh-CN"/>
-        </w:rPr>
-      </w:pPr>
-      <w:r>
-        <w:rPr>
-          <w:rFonts w:hint="default"/>
-          <w:lang w:val="en-US" w:eastAsia="zh-CN"/>
-        </w:rPr>
-        <w:t>所有合同变更需在满足客户需求的前提下进行；</w:t>
-      </w:r>
-    </w:p>
-    <w:p>
-      <w:pPr>
-        <w:pStyle w:val="a1"/>
-        <w:rPr>
-          <w:rFonts w:hint="default"/>
-          <w:lang w:val="en-US" w:eastAsia="zh-CN"/>
-        </w:rPr>
-      </w:pPr>
-      <w:r>
-        <w:rPr>
-          <w:rFonts w:hint="default"/>
-          <w:lang w:val="en-US" w:eastAsia="zh-CN"/>
-        </w:rPr>
-        <w:t>发生合同纠纷时，</w:t>
-      </w:r>
-      <w:r>
-        <w:rPr>
-          <w:rFonts w:hint="eastAsia"/>
-          <w:lang w:val="en-US" w:eastAsia="zh-CN"/>
-        </w:rPr>
-        <w:t>采购部经理</w:t>
-      </w:r>
-      <w:r>
-        <w:rPr>
-          <w:rFonts w:hint="default"/>
-          <w:lang w:val="en-US" w:eastAsia="zh-CN"/>
-        </w:rPr>
-        <w:t>须按合同约定流程处理；</w:t>
-      </w:r>
-    </w:p>
-    <w:p>
-      <w:pPr>
-        <w:pStyle w:val="a1"/>
-        <w:rPr>
-          <w:rFonts w:hint="default"/>
-          <w:lang w:val="en-US" w:eastAsia="zh-CN"/>
-        </w:rPr>
-      </w:pPr>
-      <w:r>
-        <w:rPr>
-          <w:rFonts w:hint="default"/>
-          <w:lang w:val="en-US" w:eastAsia="zh-CN"/>
-        </w:rPr>
-        <w:t>遇服务结束、提前终止或转移时，</w:t>
-      </w:r>
-      <w:r>
-        <w:rPr>
-          <w:rFonts w:hint="eastAsia"/>
-          <w:lang w:val="en-US" w:eastAsia="zh-CN"/>
-        </w:rPr>
-        <w:t>采购部经理</w:t>
-      </w:r>
-      <w:r>
-        <w:rPr>
-          <w:rFonts w:hint="default"/>
-          <w:lang w:val="en-US" w:eastAsia="zh-CN"/>
-        </w:rPr>
-        <w:t>须按合同约定流程处理。</w:t>
-      </w:r>
-    </w:p>
-    <w:p>
-      <w:pPr>
-        <w:pStyle w:val="2"/>
+        <w:t>采购部</w:t>
+      </w:r>
+      <w:r>
+        <w:rPr>
+          <w:rFonts w:hint="default"/>
+          <w:lang w:val="en-US" w:eastAsia="zh-CN"/>
+        </w:rPr>
+        <w:t>应组织进行现场工艺技术验证，分析原因并推动制定改善措施，相关结果须经双方书面确认。若发生重大质量事故造成损失，应依据质保金制度索赔。对整改不力、质量仍不稳定的供应商，应取消其合格供应商资格。</w:t>
+      </w:r>
+    </w:p>
+    <w:p>
+      <w:pPr>
+        <w:pStyle w:val="30"/>
         <w:bidi w:val="0"/>
         <w:rPr>
           <w:rFonts w:hint="default"/>
           <w:lang w:val="en-US" w:eastAsia="zh-CN"/>
         </w:rPr>
       </w:pPr>
-      <w:bookmarkStart w:id="13" w:name="_Toc13219"/>
-      <w:r>
-        <w:rPr>
-          <w:rFonts w:hint="default"/>
-          <w:lang w:val="en-US" w:eastAsia="zh-CN"/>
-        </w:rPr>
-        <w:t>供应商评价</w:t>
-      </w:r>
-      <w:bookmarkEnd w:id="13"/>
-    </w:p>
-    <w:p>
-      <w:pPr>
-        <w:pStyle w:val="a1"/>
-        <w:rPr>
-          <w:rFonts w:hint="default"/>
-          <w:lang w:val="en-US" w:eastAsia="zh-CN"/>
-        </w:rPr>
-      </w:pPr>
-      <w:r>
-        <w:rPr>
-          <w:rFonts w:hint="default"/>
-          <w:lang w:val="en-US" w:eastAsia="zh-CN"/>
-        </w:rPr>
-        <w:t>每个服务周期初，</w:t>
-      </w:r>
-      <w:r>
-        <w:rPr>
-          <w:rFonts w:hint="eastAsia"/>
-          <w:lang w:val="en-US" w:eastAsia="zh-CN"/>
-        </w:rPr>
-        <w:t>采购部经理</w:t>
-      </w:r>
-      <w:r>
-        <w:rPr>
-          <w:rFonts w:hint="default"/>
-          <w:lang w:val="en-US" w:eastAsia="zh-CN"/>
-        </w:rPr>
-        <w:t>应依据服务合同与协议，参照《合格供应商名录》，对供应商进行至少年度评审。评审应涵盖产品质量、技术支持、合同执行、质量保证及售后服务等方面，并根据结果对供应商进行分级。同时记录改进措施，作为服务改进计划的输入。</w:t>
-      </w:r>
-    </w:p>
-    <w:p>
-      <w:pPr>
-        <w:pStyle w:val="2"/>
-        <w:bidi w:val="0"/>
-        <w:rPr>
-          <w:rFonts w:hint="default"/>
-          <w:lang w:val="en-US" w:eastAsia="zh-CN"/>
-        </w:rPr>
-      </w:pPr>
-      <w:bookmarkStart w:id="14" w:name="_Toc11180"/>
-      <w:r>
-        <w:rPr>
-          <w:rFonts w:hint="default"/>
-          <w:lang w:val="en-US" w:eastAsia="zh-CN"/>
-        </w:rPr>
-        <w:t>质量异常处理</w:t>
+      <w:bookmarkStart w:id="14" w:name="_Toc19495"/>
+      <w:r>
+        <w:rPr>
+          <w:rFonts w:hint="default"/>
+          <w:lang w:val="en-US" w:eastAsia="zh-CN"/>
+        </w:rPr>
+        <w:t>供应商变更</w:t>
       </w:r>
       <w:bookmarkEnd w:id="14"/>
     </w:p>
     <w:p>
       <w:pPr>
-        <w:pStyle w:val="a1"/>
-        <w:rPr>
-          <w:rFonts w:hint="default"/>
-          <w:lang w:val="en-US" w:eastAsia="zh-CN"/>
-        </w:rPr>
-      </w:pPr>
-      <w:r>
-        <w:rPr>
-          <w:rFonts w:hint="default"/>
-          <w:lang w:val="en-US" w:eastAsia="zh-CN"/>
-        </w:rPr>
-        <w:t>当供应商供货质量出现波动时，</w:t>
-      </w:r>
-      <w:r>
-        <w:rPr>
-          <w:rFonts w:hint="eastAsia"/>
-          <w:lang w:val="en-US" w:eastAsia="zh-CN"/>
-        </w:rPr>
-        <w:t>采购部</w:t>
-      </w:r>
-      <w:r>
-        <w:rPr>
-          <w:rFonts w:hint="default"/>
-          <w:lang w:val="en-US" w:eastAsia="zh-CN"/>
-        </w:rPr>
-        <w:t>应组织进行现场工艺技术验证，分析原因并推动制定改善措施，相关结果须经双方书面确认。若发生重大质量事故造成损失，应依据质保金制度索赔。对整改不力、质量仍不稳定的供应商，应取消其合格供应商资格。</w:t>
-      </w:r>
-    </w:p>
-    <w:p>
-      <w:pPr>
-        <w:pStyle w:val="2"/>
-        <w:bidi w:val="0"/>
-        <w:rPr>
-          <w:rFonts w:hint="default"/>
-          <w:lang w:val="en-US" w:eastAsia="zh-CN"/>
-        </w:rPr>
-      </w:pPr>
-      <w:bookmarkStart w:id="15" w:name="_Toc19495"/>
-      <w:r>
-        <w:rPr>
-          <w:rFonts w:hint="default"/>
-          <w:lang w:val="en-US" w:eastAsia="zh-CN"/>
-        </w:rPr>
-        <w:t>供应商变更</w:t>
-      </w:r>
-      <w:bookmarkEnd w:id="15"/>
-    </w:p>
-    <w:p>
-      <w:pPr>
-        <w:pStyle w:val="a1"/>
+        <w:pStyle w:val="29"/>
         <w:rPr>
           <w:rFonts w:hint="default"/>
           <w:lang w:val="en-US" w:eastAsia="zh-CN"/>
@@ -3553,12 +3598,12 @@
     </w:p>
     <w:p>
       <w:pPr>
-        <w:pStyle w:val="a1"/>
+        <w:pStyle w:val="29"/>
         <w:numPr>
           <w:ilvl w:val="0"/>
           <w:numId w:val="6"/>
         </w:numPr>
-        <w:ind w:left="425" w:hanging="425" w:leftChars="0" w:firstLineChars="0"/>
+        <w:ind w:left="425" w:leftChars="0" w:hanging="425" w:firstLineChars="0"/>
         <w:rPr>
           <w:rFonts w:hint="default"/>
           <w:lang w:val="en-US" w:eastAsia="zh-CN"/>
@@ -3574,12 +3619,12 @@
     </w:p>
     <w:p>
       <w:pPr>
-        <w:pStyle w:val="a1"/>
+        <w:pStyle w:val="29"/>
         <w:numPr>
           <w:ilvl w:val="0"/>
           <w:numId w:val="6"/>
         </w:numPr>
-        <w:ind w:left="425" w:hanging="425" w:leftChars="0" w:firstLineChars="0"/>
+        <w:ind w:left="425" w:leftChars="0" w:hanging="425" w:firstLineChars="0"/>
         <w:rPr>
           <w:rFonts w:hint="default"/>
           <w:lang w:val="en-US" w:eastAsia="zh-CN"/>
@@ -3595,12 +3640,12 @@
     </w:p>
     <w:p>
       <w:pPr>
-        <w:pStyle w:val="a1"/>
+        <w:pStyle w:val="29"/>
         <w:numPr>
           <w:ilvl w:val="0"/>
           <w:numId w:val="7"/>
         </w:numPr>
-        <w:ind w:left="845" w:hanging="425" w:leftChars="0" w:firstLineChars="0"/>
+        <w:ind w:left="845" w:leftChars="0" w:hanging="425" w:firstLineChars="0"/>
         <w:rPr>
           <w:rFonts w:hint="default"/>
           <w:lang w:val="en-US" w:eastAsia="zh-CN"/>
@@ -3616,12 +3661,12 @@
     </w:p>
     <w:p>
       <w:pPr>
-        <w:pStyle w:val="a1"/>
+        <w:pStyle w:val="29"/>
         <w:numPr>
           <w:ilvl w:val="0"/>
           <w:numId w:val="7"/>
         </w:numPr>
-        <w:ind w:left="845" w:hanging="425" w:leftChars="0" w:firstLineChars="0"/>
+        <w:ind w:left="845" w:leftChars="0" w:hanging="425" w:firstLineChars="0"/>
         <w:rPr>
           <w:rFonts w:hint="default"/>
           <w:lang w:val="en-US" w:eastAsia="zh-CN"/>
@@ -3637,12 +3682,12 @@
     </w:p>
     <w:p>
       <w:pPr>
-        <w:pStyle w:val="a1"/>
+        <w:pStyle w:val="29"/>
         <w:numPr>
           <w:ilvl w:val="0"/>
           <w:numId w:val="7"/>
         </w:numPr>
-        <w:ind w:left="845" w:hanging="425" w:leftChars="0" w:firstLineChars="0"/>
+        <w:ind w:left="845" w:leftChars="0" w:hanging="425" w:firstLineChars="0"/>
         <w:rPr>
           <w:rFonts w:hint="default"/>
           <w:lang w:val="en-US" w:eastAsia="zh-CN"/>
@@ -3658,12 +3703,12 @@
     </w:p>
     <w:p>
       <w:pPr>
-        <w:pStyle w:val="a1"/>
+        <w:pStyle w:val="29"/>
         <w:numPr>
           <w:ilvl w:val="0"/>
           <w:numId w:val="7"/>
         </w:numPr>
-        <w:ind w:left="845" w:hanging="425" w:leftChars="0" w:firstLineChars="0"/>
+        <w:ind w:left="845" w:leftChars="0" w:hanging="425" w:firstLineChars="0"/>
         <w:rPr>
           <w:rFonts w:hint="default"/>
           <w:lang w:val="en-US" w:eastAsia="zh-CN"/>
@@ -3679,12 +3724,12 @@
     </w:p>
     <w:p>
       <w:pPr>
-        <w:pStyle w:val="a1"/>
+        <w:pStyle w:val="29"/>
         <w:numPr>
           <w:ilvl w:val="0"/>
           <w:numId w:val="6"/>
         </w:numPr>
-        <w:ind w:left="425" w:hanging="425" w:leftChars="0" w:firstLineChars="0"/>
+        <w:ind w:left="425" w:leftChars="0" w:hanging="425" w:firstLineChars="0"/>
         <w:rPr>
           <w:rFonts w:hint="default"/>
           <w:lang w:val="en-US" w:eastAsia="zh-CN"/>
@@ -3700,12 +3745,12 @@
     </w:p>
     <w:p>
       <w:pPr>
-        <w:pStyle w:val="a1"/>
+        <w:pStyle w:val="29"/>
         <w:numPr>
           <w:ilvl w:val="0"/>
           <w:numId w:val="8"/>
         </w:numPr>
-        <w:ind w:left="845" w:hanging="425" w:leftChars="0" w:firstLineChars="0"/>
+        <w:ind w:left="845" w:leftChars="0" w:hanging="425" w:firstLineChars="0"/>
         <w:rPr>
           <w:rFonts w:hint="default"/>
           <w:lang w:val="en-US" w:eastAsia="zh-CN"/>
@@ -3721,12 +3766,12 @@
     </w:p>
     <w:p>
       <w:pPr>
-        <w:pStyle w:val="a1"/>
+        <w:pStyle w:val="29"/>
         <w:numPr>
           <w:ilvl w:val="0"/>
           <w:numId w:val="8"/>
         </w:numPr>
-        <w:ind w:left="845" w:hanging="425" w:leftChars="0" w:firstLineChars="0"/>
+        <w:ind w:left="845" w:leftChars="0" w:hanging="425" w:firstLineChars="0"/>
         <w:rPr>
           <w:rFonts w:hint="default"/>
           <w:lang w:val="en-US" w:eastAsia="zh-CN"/>
@@ -3742,12 +3787,12 @@
     </w:p>
     <w:p>
       <w:pPr>
-        <w:pStyle w:val="a1"/>
+        <w:pStyle w:val="29"/>
         <w:numPr>
           <w:ilvl w:val="0"/>
           <w:numId w:val="8"/>
         </w:numPr>
-        <w:ind w:left="845" w:hanging="425" w:leftChars="0" w:firstLineChars="0"/>
+        <w:ind w:left="845" w:leftChars="0" w:hanging="425" w:firstLineChars="0"/>
         <w:rPr>
           <w:rFonts w:hint="default"/>
           <w:lang w:val="en-US" w:eastAsia="zh-CN"/>
@@ -3763,12 +3808,12 @@
     </w:p>
     <w:p>
       <w:pPr>
-        <w:pStyle w:val="a1"/>
+        <w:pStyle w:val="29"/>
         <w:numPr>
           <w:ilvl w:val="0"/>
           <w:numId w:val="8"/>
         </w:numPr>
-        <w:ind w:left="845" w:hanging="425" w:leftChars="0" w:firstLineChars="0"/>
+        <w:ind w:left="845" w:leftChars="0" w:hanging="425" w:firstLineChars="0"/>
         <w:rPr>
           <w:rFonts w:hint="default"/>
           <w:lang w:val="en-US" w:eastAsia="zh-CN"/>
@@ -3784,12 +3829,12 @@
     </w:p>
     <w:p>
       <w:pPr>
-        <w:pStyle w:val="a1"/>
+        <w:pStyle w:val="29"/>
         <w:numPr>
           <w:ilvl w:val="0"/>
           <w:numId w:val="8"/>
         </w:numPr>
-        <w:ind w:left="845" w:hanging="425" w:leftChars="0" w:firstLineChars="0"/>
+        <w:ind w:left="845" w:leftChars="0" w:hanging="425" w:firstLineChars="0"/>
         <w:rPr>
           <w:rFonts w:hint="default"/>
           <w:lang w:val="en-US" w:eastAsia="zh-CN"/>
@@ -3805,12 +3850,12 @@
     </w:p>
     <w:p>
       <w:pPr>
-        <w:pStyle w:val="a1"/>
+        <w:pStyle w:val="29"/>
         <w:numPr>
           <w:ilvl w:val="0"/>
           <w:numId w:val="8"/>
         </w:numPr>
-        <w:ind w:left="845" w:hanging="425" w:leftChars="0" w:firstLineChars="0"/>
+        <w:ind w:left="845" w:leftChars="0" w:hanging="425" w:firstLineChars="0"/>
         <w:rPr>
           <w:rFonts w:hint="default"/>
           <w:lang w:val="en-US" w:eastAsia="zh-CN"/>
@@ -3826,12 +3871,12 @@
     </w:p>
     <w:p>
       <w:pPr>
-        <w:pStyle w:val="a1"/>
+        <w:pStyle w:val="29"/>
         <w:numPr>
           <w:ilvl w:val="0"/>
           <w:numId w:val="8"/>
         </w:numPr>
-        <w:ind w:left="845" w:hanging="425" w:leftChars="0" w:firstLineChars="0"/>
+        <w:ind w:left="845" w:leftChars="0" w:hanging="425" w:firstLineChars="0"/>
         <w:rPr>
           <w:rFonts w:hint="default"/>
           <w:lang w:val="en-US" w:eastAsia="zh-CN"/>
@@ -3847,28 +3892,28 @@
     </w:p>
     <w:p>
       <w:pPr>
-        <w:pStyle w:val="1"/>
+        <w:pStyle w:val="28"/>
         <w:bidi w:val="0"/>
         <w:rPr>
-          <w:rStyle w:val="1Char"/>
-          <w:rFonts w:eastAsia="宋体" w:hint="default"/>
-          <w:lang w:val="en-US" w:eastAsia="zh-CN"/>
-        </w:rPr>
-      </w:pPr>
-      <w:bookmarkStart w:id="16" w:name="bookmark3"/>
+          <w:rStyle w:val="38"/>
+          <w:rFonts w:hint="default" w:eastAsia="宋体"/>
+          <w:lang w:val="en-US" w:eastAsia="zh-CN"/>
+        </w:rPr>
+      </w:pPr>
+      <w:bookmarkStart w:id="15" w:name="bookmark3"/>
+      <w:bookmarkEnd w:id="15"/>
+      <w:bookmarkStart w:id="16" w:name="_Toc17424"/>
+      <w:bookmarkStart w:id="17" w:name="_Toc11171"/>
+      <w:r>
+        <w:rPr>
+          <w:rStyle w:val="38"/>
+          <w:rFonts w:hint="eastAsia" w:eastAsia="宋体"/>
+          <w:lang w:val="en-US" w:eastAsia="zh-CN"/>
+        </w:rPr>
+        <w:t>附则</w:t>
+      </w:r>
       <w:bookmarkEnd w:id="16"/>
-      <w:bookmarkStart w:id="17" w:name="_Toc11171"/>
-      <w:bookmarkStart w:id="18" w:name="_Toc17424"/>
-      <w:r>
-        <w:rPr>
-          <w:rStyle w:val="1Char"/>
-          <w:rFonts w:eastAsia="宋体" w:hint="eastAsia"/>
-          <w:lang w:val="en-US" w:eastAsia="zh-CN"/>
-        </w:rPr>
-        <w:t>附则</w:t>
-      </w:r>
       <w:bookmarkEnd w:id="17"/>
-      <w:bookmarkEnd w:id="18"/>
     </w:p>
     <w:p>
       <w:pPr>
@@ -3890,17 +3935,17 @@
         <w:adjustRightInd w:val="0"/>
         <w:snapToGrid w:val="0"/>
         <w:spacing w:line="360" w:lineRule="auto"/>
-        <w:ind w:left="425" w:hanging="425" w:leftChars="0" w:firstLineChars="0"/>
+        <w:ind w:left="425" w:leftChars="0" w:hanging="425" w:firstLineChars="0"/>
         <w:textAlignment w:val="baseline"/>
         <w:rPr>
-          <w:rFonts w:ascii="宋体" w:eastAsia="宋体" w:hAnsi="宋体" w:cs="宋体"/>
+          <w:rFonts w:ascii="宋体" w:hAnsi="宋体" w:eastAsia="宋体" w:cs="宋体"/>
           <w:sz w:val="24"/>
           <w:szCs w:val="24"/>
         </w:rPr>
       </w:pPr>
       <w:r>
         <w:rPr>
-          <w:rFonts w:ascii="宋体" w:eastAsia="宋体" w:hAnsi="宋体" w:cs="宋体"/>
+          <w:rFonts w:ascii="宋体" w:hAnsi="宋体" w:eastAsia="宋体" w:cs="宋体"/>
           <w:spacing w:val="-1"/>
           <w:sz w:val="24"/>
           <w:szCs w:val="24"/>
@@ -3909,7 +3954,7 @@
       </w:r>
       <w:r>
         <w:rPr>
-          <w:rFonts w:ascii="宋体" w:eastAsia="宋体" w:hAnsi="宋体" w:cs="宋体" w:hint="eastAsia"/>
+          <w:rFonts w:hint="eastAsia" w:ascii="宋体" w:hAnsi="宋体" w:eastAsia="宋体" w:cs="宋体"/>
           <w:spacing w:val="-1"/>
           <w:sz w:val="24"/>
           <w:szCs w:val="24"/>
@@ -3919,7 +3964,7 @@
       </w:r>
       <w:r>
         <w:rPr>
-          <w:rFonts w:ascii="宋体" w:eastAsia="宋体" w:hAnsi="宋体" w:cs="宋体" w:hint="eastAsia"/>
+          <w:rFonts w:hint="eastAsia" w:ascii="宋体" w:hAnsi="宋体" w:eastAsia="宋体" w:cs="宋体"/>
           <w:spacing w:val="-1"/>
           <w:sz w:val="24"/>
           <w:szCs w:val="24"/>
@@ -3929,7 +3974,7 @@
       </w:r>
       <w:r>
         <w:rPr>
-          <w:rFonts w:ascii="宋体" w:eastAsia="宋体" w:hAnsi="宋体" w:cs="宋体"/>
+          <w:rFonts w:ascii="宋体" w:hAnsi="宋体" w:eastAsia="宋体" w:cs="宋体"/>
           <w:spacing w:val="-1"/>
           <w:sz w:val="24"/>
           <w:szCs w:val="24"/>
@@ -3957,7 +4002,7 @@
         <w:adjustRightInd w:val="0"/>
         <w:snapToGrid w:val="0"/>
         <w:spacing w:line="360" w:lineRule="auto"/>
-        <w:ind w:left="425" w:hanging="425" w:leftChars="0" w:firstLineChars="0"/>
+        <w:ind w:left="425" w:leftChars="0" w:hanging="425" w:firstLineChars="0"/>
         <w:textAlignment w:val="baseline"/>
         <w:rPr>
           <w:rFonts w:hint="default"/>
@@ -3966,7 +4011,7 @@
       </w:pPr>
       <w:r>
         <w:rPr>
-          <w:rFonts w:ascii="宋体" w:eastAsia="宋体" w:hAnsi="宋体" w:cs="宋体"/>
+          <w:rFonts w:ascii="宋体" w:hAnsi="宋体" w:eastAsia="宋体" w:cs="宋体"/>
           <w:spacing w:val="-2"/>
           <w:sz w:val="24"/>
           <w:szCs w:val="24"/>
@@ -3976,68 +4021,68 @@
     </w:p>
     <w:p>
       <w:pPr>
-        <w:pStyle w:val="1"/>
+        <w:pStyle w:val="28"/>
         <w:bidi w:val="0"/>
         <w:rPr>
           <w:rFonts w:hint="default"/>
           <w:lang w:val="en-US" w:eastAsia="zh-CN"/>
         </w:rPr>
       </w:pPr>
-      <w:bookmarkStart w:id="19" w:name="bookmark14"/>
+      <w:bookmarkStart w:id="18" w:name="bookmark14"/>
+      <w:bookmarkEnd w:id="18"/>
+      <w:bookmarkStart w:id="19" w:name="_Toc31325"/>
+      <w:r>
+        <w:rPr>
+          <w:rFonts w:hint="eastAsia"/>
+          <w:lang w:val="en-US" w:eastAsia="zh-CN"/>
+        </w:rPr>
+        <w:t>附件</w:t>
+      </w:r>
       <w:bookmarkEnd w:id="19"/>
-      <w:bookmarkStart w:id="20" w:name="_Toc31325"/>
+    </w:p>
+    <w:p>
+      <w:pPr>
+        <w:pStyle w:val="29"/>
+        <w:rPr>
+          <w:rFonts w:hint="default"/>
+          <w:lang w:val="en-US" w:eastAsia="zh-CN"/>
+        </w:rPr>
+      </w:pPr>
       <w:r>
         <w:rPr>
           <w:rFonts w:hint="eastAsia"/>
           <w:lang w:val="en-US" w:eastAsia="zh-CN"/>
         </w:rPr>
-        <w:t>附件</w:t>
+        <w:t>无</w:t>
+      </w:r>
+    </w:p>
+    <w:p>
+      <w:pPr>
+        <w:pStyle w:val="28"/>
+        <w:bidi w:val="0"/>
+        <w:rPr>
+          <w:rFonts w:hint="eastAsia"/>
+          <w:lang w:val="en-US" w:eastAsia="zh-CN"/>
+        </w:rPr>
+      </w:pPr>
+      <w:bookmarkStart w:id="20" w:name="_Toc30419"/>
+      <w:r>
+        <w:rPr>
+          <w:rFonts w:hint="eastAsia"/>
+          <w:lang w:val="en-US" w:eastAsia="zh-CN"/>
+        </w:rPr>
+        <w:t>记录</w:t>
       </w:r>
       <w:bookmarkEnd w:id="20"/>
     </w:p>
     <w:p>
       <w:pPr>
-        <w:pStyle w:val="a1"/>
-        <w:rPr>
-          <w:rFonts w:hint="default"/>
-          <w:lang w:val="en-US" w:eastAsia="zh-CN"/>
-        </w:rPr>
-      </w:pPr>
-      <w:r>
+        <w:pStyle w:val="39"/>
+        <w:bidi w:val="0"/>
         <w:rPr>
           <w:rFonts w:hint="eastAsia"/>
           <w:lang w:val="en-US" w:eastAsia="zh-CN"/>
         </w:rPr>
-        <w:t>无</w:t>
-      </w:r>
-    </w:p>
-    <w:p>
-      <w:pPr>
-        <w:pStyle w:val="1"/>
-        <w:bidi w:val="0"/>
-        <w:rPr>
-          <w:rFonts w:hint="eastAsia"/>
-          <w:lang w:val="en-US" w:eastAsia="zh-CN"/>
-        </w:rPr>
-      </w:pPr>
-      <w:bookmarkStart w:id="21" w:name="_Toc30419"/>
-      <w:r>
-        <w:rPr>
-          <w:rFonts w:hint="eastAsia"/>
-          <w:lang w:val="en-US" w:eastAsia="zh-CN"/>
-        </w:rPr>
-        <w:t>记录</w:t>
-      </w:r>
-      <w:bookmarkEnd w:id="21"/>
-    </w:p>
-    <w:p>
-      <w:pPr>
-        <w:pStyle w:val="a3"/>
-        <w:bidi w:val="0"/>
-        <w:rPr>
-          <w:rFonts w:hint="eastAsia"/>
-          <w:lang w:val="en-US" w:eastAsia="zh-CN"/>
-        </w:rPr>
       </w:pPr>
       <w:r>
         <w:rPr>
@@ -4048,33 +4093,83 @@
       </w:r>
     </w:p>
     <w:sectPr>
-      <w:headerReference w:type="default" r:id="rId4"/>
+      <w:headerReference r:id="rId5" w:type="default"/>
       <w:pgSz w:w="11906" w:h="16838"/>
       <w:pgMar w:top="1417" w:right="1800" w:bottom="1440" w:left="1800" w:header="1140" w:footer="992" w:gutter="0"/>
-      <w:cols w:num="1" w:space="425"/>
+      <w:cols w:space="425" w:num="1"/>
       <w:docGrid w:type="lines" w:linePitch="312" w:charSpace="0"/>
     </w:sectPr>
   </w:body>
 </w:document>
 </file>
 
+<file path=word/endnotes.xml><?xml version="1.0" encoding="utf-8"?>
+<w:endnotes xmlns:wpc="http://schemas.microsoft.com/office/word/2010/wordprocessingCanvas" xmlns:mc="http://schemas.openxmlformats.org/markup-compatibility/2006" xmlns:o="urn:schemas-microsoft-com:office:office" xmlns:r="http://schemas.openxmlformats.org/officeDocument/2006/relationships" xmlns:m="http://schemas.openxmlformats.org/officeDocument/2006/math" xmlns:v="urn:schemas-microsoft-com:vml" xmlns:wp14="http://schemas.microsoft.com/office/word/2010/wordprocessingDrawing" xmlns:wp="http://schemas.openxmlformats.org/drawingml/2006/wordprocessingDrawing" xmlns:w="http://schemas.openxmlformats.org/wordprocessingml/2006/main" xmlns:w14="http://schemas.microsoft.com/office/word/2010/wordml" xmlns:w15="http://schemas.microsoft.com/office/word/2012/wordml" xmlns:w10="urn:schemas-microsoft-com:office:word" xmlns:wpg="http://schemas.microsoft.com/office/word/2010/wordprocessingGroup" xmlns:wpi="http://schemas.microsoft.com/office/word/2010/wordprocessingInk" xmlns:wne="http://schemas.microsoft.com/office/word/2006/wordml" xmlns:wps="http://schemas.microsoft.com/office/word/2010/wordprocessingShape" xmlns:wpsCustomData="http://www.wps.cn/officeDocument/2013/wpsCustomData" mc:Ignorable="w14 w15 wp14">
+  <w:endnote w:type="separator" w:id="0">
+    <w:p>
+      <w:pPr>
+        <w:spacing w:line="240" w:lineRule="auto"/>
+      </w:pPr>
+      <w:r>
+        <w:separator/>
+      </w:r>
+    </w:p>
+  </w:endnote>
+  <w:endnote w:type="continuationSeparator" w:id="1">
+    <w:p>
+      <w:pPr>
+        <w:spacing w:line="240" w:lineRule="auto"/>
+      </w:pPr>
+      <w:r>
+        <w:continuationSeparator/>
+      </w:r>
+    </w:p>
+  </w:endnote>
+</w:endnotes>
+</file>
+
+<file path=word/footnotes.xml><?xml version="1.0" encoding="utf-8"?>
+<w:footnotes xmlns:wpc="http://schemas.microsoft.com/office/word/2010/wordprocessingCanvas" xmlns:mc="http://schemas.openxmlformats.org/markup-compatibility/2006" xmlns:o="urn:schemas-microsoft-com:office:office" xmlns:r="http://schemas.openxmlformats.org/officeDocument/2006/relationships" xmlns:m="http://schemas.openxmlformats.org/officeDocument/2006/math" xmlns:v="urn:schemas-microsoft-com:vml" xmlns:wp14="http://schemas.microsoft.com/office/word/2010/wordprocessingDrawing" xmlns:wp="http://schemas.openxmlformats.org/drawingml/2006/wordprocessingDrawing" xmlns:w="http://schemas.openxmlformats.org/wordprocessingml/2006/main" xmlns:w14="http://schemas.microsoft.com/office/word/2010/wordml" xmlns:w15="http://schemas.microsoft.com/office/word/2012/wordml" xmlns:w10="urn:schemas-microsoft-com:office:word" xmlns:wpg="http://schemas.microsoft.com/office/word/2010/wordprocessingGroup" xmlns:wpi="http://schemas.microsoft.com/office/word/2010/wordprocessingInk" xmlns:wne="http://schemas.microsoft.com/office/word/2006/wordml" xmlns:wps="http://schemas.microsoft.com/office/word/2010/wordprocessingShape" xmlns:wpsCustomData="http://www.wps.cn/officeDocument/2013/wpsCustomData" mc:Ignorable="w14 w15 wp14">
+  <w:footnote w:type="separator" w:id="0">
+    <w:p>
+      <w:pPr>
+        <w:spacing w:line="360" w:lineRule="auto"/>
+      </w:pPr>
+      <w:r>
+        <w:separator/>
+      </w:r>
+    </w:p>
+  </w:footnote>
+  <w:footnote w:type="continuationSeparator" w:id="1">
+    <w:p>
+      <w:pPr>
+        <w:spacing w:line="360" w:lineRule="auto"/>
+      </w:pPr>
+      <w:r>
+        <w:continuationSeparator/>
+      </w:r>
+    </w:p>
+  </w:footnote>
+</w:footnotes>
+</file>
+
 <file path=word/header1.xml><?xml version="1.0" encoding="utf-8"?>
-<w:hdr xmlns:wpc="http://schemas.microsoft.com/office/word/2010/wordprocessingCanvas" xmlns:mc="http://schemas.openxmlformats.org/markup-compatibility/2006" xmlns:o="urn:schemas-microsoft-com:office:office" xmlns:r="http://schemas.openxmlformats.org/officeDocument/2006/relationships" xmlns:m="http://schemas.openxmlformats.org/officeDocument/2006/math" xmlns:v="urn:schemas-microsoft-com:vml" xmlns:wp14="http://schemas.microsoft.com/office/word/2010/wordprocessingDrawing" xmlns:wp="http://schemas.openxmlformats.org/drawingml/2006/wordprocessingDrawing" xmlns:w10="urn:schemas-microsoft-com:office:word" xmlns:w="http://schemas.openxmlformats.org/wordprocessingml/2006/main" xmlns:w14="http://schemas.microsoft.com/office/word/2010/wordml" xmlns:w15="http://schemas.microsoft.com/office/word/2012/wordml" xmlns:wne="http://schemas.microsoft.com/office/word/2006/wordml" xmlns:wpg="http://schemas.microsoft.com/office/word/2010/wordprocessingGroup" xmlns:wpi="http://schemas.microsoft.com/office/word/2010/wordprocessingInk" xmlns:wps="http://schemas.microsoft.com/office/word/2010/wordprocessingShape" mc:Ignorable="w14 w15 wp14">
+<w:hdr xmlns:wpc="http://schemas.microsoft.com/office/word/2010/wordprocessingCanvas" xmlns:mc="http://schemas.openxmlformats.org/markup-compatibility/2006" xmlns:o="urn:schemas-microsoft-com:office:office" xmlns:r="http://schemas.openxmlformats.org/officeDocument/2006/relationships" xmlns:m="http://schemas.openxmlformats.org/officeDocument/2006/math" xmlns:v="urn:schemas-microsoft-com:vml" xmlns:wp14="http://schemas.microsoft.com/office/word/2010/wordprocessingDrawing" xmlns:wp="http://schemas.openxmlformats.org/drawingml/2006/wordprocessingDrawing" xmlns:w10="urn:schemas-microsoft-com:office:word" xmlns:w="http://schemas.openxmlformats.org/wordprocessingml/2006/main" xmlns:w14="http://schemas.microsoft.com/office/word/2010/wordml" xmlns:w15="http://schemas.microsoft.com/office/word/2012/wordml" xmlns:wpg="http://schemas.microsoft.com/office/word/2010/wordprocessingGroup" xmlns:wpi="http://schemas.microsoft.com/office/word/2010/wordprocessingInk" xmlns:wne="http://schemas.microsoft.com/office/word/2006/wordml" xmlns:wps="http://schemas.microsoft.com/office/word/2010/wordprocessingShape" xmlns:wpsCustomData="http://www.wps.cn/officeDocument/2013/wpsCustomData" mc:Ignorable="w14 w15 wp14">
   <w:p>
     <w:pPr>
-      <w:pStyle w:val="Header"/>
+      <w:pStyle w:val="15"/>
       <w:pBdr>
-        <w:bottom w:val="single" w:sz="4" w:space="1" w:color="auto"/>
+        <w:bottom w:val="single" w:color="auto" w:sz="4" w:space="1"/>
       </w:pBdr>
       <w:jc w:val="right"/>
       <w:rPr>
-        <w:rFonts w:eastAsiaTheme="minorEastAsia" w:hint="eastAsia"/>
+        <w:rFonts w:hint="eastAsia" w:eastAsiaTheme="minorEastAsia"/>
         <w:lang w:eastAsia="zh-CN"/>
       </w:rPr>
     </w:pPr>
     <w:r>
       <w:rPr>
-        <w:rFonts w:eastAsiaTheme="minorEastAsia" w:hint="eastAsia"/>
+        <w:rFonts w:hint="eastAsia" w:eastAsiaTheme="minorEastAsia"/>
         <w:lang w:eastAsia="zh-CN"/>
       </w:rPr>
       <w:t>天津通海信息技术有限公司</w:t>
@@ -4084,15 +4179,15 @@
 </file>
 
 <file path=word/numbering.xml><?xml version="1.0" encoding="utf-8"?>
-<w:numbering xmlns:wpc="http://schemas.microsoft.com/office/word/2010/wordprocessingCanvas" xmlns:mc="http://schemas.openxmlformats.org/markup-compatibility/2006" xmlns:o="urn:schemas-microsoft-com:office:office" xmlns:r="http://schemas.openxmlformats.org/officeDocument/2006/relationships" xmlns:m="http://schemas.openxmlformats.org/officeDocument/2006/math" xmlns:v="urn:schemas-microsoft-com:vml" xmlns:wp14="http://schemas.microsoft.com/office/word/2010/wordprocessingDrawing" xmlns:wp="http://schemas.openxmlformats.org/drawingml/2006/wordprocessingDrawing" xmlns:w10="urn:schemas-microsoft-com:office:word" xmlns:w="http://schemas.openxmlformats.org/wordprocessingml/2006/main" xmlns:w14="http://schemas.microsoft.com/office/word/2010/wordml" xmlns:w15="http://schemas.microsoft.com/office/word/2012/wordml" xmlns:wne="http://schemas.microsoft.com/office/word/2006/wordml" xmlns:wpg="http://schemas.microsoft.com/office/word/2010/wordprocessingGroup" xmlns:wpi="http://schemas.microsoft.com/office/word/2010/wordprocessingInk" xmlns:wps="http://schemas.microsoft.com/office/word/2010/wordprocessingShape" mc:Ignorable="w14 w15 wp14">
+<w:numbering xmlns:wpc="http://schemas.microsoft.com/office/word/2010/wordprocessingCanvas" xmlns:mc="http://schemas.openxmlformats.org/markup-compatibility/2006" xmlns:o="urn:schemas-microsoft-com:office:office" xmlns:r="http://schemas.openxmlformats.org/officeDocument/2006/relationships" xmlns:m="http://schemas.openxmlformats.org/officeDocument/2006/math" xmlns:v="urn:schemas-microsoft-com:vml" xmlns:wp14="http://schemas.microsoft.com/office/word/2010/wordprocessingDrawing" xmlns:wp="http://schemas.openxmlformats.org/drawingml/2006/wordprocessingDrawing" xmlns:w10="urn:schemas-microsoft-com:office:word" xmlns:w="http://schemas.openxmlformats.org/wordprocessingml/2006/main" xmlns:w14="http://schemas.microsoft.com/office/word/2010/wordml" xmlns:wpg="http://schemas.microsoft.com/office/word/2010/wordprocessingGroup" xmlns:wpi="http://schemas.microsoft.com/office/word/2010/wordprocessingInk" xmlns:wne="http://schemas.microsoft.com/office/word/2006/wordml" xmlns:wps="http://schemas.microsoft.com/office/word/2010/wordprocessingShape" xmlns:wpsCustomData="http://www.wps.cn/officeDocument/2013/wpsCustomData" mc:Ignorable="w14 wp14">
   <w:abstractNum w:abstractNumId="0">
     <w:nsid w:val="8E964DCE"/>
     <w:multiLevelType w:val="multilevel"/>
     <w:tmpl w:val="8E964DCE"/>
-    <w:lvl w:ilvl="0">
+    <w:lvl w:ilvl="0" w:tentative="0">
       <w:start w:val="1"/>
       <w:numFmt w:val="decimal"/>
-      <w:pStyle w:val="Heading1"/>
+      <w:pStyle w:val="2"/>
       <w:lvlText w:val="%1."/>
       <w:lvlJc w:val="left"/>
       <w:pPr>
@@ -4102,10 +4197,10 @@
         <w:rFonts w:hint="default"/>
       </w:rPr>
     </w:lvl>
-    <w:lvl w:ilvl="1">
+    <w:lvl w:ilvl="1" w:tentative="0">
       <w:start w:val="1"/>
       <w:numFmt w:val="decimal"/>
-      <w:pStyle w:val="Heading2"/>
+      <w:pStyle w:val="3"/>
       <w:lvlText w:val="%1.%2."/>
       <w:lvlJc w:val="left"/>
       <w:pPr>
@@ -4115,10 +4210,10 @@
         <w:rFonts w:hint="default"/>
       </w:rPr>
     </w:lvl>
-    <w:lvl w:ilvl="2">
+    <w:lvl w:ilvl="2" w:tentative="0">
       <w:start w:val="1"/>
       <w:numFmt w:val="decimal"/>
-      <w:pStyle w:val="Heading3"/>
+      <w:pStyle w:val="4"/>
       <w:lvlText w:val="%1.%2.%3."/>
       <w:lvlJc w:val="left"/>
       <w:pPr>
@@ -4128,10 +4223,10 @@
         <w:rFonts w:hint="default"/>
       </w:rPr>
     </w:lvl>
-    <w:lvl w:ilvl="3">
+    <w:lvl w:ilvl="3" w:tentative="0">
       <w:start w:val="1"/>
       <w:numFmt w:val="decimal"/>
-      <w:pStyle w:val="Heading4"/>
+      <w:pStyle w:val="5"/>
       <w:lvlText w:val="%1.%2.%3.%4."/>
       <w:lvlJc w:val="left"/>
       <w:pPr>
@@ -4141,10 +4236,10 @@
         <w:rFonts w:hint="default"/>
       </w:rPr>
     </w:lvl>
-    <w:lvl w:ilvl="4">
+    <w:lvl w:ilvl="4" w:tentative="0">
       <w:start w:val="1"/>
       <w:numFmt w:val="decimal"/>
-      <w:pStyle w:val="Heading5"/>
+      <w:pStyle w:val="6"/>
       <w:lvlText w:val="%1.%2.%3.%4.%5."/>
       <w:lvlJc w:val="left"/>
       <w:pPr>
@@ -4154,10 +4249,10 @@
         <w:rFonts w:hint="default"/>
       </w:rPr>
     </w:lvl>
-    <w:lvl w:ilvl="5">
+    <w:lvl w:ilvl="5" w:tentative="0">
       <w:start w:val="1"/>
       <w:numFmt w:val="decimal"/>
-      <w:pStyle w:val="Heading6"/>
+      <w:pStyle w:val="7"/>
       <w:lvlText w:val="%1.%2.%3.%4.%5.%6."/>
       <w:lvlJc w:val="left"/>
       <w:pPr>
@@ -4167,10 +4262,10 @@
         <w:rFonts w:hint="default"/>
       </w:rPr>
     </w:lvl>
-    <w:lvl w:ilvl="6">
+    <w:lvl w:ilvl="6" w:tentative="0">
       <w:start w:val="1"/>
       <w:numFmt w:val="decimal"/>
-      <w:pStyle w:val="Heading7"/>
+      <w:pStyle w:val="8"/>
       <w:lvlText w:val="%1.%2.%3.%4.%5.%6.%7."/>
       <w:lvlJc w:val="left"/>
       <w:pPr>
@@ -4180,10 +4275,10 @@
         <w:rFonts w:hint="default"/>
       </w:rPr>
     </w:lvl>
-    <w:lvl w:ilvl="7">
+    <w:lvl w:ilvl="7" w:tentative="0">
       <w:start w:val="1"/>
       <w:numFmt w:val="decimal"/>
-      <w:pStyle w:val="Heading8"/>
+      <w:pStyle w:val="9"/>
       <w:lvlText w:val="%1.%2.%3.%4.%5.%6.%7.%8."/>
       <w:lvlJc w:val="left"/>
       <w:pPr>
@@ -4193,10 +4288,10 @@
         <w:rFonts w:hint="default"/>
       </w:rPr>
     </w:lvl>
-    <w:lvl w:ilvl="8">
+    <w:lvl w:ilvl="8" w:tentative="0">
       <w:start w:val="1"/>
       <w:numFmt w:val="decimal"/>
-      <w:pStyle w:val="Heading9"/>
+      <w:pStyle w:val="10"/>
       <w:lvlText w:val="%1.%2.%3.%4.%5.%6.%7.%8.%9."/>
       <w:lvlJc w:val="left"/>
       <w:pPr>
@@ -4211,7 +4306,7 @@
     <w:nsid w:val="937007B5"/>
     <w:multiLevelType w:val="singleLevel"/>
     <w:tmpl w:val="937007B5"/>
-    <w:lvl w:ilvl="0">
+    <w:lvl w:ilvl="0" w:tentative="0">
       <w:start w:val="1"/>
       <w:numFmt w:val="decimal"/>
       <w:lvlText w:val="%1."/>
@@ -4228,7 +4323,7 @@
     <w:nsid w:val="D2F726D3"/>
     <w:multiLevelType w:val="singleLevel"/>
     <w:tmpl w:val="D2F726D3"/>
-    <w:lvl w:ilvl="0">
+    <w:lvl w:ilvl="0" w:tentative="0">
       <w:start w:val="1"/>
       <w:numFmt w:val="decimal"/>
       <w:lvlText w:val="%1."/>
@@ -4245,7 +4340,7 @@
     <w:nsid w:val="DA7AC91D"/>
     <w:multiLevelType w:val="singleLevel"/>
     <w:tmpl w:val="DA7AC91D"/>
-    <w:lvl w:ilvl="0">
+    <w:lvl w:ilvl="0" w:tentative="0">
       <w:start w:val="1"/>
       <w:numFmt w:val="decimal"/>
       <w:lvlText w:val="(%1)"/>
@@ -4265,7 +4360,7 @@
     <w:nsid w:val="E475A80E"/>
     <w:multiLevelType w:val="singleLevel"/>
     <w:tmpl w:val="E475A80E"/>
-    <w:lvl w:ilvl="0">
+    <w:lvl w:ilvl="0" w:tentative="0">
       <w:start w:val="1"/>
       <w:numFmt w:val="decimal"/>
       <w:lvlText w:val="%1."/>
@@ -4282,7 +4377,7 @@
     <w:nsid w:val="F9539CF3"/>
     <w:multiLevelType w:val="singleLevel"/>
     <w:tmpl w:val="F9539CF3"/>
-    <w:lvl w:ilvl="0">
+    <w:lvl w:ilvl="0" w:tentative="0">
       <w:start w:val="1"/>
       <w:numFmt w:val="decimal"/>
       <w:lvlText w:val="%1."/>
@@ -4299,7 +4394,7 @@
     <w:nsid w:val="FC300126"/>
     <w:multiLevelType w:val="singleLevel"/>
     <w:tmpl w:val="FC300126"/>
-    <w:lvl w:ilvl="0">
+    <w:lvl w:ilvl="0" w:tentative="0">
       <w:start w:val="1"/>
       <w:numFmt w:val="decimal"/>
       <w:lvlText w:val="(%1)"/>
@@ -4319,7 +4414,7 @@
     <w:nsid w:val="0E2CEBEC"/>
     <w:multiLevelType w:val="singleLevel"/>
     <w:tmpl w:val="0E2CEBEC"/>
-    <w:lvl w:ilvl="0">
+    <w:lvl w:ilvl="0" w:tentative="0">
       <w:start w:val="1"/>
       <w:numFmt w:val="decimal"/>
       <w:lvlText w:val="%1."/>
@@ -4336,7 +4431,7 @@
     <w:nsid w:val="1B5AB892"/>
     <w:multiLevelType w:val="singleLevel"/>
     <w:tmpl w:val="1B5AB892"/>
-    <w:lvl w:ilvl="0">
+    <w:lvl w:ilvl="0" w:tentative="0">
       <w:start w:val="1"/>
       <w:numFmt w:val="decimal"/>
       <w:lvlText w:val="%1."/>
@@ -4380,267 +4475,269 @@
 </file>
 
 <file path=word/styles.xml><?xml version="1.0" encoding="utf-8"?>
-<w:styles xmlns:mc="http://schemas.openxmlformats.org/markup-compatibility/2006" xmlns:r="http://schemas.openxmlformats.org/officeDocument/2006/relationships" xmlns:w="http://schemas.openxmlformats.org/wordprocessingml/2006/main" xmlns:w14="http://schemas.microsoft.com/office/word/2010/wordml" xmlns:w15="http://schemas.microsoft.com/office/word/2012/wordml" mc:Ignorable="w14 w15">
+<w:styles xmlns:mc="http://schemas.openxmlformats.org/markup-compatibility/2006" xmlns:o="urn:schemas-microsoft-com:office:office" xmlns:r="http://schemas.openxmlformats.org/officeDocument/2006/relationships" xmlns:m="http://schemas.openxmlformats.org/officeDocument/2006/math" xmlns:v="urn:schemas-microsoft-com:vml" xmlns:w="http://schemas.openxmlformats.org/wordprocessingml/2006/main" xmlns:w14="http://schemas.microsoft.com/office/word/2010/wordml" xmlns:w10="urn:schemas-microsoft-com:office:word" xmlns:sl="http://schemas.openxmlformats.org/schemaLibrary/2006/main" xmlns:wpsCustomData="http://www.wps.cn/officeDocument/2013/wpsCustomData" mc:Ignorable="w14">
   <w:docDefaults>
     <w:rPrDefault>
       <w:rPr>
-        <w:rFonts w:ascii="Times New Roman" w:eastAsia="宋体" w:hAnsi="Times New Roman" w:cs="Times New Roman"/>
+        <w:rFonts w:ascii="Times New Roman" w:hAnsi="Times New Roman" w:eastAsia="宋体" w:cs="Times New Roman"/>
       </w:rPr>
     </w:rPrDefault>
     <w:pPrDefault/>
   </w:docDefaults>
-  <w:latentStyles w:defLockedState="0" w:defUIPriority="99" w:defSemiHidden="1" w:defUnhideWhenUsed="1" w:defQFormat="0" w:count="260">
-    <w:lsdException w:name="Normal" w:semiHidden="0" w:uiPriority="0" w:unhideWhenUsed="0" w:qFormat="1"/>
-    <w:lsdException w:name="heading 1" w:semiHidden="0" w:uiPriority="0" w:unhideWhenUsed="0" w:qFormat="1"/>
-    <w:lsdException w:name="heading 2" w:semiHidden="0" w:uiPriority="0" w:qFormat="1"/>
-    <w:lsdException w:name="heading 3" w:uiPriority="0" w:qFormat="1"/>
-    <w:lsdException w:name="heading 4" w:semiHidden="0" w:uiPriority="0" w:qFormat="1"/>
-    <w:lsdException w:name="heading 5" w:uiPriority="0" w:qFormat="1"/>
-    <w:lsdException w:name="heading 6" w:uiPriority="0" w:qFormat="1"/>
-    <w:lsdException w:name="heading 7" w:uiPriority="0" w:qFormat="1"/>
-    <w:lsdException w:name="heading 8" w:uiPriority="0" w:qFormat="1"/>
-    <w:lsdException w:name="heading 9" w:uiPriority="0" w:qFormat="1"/>
-    <w:lsdException w:name="index 1" w:semiHidden="0" w:uiPriority="0" w:unhideWhenUsed="0"/>
-    <w:lsdException w:name="index 2" w:semiHidden="0" w:uiPriority="0" w:unhideWhenUsed="0"/>
-    <w:lsdException w:name="index 3" w:semiHidden="0" w:uiPriority="0" w:unhideWhenUsed="0"/>
-    <w:lsdException w:name="index 4" w:semiHidden="0" w:uiPriority="0" w:unhideWhenUsed="0"/>
-    <w:lsdException w:name="index 5" w:semiHidden="0" w:uiPriority="0" w:unhideWhenUsed="0"/>
-    <w:lsdException w:name="index 6" w:semiHidden="0" w:uiPriority="0" w:unhideWhenUsed="0"/>
-    <w:lsdException w:name="index 7" w:semiHidden="0" w:uiPriority="0" w:unhideWhenUsed="0"/>
-    <w:lsdException w:name="index 8" w:semiHidden="0" w:uiPriority="0" w:unhideWhenUsed="0"/>
-    <w:lsdException w:name="index 9" w:semiHidden="0" w:uiPriority="0" w:unhideWhenUsed="0"/>
-    <w:lsdException w:name="toc 1" w:semiHidden="0" w:uiPriority="0" w:unhideWhenUsed="0" w:qFormat="1"/>
-    <w:lsdException w:name="toc 2" w:semiHidden="0" w:uiPriority="0" w:unhideWhenUsed="0" w:qFormat="1"/>
-    <w:lsdException w:name="toc 3" w:semiHidden="0" w:uiPriority="0" w:unhideWhenUsed="0" w:qFormat="1"/>
-    <w:lsdException w:name="toc 4" w:semiHidden="0" w:uiPriority="0" w:unhideWhenUsed="0"/>
-    <w:lsdException w:name="toc 5" w:semiHidden="0" w:uiPriority="0" w:unhideWhenUsed="0"/>
-    <w:lsdException w:name="toc 6" w:semiHidden="0" w:uiPriority="0" w:unhideWhenUsed="0"/>
-    <w:lsdException w:name="toc 7" w:semiHidden="0" w:uiPriority="0" w:unhideWhenUsed="0"/>
-    <w:lsdException w:name="toc 8" w:semiHidden="0" w:uiPriority="0" w:unhideWhenUsed="0"/>
-    <w:lsdException w:name="toc 9" w:semiHidden="0" w:uiPriority="0" w:unhideWhenUsed="0"/>
-    <w:lsdException w:name="Normal Indent" w:semiHidden="0" w:uiPriority="0" w:unhideWhenUsed="0"/>
-    <w:lsdException w:name="footnote text" w:semiHidden="0" w:uiPriority="0" w:unhideWhenUsed="0"/>
-    <w:lsdException w:name="annotation text" w:semiHidden="0" w:uiPriority="0" w:unhideWhenUsed="0" w:qFormat="1"/>
-    <w:lsdException w:name="header" w:semiHidden="0" w:uiPriority="0" w:unhideWhenUsed="0" w:qFormat="1"/>
-    <w:lsdException w:name="footer" w:semiHidden="0" w:uiPriority="0" w:unhideWhenUsed="0" w:qFormat="1"/>
-    <w:lsdException w:name="index heading" w:semiHidden="0" w:uiPriority="0" w:unhideWhenUsed="0"/>
-    <w:lsdException w:name="caption" w:uiPriority="0" w:qFormat="1"/>
-    <w:lsdException w:name="table of figures" w:semiHidden="0" w:uiPriority="0" w:unhideWhenUsed="0"/>
-    <w:lsdException w:name="envelope address" w:semiHidden="0" w:uiPriority="0" w:unhideWhenUsed="0"/>
-    <w:lsdException w:name="envelope return" w:semiHidden="0" w:uiPriority="0" w:unhideWhenUsed="0"/>
-    <w:lsdException w:name="footnote reference" w:semiHidden="0" w:uiPriority="0" w:unhideWhenUsed="0"/>
-    <w:lsdException w:name="annotation reference" w:semiHidden="0" w:uiPriority="0" w:unhideWhenUsed="0"/>
-    <w:lsdException w:name="line number" w:semiHidden="0" w:uiPriority="0" w:unhideWhenUsed="0"/>
-    <w:lsdException w:name="page number" w:semiHidden="0" w:uiPriority="0" w:unhideWhenUsed="0"/>
-    <w:lsdException w:name="endnote reference" w:semiHidden="0" w:uiPriority="0" w:unhideWhenUsed="0"/>
-    <w:lsdException w:name="endnote text" w:semiHidden="0" w:uiPriority="0" w:unhideWhenUsed="0"/>
-    <w:lsdException w:name="table of authorities" w:semiHidden="0" w:uiPriority="0" w:unhideWhenUsed="0"/>
-    <w:lsdException w:name="macro" w:semiHidden="0" w:uiPriority="0" w:unhideWhenUsed="0"/>
-    <w:lsdException w:name="toa heading" w:semiHidden="0" w:uiPriority="0" w:unhideWhenUsed="0"/>
-    <w:lsdException w:name="List" w:semiHidden="0" w:uiPriority="0" w:unhideWhenUsed="0"/>
-    <w:lsdException w:name="List Bullet" w:semiHidden="0" w:uiPriority="0" w:unhideWhenUsed="0"/>
-    <w:lsdException w:name="List Number" w:semiHidden="0" w:uiPriority="0" w:unhideWhenUsed="0"/>
-    <w:lsdException w:name="List 2" w:semiHidden="0" w:uiPriority="0" w:unhideWhenUsed="0"/>
-    <w:lsdException w:name="List 3" w:semiHidden="0" w:uiPriority="0" w:unhideWhenUsed="0"/>
-    <w:lsdException w:name="List 4" w:semiHidden="0" w:uiPriority="0" w:unhideWhenUsed="0"/>
-    <w:lsdException w:name="List 5" w:semiHidden="0" w:uiPriority="0" w:unhideWhenUsed="0"/>
-    <w:lsdException w:name="List Bullet 2" w:semiHidden="0" w:uiPriority="0" w:unhideWhenUsed="0"/>
-    <w:lsdException w:name="List Bullet 3" w:semiHidden="0" w:uiPriority="0" w:unhideWhenUsed="0"/>
-    <w:lsdException w:name="List Bullet 4" w:semiHidden="0" w:uiPriority="0" w:unhideWhenUsed="0"/>
-    <w:lsdException w:name="List Bullet 5" w:semiHidden="0" w:uiPriority="0" w:unhideWhenUsed="0"/>
-    <w:lsdException w:name="List Number 2" w:semiHidden="0" w:uiPriority="0" w:unhideWhenUsed="0"/>
-    <w:lsdException w:name="List Number 3" w:semiHidden="0" w:uiPriority="0" w:unhideWhenUsed="0"/>
-    <w:lsdException w:name="List Number 4" w:semiHidden="0" w:uiPriority="0" w:unhideWhenUsed="0"/>
-    <w:lsdException w:name="List Number 5" w:semiHidden="0" w:uiPriority="0" w:unhideWhenUsed="0"/>
-    <w:lsdException w:name="Title" w:semiHidden="0" w:uiPriority="0" w:unhideWhenUsed="0" w:qFormat="1"/>
-    <w:lsdException w:name="Closing" w:semiHidden="0" w:uiPriority="0" w:unhideWhenUsed="0"/>
-    <w:lsdException w:name="Signature" w:semiHidden="0" w:uiPriority="0" w:unhideWhenUsed="0"/>
-    <w:lsdException w:name="Default Paragraph Font" w:uiPriority="0" w:unhideWhenUsed="0" w:qFormat="1"/>
-    <w:lsdException w:name="Body Text" w:uiPriority="0" w:unhideWhenUsed="0" w:qFormat="1"/>
-    <w:lsdException w:name="Body Text Indent" w:semiHidden="0" w:uiPriority="0" w:unhideWhenUsed="0"/>
-    <w:lsdException w:name="List Continue" w:semiHidden="0" w:uiPriority="0" w:unhideWhenUsed="0"/>
-    <w:lsdException w:name="List Continue 2" w:semiHidden="0" w:uiPriority="0" w:unhideWhenUsed="0"/>
-    <w:lsdException w:name="List Continue 3" w:semiHidden="0" w:uiPriority="0" w:unhideWhenUsed="0"/>
-    <w:lsdException w:name="List Continue 4" w:semiHidden="0" w:uiPriority="0" w:unhideWhenUsed="0"/>
-    <w:lsdException w:name="List Continue 5" w:semiHidden="0" w:uiPriority="0" w:unhideWhenUsed="0"/>
-    <w:lsdException w:name="Message Header" w:semiHidden="0" w:uiPriority="0" w:unhideWhenUsed="0"/>
-    <w:lsdException w:name="Subtitle" w:semiHidden="0" w:uiPriority="0" w:unhideWhenUsed="0" w:qFormat="1"/>
-    <w:lsdException w:name="Salutation" w:semiHidden="0" w:uiPriority="0" w:unhideWhenUsed="0"/>
-    <w:lsdException w:name="Date" w:semiHidden="0" w:uiPriority="0" w:unhideWhenUsed="0"/>
-    <w:lsdException w:name="Body Text First Indent" w:semiHidden="0" w:uiPriority="0" w:unhideWhenUsed="0"/>
-    <w:lsdException w:name="Body Text First Indent 2" w:semiHidden="0" w:uiPriority="0" w:unhideWhenUsed="0"/>
-    <w:lsdException w:name="Body Text 2" w:semiHidden="0" w:uiPriority="0" w:unhideWhenUsed="0"/>
-    <w:lsdException w:name="Body Text 3" w:semiHidden="0" w:uiPriority="0" w:unhideWhenUsed="0"/>
-    <w:lsdException w:name="Body Text Indent 2" w:semiHidden="0" w:uiPriority="0" w:unhideWhenUsed="0"/>
-    <w:lsdException w:name="Body Text Indent 3" w:semiHidden="0" w:uiPriority="0" w:unhideWhenUsed="0"/>
-    <w:lsdException w:name="Block Text" w:semiHidden="0" w:uiPriority="0" w:unhideWhenUsed="0"/>
-    <w:lsdException w:name="Hyperlink" w:semiHidden="0" w:uiPriority="0" w:unhideWhenUsed="0"/>
-    <w:lsdException w:name="FollowedHyperlink" w:semiHidden="0" w:uiPriority="0" w:unhideWhenUsed="0"/>
-    <w:lsdException w:name="Strong" w:semiHidden="0" w:uiPriority="0" w:unhideWhenUsed="0" w:qFormat="1"/>
-    <w:lsdException w:name="Emphasis" w:semiHidden="0" w:uiPriority="0" w:unhideWhenUsed="0" w:qFormat="1"/>
-    <w:lsdException w:name="Document Map" w:semiHidden="0" w:uiPriority="0" w:unhideWhenUsed="0"/>
-    <w:lsdException w:name="Plain Text" w:semiHidden="0" w:uiPriority="0" w:unhideWhenUsed="0"/>
-    <w:lsdException w:name="E-mail Signature" w:semiHidden="0" w:uiPriority="0" w:unhideWhenUsed="0"/>
-    <w:lsdException w:name="Normal (Web)" w:semiHidden="0" w:uiPriority="0" w:unhideWhenUsed="0" w:qFormat="1"/>
-    <w:lsdException w:name="HTML Acronym" w:semiHidden="0" w:uiPriority="0" w:unhideWhenUsed="0"/>
-    <w:lsdException w:name="HTML Address" w:semiHidden="0" w:uiPriority="0" w:unhideWhenUsed="0"/>
-    <w:lsdException w:name="HTML Cite" w:semiHidden="0" w:uiPriority="0" w:unhideWhenUsed="0"/>
-    <w:lsdException w:name="HTML Code" w:semiHidden="0" w:uiPriority="0" w:unhideWhenUsed="0"/>
-    <w:lsdException w:name="HTML Definition" w:semiHidden="0" w:uiPriority="0" w:unhideWhenUsed="0"/>
-    <w:lsdException w:name="HTML Keyboard" w:semiHidden="0" w:uiPriority="0" w:unhideWhenUsed="0"/>
-    <w:lsdException w:name="HTML Preformatted" w:semiHidden="0" w:uiPriority="0" w:unhideWhenUsed="0"/>
-    <w:lsdException w:name="HTML Sample" w:semiHidden="0" w:uiPriority="0" w:unhideWhenUsed="0"/>
-    <w:lsdException w:name="HTML Typewriter" w:semiHidden="0" w:uiPriority="0" w:unhideWhenUsed="0"/>
-    <w:lsdException w:name="HTML Variable" w:semiHidden="0" w:uiPriority="0" w:unhideWhenUsed="0"/>
-    <w:lsdException w:name="Normal Table" w:uiPriority="0" w:unhideWhenUsed="0" w:qFormat="1"/>
-    <w:lsdException w:name="annotation subject" w:semiHidden="0" w:uiPriority="0" w:unhideWhenUsed="0"/>
-    <w:lsdException w:name="Table Simple 1" w:semiHidden="0" w:uiPriority="0" w:unhideWhenUsed="0"/>
-    <w:lsdException w:name="Table Simple 2" w:semiHidden="0" w:uiPriority="0" w:unhideWhenUsed="0"/>
-    <w:lsdException w:name="Table Simple 3" w:semiHidden="0" w:uiPriority="0" w:unhideWhenUsed="0"/>
-    <w:lsdException w:name="Table Classic 1" w:semiHidden="0" w:uiPriority="0" w:unhideWhenUsed="0"/>
-    <w:lsdException w:name="Table Classic 2" w:semiHidden="0" w:uiPriority="0" w:unhideWhenUsed="0"/>
-    <w:lsdException w:name="Table Classic 3" w:semiHidden="0" w:uiPriority="0" w:unhideWhenUsed="0"/>
-    <w:lsdException w:name="Table Classic 4" w:semiHidden="0" w:uiPriority="0" w:unhideWhenUsed="0"/>
-    <w:lsdException w:name="Table Colorful 1" w:semiHidden="0" w:uiPriority="0" w:unhideWhenUsed="0"/>
-    <w:lsdException w:name="Table Colorful 2" w:semiHidden="0" w:uiPriority="0" w:unhideWhenUsed="0"/>
-    <w:lsdException w:name="Table Colorful 3" w:semiHidden="0" w:uiPriority="0" w:unhideWhenUsed="0"/>
-    <w:lsdException w:name="Table Columns 1" w:semiHidden="0" w:uiPriority="0" w:unhideWhenUsed="0"/>
-    <w:lsdException w:name="Table Columns 2" w:semiHidden="0" w:uiPriority="0" w:unhideWhenUsed="0"/>
-    <w:lsdException w:name="Table Columns 3" w:semiHidden="0" w:uiPriority="0" w:unhideWhenUsed="0"/>
-    <w:lsdException w:name="Table Columns 4" w:semiHidden="0" w:uiPriority="0" w:unhideWhenUsed="0"/>
-    <w:lsdException w:name="Table Columns 5" w:semiHidden="0" w:uiPriority="0" w:unhideWhenUsed="0"/>
-    <w:lsdException w:name="Table Grid 1" w:semiHidden="0" w:uiPriority="0" w:unhideWhenUsed="0"/>
-    <w:lsdException w:name="Table Grid 2" w:semiHidden="0" w:uiPriority="0" w:unhideWhenUsed="0"/>
-    <w:lsdException w:name="Table Grid 3" w:semiHidden="0" w:uiPriority="0" w:unhideWhenUsed="0"/>
-    <w:lsdException w:name="Table Grid 4" w:semiHidden="0" w:uiPriority="0" w:unhideWhenUsed="0"/>
-    <w:lsdException w:name="Table Grid 5" w:semiHidden="0" w:uiPriority="0" w:unhideWhenUsed="0"/>
-    <w:lsdException w:name="Table Grid 6" w:semiHidden="0" w:uiPriority="0" w:unhideWhenUsed="0"/>
-    <w:lsdException w:name="Table Grid 7" w:semiHidden="0" w:uiPriority="0" w:unhideWhenUsed="0"/>
-    <w:lsdException w:name="Table Grid 8" w:semiHidden="0" w:uiPriority="0" w:unhideWhenUsed="0"/>
-    <w:lsdException w:name="Table List 1" w:semiHidden="0" w:uiPriority="0" w:unhideWhenUsed="0"/>
-    <w:lsdException w:name="Table List 2" w:semiHidden="0" w:uiPriority="0" w:unhideWhenUsed="0"/>
-    <w:lsdException w:name="Table List 3" w:semiHidden="0" w:uiPriority="0" w:unhideWhenUsed="0"/>
-    <w:lsdException w:name="Table List 4" w:semiHidden="0" w:uiPriority="0" w:unhideWhenUsed="0"/>
-    <w:lsdException w:name="Table List 5" w:semiHidden="0" w:uiPriority="0" w:unhideWhenUsed="0"/>
-    <w:lsdException w:name="Table List 6" w:semiHidden="0" w:uiPriority="0" w:unhideWhenUsed="0"/>
-    <w:lsdException w:name="Table List 7" w:semiHidden="0" w:uiPriority="0" w:unhideWhenUsed="0"/>
-    <w:lsdException w:name="Table List 8" w:semiHidden="0" w:uiPriority="0" w:unhideWhenUsed="0"/>
-    <w:lsdException w:name="Table 3D effects 1" w:semiHidden="0" w:uiPriority="0" w:unhideWhenUsed="0"/>
-    <w:lsdException w:name="Table 3D effects 2" w:semiHidden="0" w:uiPriority="0" w:unhideWhenUsed="0"/>
-    <w:lsdException w:name="Table 3D effects 3" w:semiHidden="0" w:uiPriority="0" w:unhideWhenUsed="0"/>
-    <w:lsdException w:name="Table Contemporary" w:semiHidden="0" w:uiPriority="0" w:unhideWhenUsed="0"/>
-    <w:lsdException w:name="Table Elegant" w:semiHidden="0" w:uiPriority="0" w:unhideWhenUsed="0"/>
-    <w:lsdException w:name="Table Professional" w:semiHidden="0" w:uiPriority="0" w:unhideWhenUsed="0"/>
-    <w:lsdException w:name="Table Subtle 1" w:semiHidden="0" w:uiPriority="0" w:unhideWhenUsed="0"/>
-    <w:lsdException w:name="Table Subtle 2" w:semiHidden="0" w:uiPriority="0" w:unhideWhenUsed="0"/>
-    <w:lsdException w:name="Table Web 1" w:semiHidden="0" w:uiPriority="0" w:unhideWhenUsed="0"/>
-    <w:lsdException w:name="Table Web 2" w:semiHidden="0" w:uiPriority="0" w:unhideWhenUsed="0"/>
-    <w:lsdException w:name="Table Web 3" w:semiHidden="0" w:uiPriority="0" w:unhideWhenUsed="0"/>
-    <w:lsdException w:name="Balloon Text" w:semiHidden="0" w:uiPriority="0" w:unhideWhenUsed="0"/>
-    <w:lsdException w:name="Table Grid" w:semiHidden="0" w:uiPriority="0" w:unhideWhenUsed="0" w:qFormat="1"/>
-    <w:lsdException w:name="Table Theme" w:semiHidden="0" w:uiPriority="0" w:unhideWhenUsed="0"/>
-    <w:lsdException w:name="Light Shading" w:semiHidden="0" w:uiPriority="60" w:unhideWhenUsed="0"/>
-    <w:lsdException w:name="Light List" w:semiHidden="0" w:uiPriority="61" w:unhideWhenUsed="0"/>
-    <w:lsdException w:name="Light Grid" w:semiHidden="0" w:uiPriority="62" w:unhideWhenUsed="0"/>
-    <w:lsdException w:name="Medium Shading 1" w:semiHidden="0" w:uiPriority="63" w:unhideWhenUsed="0"/>
-    <w:lsdException w:name="Medium Shading 2" w:semiHidden="0" w:uiPriority="64" w:unhideWhenUsed="0"/>
-    <w:lsdException w:name="Medium List 1" w:semiHidden="0" w:uiPriority="65" w:unhideWhenUsed="0"/>
-    <w:lsdException w:name="Medium List 2" w:semiHidden="0" w:uiPriority="66" w:unhideWhenUsed="0"/>
-    <w:lsdException w:name="Medium Grid 1" w:semiHidden="0" w:uiPriority="67" w:unhideWhenUsed="0"/>
-    <w:lsdException w:name="Medium Grid 2" w:semiHidden="0" w:uiPriority="68" w:unhideWhenUsed="0"/>
-    <w:lsdException w:name="Medium Grid 3" w:semiHidden="0" w:uiPriority="69" w:unhideWhenUsed="0"/>
-    <w:lsdException w:name="Dark List" w:semiHidden="0" w:uiPriority="70" w:unhideWhenUsed="0"/>
-    <w:lsdException w:name="Colorful Shading" w:semiHidden="0" w:uiPriority="71" w:unhideWhenUsed="0"/>
-    <w:lsdException w:name="Colorful List" w:semiHidden="0" w:uiPriority="72" w:unhideWhenUsed="0"/>
-    <w:lsdException w:name="Colorful Grid" w:semiHidden="0" w:uiPriority="73" w:unhideWhenUsed="0"/>
-    <w:lsdException w:name="Light Shading Accent 1" w:semiHidden="0" w:uiPriority="60" w:unhideWhenUsed="0"/>
-    <w:lsdException w:name="Light List Accent 1" w:semiHidden="0" w:uiPriority="61" w:unhideWhenUsed="0"/>
-    <w:lsdException w:name="Light Grid Accent 1" w:semiHidden="0" w:uiPriority="62" w:unhideWhenUsed="0"/>
-    <w:lsdException w:name="Medium Shading 1 Accent 1" w:semiHidden="0" w:uiPriority="63" w:unhideWhenUsed="0"/>
-    <w:lsdException w:name="Medium Shading 2 Accent 1" w:semiHidden="0" w:uiPriority="64" w:unhideWhenUsed="0"/>
-    <w:lsdException w:name="Medium List 1 Accent 1" w:semiHidden="0" w:uiPriority="65" w:unhideWhenUsed="0"/>
-    <w:lsdException w:name="Medium List 2 Accent 1" w:semiHidden="0" w:uiPriority="66" w:unhideWhenUsed="0"/>
-    <w:lsdException w:name="Medium Grid 1 Accent 1" w:semiHidden="0" w:uiPriority="67" w:unhideWhenUsed="0"/>
-    <w:lsdException w:name="Medium Grid 2 Accent 1" w:semiHidden="0" w:uiPriority="68" w:unhideWhenUsed="0"/>
-    <w:lsdException w:name="Medium Grid 3 Accent 1" w:semiHidden="0" w:uiPriority="69" w:unhideWhenUsed="0"/>
-    <w:lsdException w:name="Dark List Accent 1" w:semiHidden="0" w:uiPriority="70" w:unhideWhenUsed="0"/>
-    <w:lsdException w:name="Colorful Shading Accent 1" w:semiHidden="0" w:uiPriority="71" w:unhideWhenUsed="0"/>
-    <w:lsdException w:name="Colorful List Accent 1" w:semiHidden="0" w:uiPriority="72" w:unhideWhenUsed="0"/>
-    <w:lsdException w:name="Colorful Grid Accent 1" w:semiHidden="0" w:uiPriority="73" w:unhideWhenUsed="0"/>
-    <w:lsdException w:name="Light Shading Accent 2" w:semiHidden="0" w:uiPriority="60" w:unhideWhenUsed="0"/>
-    <w:lsdException w:name="Light List Accent 2" w:semiHidden="0" w:uiPriority="61" w:unhideWhenUsed="0"/>
-    <w:lsdException w:name="Light Grid Accent 2" w:semiHidden="0" w:uiPriority="62" w:unhideWhenUsed="0"/>
-    <w:lsdException w:name="Medium Shading 1 Accent 2" w:semiHidden="0" w:uiPriority="63" w:unhideWhenUsed="0"/>
-    <w:lsdException w:name="Medium Shading 2 Accent 2" w:semiHidden="0" w:uiPriority="64" w:unhideWhenUsed="0"/>
-    <w:lsdException w:name="Medium List 1 Accent 2" w:semiHidden="0" w:uiPriority="65" w:unhideWhenUsed="0"/>
-    <w:lsdException w:name="Medium List 2 Accent 2" w:semiHidden="0" w:uiPriority="66" w:unhideWhenUsed="0"/>
-    <w:lsdException w:name="Medium Grid 1 Accent 2" w:semiHidden="0" w:uiPriority="67" w:unhideWhenUsed="0"/>
-    <w:lsdException w:name="Medium Grid 2 Accent 2" w:semiHidden="0" w:uiPriority="68" w:unhideWhenUsed="0"/>
-    <w:lsdException w:name="Medium Grid 3 Accent 2" w:semiHidden="0" w:uiPriority="69" w:unhideWhenUsed="0"/>
-    <w:lsdException w:name="Dark List Accent 2" w:semiHidden="0" w:uiPriority="70" w:unhideWhenUsed="0"/>
-    <w:lsdException w:name="Colorful Shading Accent 2" w:semiHidden="0" w:uiPriority="71" w:unhideWhenUsed="0"/>
-    <w:lsdException w:name="Colorful List Accent 2" w:semiHidden="0" w:uiPriority="72" w:unhideWhenUsed="0"/>
-    <w:lsdException w:name="Colorful Grid Accent 2" w:semiHidden="0" w:uiPriority="73" w:unhideWhenUsed="0"/>
-    <w:lsdException w:name="Light Shading Accent 3" w:semiHidden="0" w:uiPriority="60" w:unhideWhenUsed="0"/>
-    <w:lsdException w:name="Light List Accent 3" w:semiHidden="0" w:uiPriority="61" w:unhideWhenUsed="0"/>
-    <w:lsdException w:name="Light Grid Accent 3" w:semiHidden="0" w:uiPriority="62" w:unhideWhenUsed="0"/>
-    <w:lsdException w:name="Medium Shading 1 Accent 3" w:semiHidden="0" w:uiPriority="63" w:unhideWhenUsed="0"/>
-    <w:lsdException w:name="Medium Shading 2 Accent 3" w:semiHidden="0" w:uiPriority="64" w:unhideWhenUsed="0"/>
-    <w:lsdException w:name="Medium List 1 Accent 3" w:semiHidden="0" w:uiPriority="65" w:unhideWhenUsed="0"/>
-    <w:lsdException w:name="Medium List 2 Accent 3" w:semiHidden="0" w:uiPriority="66" w:unhideWhenUsed="0"/>
-    <w:lsdException w:name="Medium Grid 1 Accent 3" w:semiHidden="0" w:uiPriority="67" w:unhideWhenUsed="0"/>
-    <w:lsdException w:name="Medium Grid 2 Accent 3" w:semiHidden="0" w:uiPriority="68" w:unhideWhenUsed="0"/>
-    <w:lsdException w:name="Medium Grid 3 Accent 3" w:semiHidden="0" w:uiPriority="69" w:unhideWhenUsed="0"/>
-    <w:lsdException w:name="Dark List Accent 3" w:semiHidden="0" w:uiPriority="70" w:unhideWhenUsed="0"/>
-    <w:lsdException w:name="Colorful Shading Accent 3" w:semiHidden="0" w:uiPriority="71" w:unhideWhenUsed="0"/>
-    <w:lsdException w:name="Colorful List Accent 3" w:semiHidden="0" w:uiPriority="72" w:unhideWhenUsed="0"/>
-    <w:lsdException w:name="Colorful Grid Accent 3" w:semiHidden="0" w:uiPriority="73" w:unhideWhenUsed="0"/>
-    <w:lsdException w:name="Light Shading Accent 4" w:semiHidden="0" w:uiPriority="60" w:unhideWhenUsed="0"/>
-    <w:lsdException w:name="Light List Accent 4" w:semiHidden="0" w:uiPriority="61" w:unhideWhenUsed="0"/>
-    <w:lsdException w:name="Light Grid Accent 4" w:semiHidden="0" w:uiPriority="62" w:unhideWhenUsed="0"/>
-    <w:lsdException w:name="Medium Shading 1 Accent 4" w:semiHidden="0" w:uiPriority="63" w:unhideWhenUsed="0"/>
-    <w:lsdException w:name="Medium Shading 2 Accent 4" w:semiHidden="0" w:uiPriority="64" w:unhideWhenUsed="0"/>
-    <w:lsdException w:name="Medium List 1 Accent 4" w:semiHidden="0" w:uiPriority="65" w:unhideWhenUsed="0"/>
-    <w:lsdException w:name="Medium List 2 Accent 4" w:semiHidden="0" w:uiPriority="66" w:unhideWhenUsed="0"/>
-    <w:lsdException w:name="Medium Grid 1 Accent 4" w:semiHidden="0" w:uiPriority="67" w:unhideWhenUsed="0"/>
-    <w:lsdException w:name="Medium Grid 2 Accent 4" w:semiHidden="0" w:uiPriority="68" w:unhideWhenUsed="0"/>
-    <w:lsdException w:name="Medium Grid 3 Accent 4" w:semiHidden="0" w:uiPriority="69" w:unhideWhenUsed="0"/>
-    <w:lsdException w:name="Dark List Accent 4" w:semiHidden="0" w:uiPriority="70" w:unhideWhenUsed="0"/>
-    <w:lsdException w:name="Colorful Shading Accent 4" w:semiHidden="0" w:uiPriority="71" w:unhideWhenUsed="0"/>
-    <w:lsdException w:name="Colorful List Accent 4" w:semiHidden="0" w:uiPriority="72" w:unhideWhenUsed="0"/>
-    <w:lsdException w:name="Colorful Grid Accent 4" w:semiHidden="0" w:uiPriority="73" w:unhideWhenUsed="0"/>
-    <w:lsdException w:name="Light Shading Accent 5" w:semiHidden="0" w:uiPriority="60" w:unhideWhenUsed="0"/>
-    <w:lsdException w:name="Light List Accent 5" w:semiHidden="0" w:uiPriority="61" w:unhideWhenUsed="0"/>
-    <w:lsdException w:name="Light Grid Accent 5" w:semiHidden="0" w:uiPriority="62" w:unhideWhenUsed="0"/>
-    <w:lsdException w:name="Medium Shading 1 Accent 5" w:semiHidden="0" w:uiPriority="63" w:unhideWhenUsed="0"/>
-    <w:lsdException w:name="Medium Shading 2 Accent 5" w:semiHidden="0" w:uiPriority="64" w:unhideWhenUsed="0"/>
-    <w:lsdException w:name="Medium List 1 Accent 5" w:semiHidden="0" w:uiPriority="65" w:unhideWhenUsed="0"/>
-    <w:lsdException w:name="Medium List 2 Accent 5" w:semiHidden="0" w:uiPriority="66" w:unhideWhenUsed="0"/>
-    <w:lsdException w:name="Medium Grid 1 Accent 5" w:semiHidden="0" w:uiPriority="67" w:unhideWhenUsed="0"/>
-    <w:lsdException w:name="Medium Grid 2 Accent 5" w:semiHidden="0" w:uiPriority="68" w:unhideWhenUsed="0"/>
-    <w:lsdException w:name="Medium Grid 3 Accent 5" w:semiHidden="0" w:uiPriority="69" w:unhideWhenUsed="0"/>
-    <w:lsdException w:name="Dark List Accent 5" w:semiHidden="0" w:uiPriority="70" w:unhideWhenUsed="0"/>
-    <w:lsdException w:name="Colorful Shading Accent 5" w:semiHidden="0" w:uiPriority="71" w:unhideWhenUsed="0"/>
-    <w:lsdException w:name="Colorful List Accent 5" w:semiHidden="0" w:uiPriority="72" w:unhideWhenUsed="0"/>
-    <w:lsdException w:name="Colorful Grid Accent 5" w:semiHidden="0" w:uiPriority="73" w:unhideWhenUsed="0"/>
-    <w:lsdException w:name="Light Shading Accent 6" w:semiHidden="0" w:uiPriority="60" w:unhideWhenUsed="0"/>
-    <w:lsdException w:name="Light List Accent 6" w:semiHidden="0" w:uiPriority="61" w:unhideWhenUsed="0"/>
-    <w:lsdException w:name="Light Grid Accent 6" w:semiHidden="0" w:uiPriority="62" w:unhideWhenUsed="0"/>
-    <w:lsdException w:name="Medium Shading 1 Accent 6" w:semiHidden="0" w:uiPriority="63" w:unhideWhenUsed="0"/>
-    <w:lsdException w:name="Medium Shading 2 Accent 6" w:semiHidden="0" w:uiPriority="64" w:unhideWhenUsed="0"/>
-    <w:lsdException w:name="Medium List 1 Accent 6" w:semiHidden="0" w:uiPriority="65" w:unhideWhenUsed="0"/>
-    <w:lsdException w:name="Medium List 2 Accent 6" w:semiHidden="0" w:uiPriority="66" w:unhideWhenUsed="0"/>
-    <w:lsdException w:name="Medium Grid 1 Accent 6" w:semiHidden="0" w:uiPriority="67" w:unhideWhenUsed="0"/>
-    <w:lsdException w:name="Medium Grid 2 Accent 6" w:semiHidden="0" w:uiPriority="68" w:unhideWhenUsed="0"/>
-    <w:lsdException w:name="Medium Grid 3 Accent 6" w:semiHidden="0" w:uiPriority="69" w:unhideWhenUsed="0"/>
-    <w:lsdException w:name="Dark List Accent 6" w:semiHidden="0" w:uiPriority="70" w:unhideWhenUsed="0"/>
-    <w:lsdException w:name="Colorful Shading Accent 6" w:semiHidden="0" w:uiPriority="71" w:unhideWhenUsed="0"/>
-    <w:lsdException w:name="Colorful List Accent 6" w:semiHidden="0" w:uiPriority="72" w:unhideWhenUsed="0"/>
-    <w:lsdException w:name="Colorful Grid Accent 6" w:semiHidden="0" w:uiPriority="73" w:unhideWhenUsed="0"/>
+  <w:latentStyles w:count="260" w:defQFormat="0" w:defUnhideWhenUsed="1" w:defSemiHidden="1" w:defUIPriority="99" w:defLockedState="0">
+    <w:lsdException w:qFormat="1" w:unhideWhenUsed="0" w:uiPriority="0" w:semiHidden="0" w:name="Normal"/>
+    <w:lsdException w:qFormat="1" w:unhideWhenUsed="0" w:uiPriority="0" w:semiHidden="0" w:name="heading 1"/>
+    <w:lsdException w:qFormat="1" w:uiPriority="0" w:semiHidden="0" w:name="heading 2"/>
+    <w:lsdException w:qFormat="1" w:uiPriority="0" w:name="heading 3"/>
+    <w:lsdException w:qFormat="1" w:uiPriority="0" w:semiHidden="0" w:name="heading 4"/>
+    <w:lsdException w:qFormat="1" w:uiPriority="0" w:name="heading 5"/>
+    <w:lsdException w:qFormat="1" w:uiPriority="0" w:name="heading 6"/>
+    <w:lsdException w:qFormat="1" w:uiPriority="0" w:name="heading 7"/>
+    <w:lsdException w:qFormat="1" w:uiPriority="0" w:name="heading 8"/>
+    <w:lsdException w:qFormat="1" w:uiPriority="0" w:name="heading 9"/>
+    <w:lsdException w:unhideWhenUsed="0" w:uiPriority="0" w:semiHidden="0" w:name="index 1"/>
+    <w:lsdException w:unhideWhenUsed="0" w:uiPriority="0" w:semiHidden="0" w:name="index 2"/>
+    <w:lsdException w:unhideWhenUsed="0" w:uiPriority="0" w:semiHidden="0" w:name="index 3"/>
+    <w:lsdException w:unhideWhenUsed="0" w:uiPriority="0" w:semiHidden="0" w:name="index 4"/>
+    <w:lsdException w:unhideWhenUsed="0" w:uiPriority="0" w:semiHidden="0" w:name="index 5"/>
+    <w:lsdException w:unhideWhenUsed="0" w:uiPriority="0" w:semiHidden="0" w:name="index 6"/>
+    <w:lsdException w:unhideWhenUsed="0" w:uiPriority="0" w:semiHidden="0" w:name="index 7"/>
+    <w:lsdException w:unhideWhenUsed="0" w:uiPriority="0" w:semiHidden="0" w:name="index 8"/>
+    <w:lsdException w:unhideWhenUsed="0" w:uiPriority="0" w:semiHidden="0" w:name="index 9"/>
+    <w:lsdException w:qFormat="1" w:unhideWhenUsed="0" w:uiPriority="0" w:semiHidden="0" w:name="toc 1"/>
+    <w:lsdException w:qFormat="1" w:unhideWhenUsed="0" w:uiPriority="0" w:semiHidden="0" w:name="toc 2"/>
+    <w:lsdException w:qFormat="1" w:unhideWhenUsed="0" w:uiPriority="0" w:semiHidden="0" w:name="toc 3"/>
+    <w:lsdException w:unhideWhenUsed="0" w:uiPriority="0" w:semiHidden="0" w:name="toc 4"/>
+    <w:lsdException w:unhideWhenUsed="0" w:uiPriority="0" w:semiHidden="0" w:name="toc 5"/>
+    <w:lsdException w:unhideWhenUsed="0" w:uiPriority="0" w:semiHidden="0" w:name="toc 6"/>
+    <w:lsdException w:unhideWhenUsed="0" w:uiPriority="0" w:semiHidden="0" w:name="toc 7"/>
+    <w:lsdException w:unhideWhenUsed="0" w:uiPriority="0" w:semiHidden="0" w:name="toc 8"/>
+    <w:lsdException w:unhideWhenUsed="0" w:uiPriority="0" w:semiHidden="0" w:name="toc 9"/>
+    <w:lsdException w:unhideWhenUsed="0" w:uiPriority="0" w:semiHidden="0" w:name="Normal Indent"/>
+    <w:lsdException w:unhideWhenUsed="0" w:uiPriority="0" w:semiHidden="0" w:name="footnote text"/>
+    <w:lsdException w:qFormat="1" w:unhideWhenUsed="0" w:uiPriority="0" w:semiHidden="0" w:name="annotation text"/>
+    <w:lsdException w:qFormat="1" w:unhideWhenUsed="0" w:uiPriority="0" w:semiHidden="0" w:name="header"/>
+    <w:lsdException w:qFormat="1" w:unhideWhenUsed="0" w:uiPriority="0" w:semiHidden="0" w:name="footer"/>
+    <w:lsdException w:unhideWhenUsed="0" w:uiPriority="0" w:semiHidden="0" w:name="index heading"/>
+    <w:lsdException w:qFormat="1" w:uiPriority="0" w:name="caption"/>
+    <w:lsdException w:unhideWhenUsed="0" w:uiPriority="0" w:semiHidden="0" w:name="table of figures"/>
+    <w:lsdException w:unhideWhenUsed="0" w:uiPriority="0" w:semiHidden="0" w:name="envelope address"/>
+    <w:lsdException w:unhideWhenUsed="0" w:uiPriority="0" w:semiHidden="0" w:name="envelope return"/>
+    <w:lsdException w:unhideWhenUsed="0" w:uiPriority="0" w:semiHidden="0" w:name="footnote reference"/>
+    <w:lsdException w:unhideWhenUsed="0" w:uiPriority="0" w:semiHidden="0" w:name="annotation reference"/>
+    <w:lsdException w:unhideWhenUsed="0" w:uiPriority="0" w:semiHidden="0" w:name="line number"/>
+    <w:lsdException w:unhideWhenUsed="0" w:uiPriority="0" w:semiHidden="0" w:name="page number"/>
+    <w:lsdException w:unhideWhenUsed="0" w:uiPriority="0" w:semiHidden="0" w:name="endnote reference"/>
+    <w:lsdException w:unhideWhenUsed="0" w:uiPriority="0" w:semiHidden="0" w:name="endnote text"/>
+    <w:lsdException w:unhideWhenUsed="0" w:uiPriority="0" w:semiHidden="0" w:name="table of authorities"/>
+    <w:lsdException w:unhideWhenUsed="0" w:uiPriority="0" w:semiHidden="0" w:name="macro"/>
+    <w:lsdException w:unhideWhenUsed="0" w:uiPriority="0" w:semiHidden="0" w:name="toa heading"/>
+    <w:lsdException w:unhideWhenUsed="0" w:uiPriority="0" w:semiHidden="0" w:name="List"/>
+    <w:lsdException w:unhideWhenUsed="0" w:uiPriority="0" w:semiHidden="0" w:name="List Bullet"/>
+    <w:lsdException w:unhideWhenUsed="0" w:uiPriority="0" w:semiHidden="0" w:name="List Number"/>
+    <w:lsdException w:unhideWhenUsed="0" w:uiPriority="0" w:semiHidden="0" w:name="List 2"/>
+    <w:lsdException w:unhideWhenUsed="0" w:uiPriority="0" w:semiHidden="0" w:name="List 3"/>
+    <w:lsdException w:unhideWhenUsed="0" w:uiPriority="0" w:semiHidden="0" w:name="List 4"/>
+    <w:lsdException w:unhideWhenUsed="0" w:uiPriority="0" w:semiHidden="0" w:name="List 5"/>
+    <w:lsdException w:unhideWhenUsed="0" w:uiPriority="0" w:semiHidden="0" w:name="List Bullet 2"/>
+    <w:lsdException w:unhideWhenUsed="0" w:uiPriority="0" w:semiHidden="0" w:name="List Bullet 3"/>
+    <w:lsdException w:unhideWhenUsed="0" w:uiPriority="0" w:semiHidden="0" w:name="List Bullet 4"/>
+    <w:lsdException w:unhideWhenUsed="0" w:uiPriority="0" w:semiHidden="0" w:name="List Bullet 5"/>
+    <w:lsdException w:unhideWhenUsed="0" w:uiPriority="0" w:semiHidden="0" w:name="List Number 2"/>
+    <w:lsdException w:unhideWhenUsed="0" w:uiPriority="0" w:semiHidden="0" w:name="List Number 3"/>
+    <w:lsdException w:unhideWhenUsed="0" w:uiPriority="0" w:semiHidden="0" w:name="List Number 4"/>
+    <w:lsdException w:unhideWhenUsed="0" w:uiPriority="0" w:semiHidden="0" w:name="List Number 5"/>
+    <w:lsdException w:qFormat="1" w:unhideWhenUsed="0" w:uiPriority="0" w:semiHidden="0" w:name="Title"/>
+    <w:lsdException w:unhideWhenUsed="0" w:uiPriority="0" w:semiHidden="0" w:name="Closing"/>
+    <w:lsdException w:unhideWhenUsed="0" w:uiPriority="0" w:semiHidden="0" w:name="Signature"/>
+    <w:lsdException w:qFormat="1" w:unhideWhenUsed="0" w:uiPriority="0" w:name="Default Paragraph Font"/>
+    <w:lsdException w:qFormat="1" w:unhideWhenUsed="0" w:uiPriority="0" w:name="Body Text"/>
+    <w:lsdException w:unhideWhenUsed="0" w:uiPriority="0" w:semiHidden="0" w:name="Body Text Indent"/>
+    <w:lsdException w:unhideWhenUsed="0" w:uiPriority="0" w:semiHidden="0" w:name="List Continue"/>
+    <w:lsdException w:unhideWhenUsed="0" w:uiPriority="0" w:semiHidden="0" w:name="List Continue 2"/>
+    <w:lsdException w:unhideWhenUsed="0" w:uiPriority="0" w:semiHidden="0" w:name="List Continue 3"/>
+    <w:lsdException w:unhideWhenUsed="0" w:uiPriority="0" w:semiHidden="0" w:name="List Continue 4"/>
+    <w:lsdException w:unhideWhenUsed="0" w:uiPriority="0" w:semiHidden="0" w:name="List Continue 5"/>
+    <w:lsdException w:unhideWhenUsed="0" w:uiPriority="0" w:semiHidden="0" w:name="Message Header"/>
+    <w:lsdException w:qFormat="1" w:unhideWhenUsed="0" w:uiPriority="0" w:semiHidden="0" w:name="Subtitle"/>
+    <w:lsdException w:unhideWhenUsed="0" w:uiPriority="0" w:semiHidden="0" w:name="Salutation"/>
+    <w:lsdException w:unhideWhenUsed="0" w:uiPriority="0" w:semiHidden="0" w:name="Date"/>
+    <w:lsdException w:unhideWhenUsed="0" w:uiPriority="0" w:semiHidden="0" w:name="Body Text First Indent"/>
+    <w:lsdException w:unhideWhenUsed="0" w:uiPriority="0" w:semiHidden="0" w:name="Body Text First Indent 2"/>
+    <w:lsdException w:uiPriority="99" w:name="Note Heading"/>
+    <w:lsdException w:unhideWhenUsed="0" w:uiPriority="0" w:semiHidden="0" w:name="Body Text 2"/>
+    <w:lsdException w:unhideWhenUsed="0" w:uiPriority="0" w:semiHidden="0" w:name="Body Text 3"/>
+    <w:lsdException w:unhideWhenUsed="0" w:uiPriority="0" w:semiHidden="0" w:name="Body Text Indent 2"/>
+    <w:lsdException w:unhideWhenUsed="0" w:uiPriority="0" w:semiHidden="0" w:name="Body Text Indent 3"/>
+    <w:lsdException w:unhideWhenUsed="0" w:uiPriority="0" w:semiHidden="0" w:name="Block Text"/>
+    <w:lsdException w:unhideWhenUsed="0" w:uiPriority="0" w:semiHidden="0" w:name="Hyperlink"/>
+    <w:lsdException w:unhideWhenUsed="0" w:uiPriority="0" w:semiHidden="0" w:name="FollowedHyperlink"/>
+    <w:lsdException w:qFormat="1" w:unhideWhenUsed="0" w:uiPriority="0" w:semiHidden="0" w:name="Strong"/>
+    <w:lsdException w:qFormat="1" w:unhideWhenUsed="0" w:uiPriority="0" w:semiHidden="0" w:name="Emphasis"/>
+    <w:lsdException w:unhideWhenUsed="0" w:uiPriority="0" w:semiHidden="0" w:name="Document Map"/>
+    <w:lsdException w:unhideWhenUsed="0" w:uiPriority="0" w:semiHidden="0" w:name="Plain Text"/>
+    <w:lsdException w:unhideWhenUsed="0" w:uiPriority="0" w:semiHidden="0" w:name="E-mail Signature"/>
+    <w:lsdException w:qFormat="1" w:unhideWhenUsed="0" w:uiPriority="0" w:semiHidden="0" w:name="Normal (Web)"/>
+    <w:lsdException w:unhideWhenUsed="0" w:uiPriority="0" w:semiHidden="0" w:name="HTML Acronym"/>
+    <w:lsdException w:unhideWhenUsed="0" w:uiPriority="0" w:semiHidden="0" w:name="HTML Address"/>
+    <w:lsdException w:unhideWhenUsed="0" w:uiPriority="0" w:semiHidden="0" w:name="HTML Cite"/>
+    <w:lsdException w:unhideWhenUsed="0" w:uiPriority="0" w:semiHidden="0" w:name="HTML Code"/>
+    <w:lsdException w:unhideWhenUsed="0" w:uiPriority="0" w:semiHidden="0" w:name="HTML Definition"/>
+    <w:lsdException w:unhideWhenUsed="0" w:uiPriority="0" w:semiHidden="0" w:name="HTML Keyboard"/>
+    <w:lsdException w:unhideWhenUsed="0" w:uiPriority="0" w:semiHidden="0" w:name="HTML Preformatted"/>
+    <w:lsdException w:unhideWhenUsed="0" w:uiPriority="0" w:semiHidden="0" w:name="HTML Sample"/>
+    <w:lsdException w:unhideWhenUsed="0" w:uiPriority="0" w:semiHidden="0" w:name="HTML Typewriter"/>
+    <w:lsdException w:unhideWhenUsed="0" w:uiPriority="0" w:semiHidden="0" w:name="HTML Variable"/>
+    <w:lsdException w:qFormat="1" w:unhideWhenUsed="0" w:uiPriority="0" w:name="Normal Table"/>
+    <w:lsdException w:unhideWhenUsed="0" w:uiPriority="0" w:semiHidden="0" w:name="annotation subject"/>
+    <w:lsdException w:unhideWhenUsed="0" w:uiPriority="0" w:semiHidden="0" w:name="Table Simple 1"/>
+    <w:lsdException w:unhideWhenUsed="0" w:uiPriority="0" w:semiHidden="0" w:name="Table Simple 2"/>
+    <w:lsdException w:unhideWhenUsed="0" w:uiPriority="0" w:semiHidden="0" w:name="Table Simple 3"/>
+    <w:lsdException w:unhideWhenUsed="0" w:uiPriority="0" w:semiHidden="0" w:name="Table Classic 1"/>
+    <w:lsdException w:unhideWhenUsed="0" w:uiPriority="0" w:semiHidden="0" w:name="Table Classic 2"/>
+    <w:lsdException w:unhideWhenUsed="0" w:uiPriority="0" w:semiHidden="0" w:name="Table Classic 3"/>
+    <w:lsdException w:unhideWhenUsed="0" w:uiPriority="0" w:semiHidden="0" w:name="Table Classic 4"/>
+    <w:lsdException w:unhideWhenUsed="0" w:uiPriority="0" w:semiHidden="0" w:name="Table Colorful 1"/>
+    <w:lsdException w:unhideWhenUsed="0" w:uiPriority="0" w:semiHidden="0" w:name="Table Colorful 2"/>
+    <w:lsdException w:unhideWhenUsed="0" w:uiPriority="0" w:semiHidden="0" w:name="Table Colorful 3"/>
+    <w:lsdException w:unhideWhenUsed="0" w:uiPriority="0" w:semiHidden="0" w:name="Table Columns 1"/>
+    <w:lsdException w:unhideWhenUsed="0" w:uiPriority="0" w:semiHidden="0" w:name="Table Columns 2"/>
+    <w:lsdException w:unhideWhenUsed="0" w:uiPriority="0" w:semiHidden="0" w:name="Table Columns 3"/>
+    <w:lsdException w:unhideWhenUsed="0" w:uiPriority="0" w:semiHidden="0" w:name="Table Columns 4"/>
+    <w:lsdException w:unhideWhenUsed="0" w:uiPriority="0" w:semiHidden="0" w:name="Table Columns 5"/>
+    <w:lsdException w:unhideWhenUsed="0" w:uiPriority="0" w:semiHidden="0" w:name="Table Grid 1"/>
+    <w:lsdException w:unhideWhenUsed="0" w:uiPriority="0" w:semiHidden="0" w:name="Table Grid 2"/>
+    <w:lsdException w:unhideWhenUsed="0" w:uiPriority="0" w:semiHidden="0" w:name="Table Grid 3"/>
+    <w:lsdException w:unhideWhenUsed="0" w:uiPriority="0" w:semiHidden="0" w:name="Table Grid 4"/>
+    <w:lsdException w:unhideWhenUsed="0" w:uiPriority="0" w:semiHidden="0" w:name="Table Grid 5"/>
+    <w:lsdException w:unhideWhenUsed="0" w:uiPriority="0" w:semiHidden="0" w:name="Table Grid 6"/>
+    <w:lsdException w:unhideWhenUsed="0" w:uiPriority="0" w:semiHidden="0" w:name="Table Grid 7"/>
+    <w:lsdException w:unhideWhenUsed="0" w:uiPriority="0" w:semiHidden="0" w:name="Table Grid 8"/>
+    <w:lsdException w:unhideWhenUsed="0" w:uiPriority="0" w:semiHidden="0" w:name="Table List 1"/>
+    <w:lsdException w:unhideWhenUsed="0" w:uiPriority="0" w:semiHidden="0" w:name="Table List 2"/>
+    <w:lsdException w:unhideWhenUsed="0" w:uiPriority="0" w:semiHidden="0" w:name="Table List 3"/>
+    <w:lsdException w:unhideWhenUsed="0" w:uiPriority="0" w:semiHidden="0" w:name="Table List 4"/>
+    <w:lsdException w:unhideWhenUsed="0" w:uiPriority="0" w:semiHidden="0" w:name="Table List 5"/>
+    <w:lsdException w:unhideWhenUsed="0" w:uiPriority="0" w:semiHidden="0" w:name="Table List 6"/>
+    <w:lsdException w:unhideWhenUsed="0" w:uiPriority="0" w:semiHidden="0" w:name="Table List 7"/>
+    <w:lsdException w:unhideWhenUsed="0" w:uiPriority="0" w:semiHidden="0" w:name="Table List 8"/>
+    <w:lsdException w:unhideWhenUsed="0" w:uiPriority="0" w:semiHidden="0" w:name="Table 3D effects 1"/>
+    <w:lsdException w:unhideWhenUsed="0" w:uiPriority="0" w:semiHidden="0" w:name="Table 3D effects 2"/>
+    <w:lsdException w:unhideWhenUsed="0" w:uiPriority="0" w:semiHidden="0" w:name="Table 3D effects 3"/>
+    <w:lsdException w:unhideWhenUsed="0" w:uiPriority="0" w:semiHidden="0" w:name="Table Contemporary"/>
+    <w:lsdException w:unhideWhenUsed="0" w:uiPriority="0" w:semiHidden="0" w:name="Table Elegant"/>
+    <w:lsdException w:unhideWhenUsed="0" w:uiPriority="0" w:semiHidden="0" w:name="Table Professional"/>
+    <w:lsdException w:unhideWhenUsed="0" w:uiPriority="0" w:semiHidden="0" w:name="Table Subtle 1"/>
+    <w:lsdException w:unhideWhenUsed="0" w:uiPriority="0" w:semiHidden="0" w:name="Table Subtle 2"/>
+    <w:lsdException w:unhideWhenUsed="0" w:uiPriority="0" w:semiHidden="0" w:name="Table Web 1"/>
+    <w:lsdException w:unhideWhenUsed="0" w:uiPriority="0" w:semiHidden="0" w:name="Table Web 2"/>
+    <w:lsdException w:unhideWhenUsed="0" w:uiPriority="0" w:semiHidden="0" w:name="Table Web 3"/>
+    <w:lsdException w:unhideWhenUsed="0" w:uiPriority="0" w:semiHidden="0" w:name="Balloon Text"/>
+    <w:lsdException w:qFormat="1" w:unhideWhenUsed="0" w:uiPriority="0" w:semiHidden="0" w:name="Table Grid"/>
+    <w:lsdException w:unhideWhenUsed="0" w:uiPriority="0" w:semiHidden="0" w:name="Table Theme"/>
+    <w:lsdException w:unhideWhenUsed="0" w:uiPriority="60" w:semiHidden="0" w:name="Light Shading"/>
+    <w:lsdException w:unhideWhenUsed="0" w:uiPriority="61" w:semiHidden="0" w:name="Light List"/>
+    <w:lsdException w:unhideWhenUsed="0" w:uiPriority="62" w:semiHidden="0" w:name="Light Grid"/>
+    <w:lsdException w:unhideWhenUsed="0" w:uiPriority="63" w:semiHidden="0" w:name="Medium Shading 1"/>
+    <w:lsdException w:unhideWhenUsed="0" w:uiPriority="64" w:semiHidden="0" w:name="Medium Shading 2"/>
+    <w:lsdException w:unhideWhenUsed="0" w:uiPriority="65" w:semiHidden="0" w:name="Medium List 1"/>
+    <w:lsdException w:unhideWhenUsed="0" w:uiPriority="66" w:semiHidden="0" w:name="Medium List 2"/>
+    <w:lsdException w:unhideWhenUsed="0" w:uiPriority="67" w:semiHidden="0" w:name="Medium Grid 1"/>
+    <w:lsdException w:unhideWhenUsed="0" w:uiPriority="68" w:semiHidden="0" w:name="Medium Grid 2"/>
+    <w:lsdException w:unhideWhenUsed="0" w:uiPriority="69" w:semiHidden="0" w:name="Medium Grid 3"/>
+    <w:lsdException w:unhideWhenUsed="0" w:uiPriority="70" w:semiHidden="0" w:name="Dark List"/>
+    <w:lsdException w:unhideWhenUsed="0" w:uiPriority="71" w:semiHidden="0" w:name="Colorful Shading"/>
+    <w:lsdException w:unhideWhenUsed="0" w:uiPriority="72" w:semiHidden="0" w:name="Colorful List"/>
+    <w:lsdException w:unhideWhenUsed="0" w:uiPriority="73" w:semiHidden="0" w:name="Colorful Grid"/>
+    <w:lsdException w:unhideWhenUsed="0" w:uiPriority="60" w:semiHidden="0" w:name="Light Shading Accent 1"/>
+    <w:lsdException w:unhideWhenUsed="0" w:uiPriority="61" w:semiHidden="0" w:name="Light List Accent 1"/>
+    <w:lsdException w:unhideWhenUsed="0" w:uiPriority="62" w:semiHidden="0" w:name="Light Grid Accent 1"/>
+    <w:lsdException w:unhideWhenUsed="0" w:uiPriority="63" w:semiHidden="0" w:name="Medium Shading 1 Accent 1"/>
+    <w:lsdException w:unhideWhenUsed="0" w:uiPriority="64" w:semiHidden="0" w:name="Medium Shading 2 Accent 1"/>
+    <w:lsdException w:unhideWhenUsed="0" w:uiPriority="65" w:semiHidden="0" w:name="Medium List 1 Accent 1"/>
+    <w:lsdException w:unhideWhenUsed="0" w:uiPriority="66" w:semiHidden="0" w:name="Medium List 2 Accent 1"/>
+    <w:lsdException w:unhideWhenUsed="0" w:uiPriority="67" w:semiHidden="0" w:name="Medium Grid 1 Accent 1"/>
+    <w:lsdException w:unhideWhenUsed="0" w:uiPriority="68" w:semiHidden="0" w:name="Medium Grid 2 Accent 1"/>
+    <w:lsdException w:unhideWhenUsed="0" w:uiPriority="69" w:semiHidden="0" w:name="Medium Grid 3 Accent 1"/>
+    <w:lsdException w:unhideWhenUsed="0" w:uiPriority="70" w:semiHidden="0" w:name="Dark List Accent 1"/>
+    <w:lsdException w:unhideWhenUsed="0" w:uiPriority="71" w:semiHidden="0" w:name="Colorful Shading Accent 1"/>
+    <w:lsdException w:unhideWhenUsed="0" w:uiPriority="72" w:semiHidden="0" w:name="Colorful List Accent 1"/>
+    <w:lsdException w:unhideWhenUsed="0" w:uiPriority="73" w:semiHidden="0" w:name="Colorful Grid Accent 1"/>
+    <w:lsdException w:unhideWhenUsed="0" w:uiPriority="60" w:semiHidden="0" w:name="Light Shading Accent 2"/>
+    <w:lsdException w:unhideWhenUsed="0" w:uiPriority="61" w:semiHidden="0" w:name="Light List Accent 2"/>
+    <w:lsdException w:unhideWhenUsed="0" w:uiPriority="62" w:semiHidden="0" w:name="Light Grid Accent 2"/>
+    <w:lsdException w:unhideWhenUsed="0" w:uiPriority="63" w:semiHidden="0" w:name="Medium Shading 1 Accent 2"/>
+    <w:lsdException w:unhideWhenUsed="0" w:uiPriority="64" w:semiHidden="0" w:name="Medium Shading 2 Accent 2"/>
+    <w:lsdException w:unhideWhenUsed="0" w:uiPriority="65" w:semiHidden="0" w:name="Medium List 1 Accent 2"/>
+    <w:lsdException w:unhideWhenUsed="0" w:uiPriority="66" w:semiHidden="0" w:name="Medium List 2 Accent 2"/>
+    <w:lsdException w:unhideWhenUsed="0" w:uiPriority="67" w:semiHidden="0" w:name="Medium Grid 1 Accent 2"/>
+    <w:lsdException w:unhideWhenUsed="0" w:uiPriority="68" w:semiHidden="0" w:name="Medium Grid 2 Accent 2"/>
+    <w:lsdException w:unhideWhenUsed="0" w:uiPriority="69" w:semiHidden="0" w:name="Medium Grid 3 Accent 2"/>
+    <w:lsdException w:unhideWhenUsed="0" w:uiPriority="70" w:semiHidden="0" w:name="Dark List Accent 2"/>
+    <w:lsdException w:unhideWhenUsed="0" w:uiPriority="71" w:semiHidden="0" w:name="Colorful Shading Accent 2"/>
+    <w:lsdException w:unhideWhenUsed="0" w:uiPriority="72" w:semiHidden="0" w:name="Colorful List Accent 2"/>
+    <w:lsdException w:unhideWhenUsed="0" w:uiPriority="73" w:semiHidden="0" w:name="Colorful Grid Accent 2"/>
+    <w:lsdException w:unhideWhenUsed="0" w:uiPriority="60" w:semiHidden="0" w:name="Light Shading Accent 3"/>
+    <w:lsdException w:unhideWhenUsed="0" w:uiPriority="61" w:semiHidden="0" w:name="Light List Accent 3"/>
+    <w:lsdException w:unhideWhenUsed="0" w:uiPriority="62" w:semiHidden="0" w:name="Light Grid Accent 3"/>
+    <w:lsdException w:unhideWhenUsed="0" w:uiPriority="63" w:semiHidden="0" w:name="Medium Shading 1 Accent 3"/>
+    <w:lsdException w:unhideWhenUsed="0" w:uiPriority="64" w:semiHidden="0" w:name="Medium Shading 2 Accent 3"/>
+    <w:lsdException w:unhideWhenUsed="0" w:uiPriority="65" w:semiHidden="0" w:name="Medium List 1 Accent 3"/>
+    <w:lsdException w:unhideWhenUsed="0" w:uiPriority="66" w:semiHidden="0" w:name="Medium List 2 Accent 3"/>
+    <w:lsdException w:unhideWhenUsed="0" w:uiPriority="67" w:semiHidden="0" w:name="Medium Grid 1 Accent 3"/>
+    <w:lsdException w:unhideWhenUsed="0" w:uiPriority="68" w:semiHidden="0" w:name="Medium Grid 2 Accent 3"/>
+    <w:lsdException w:unhideWhenUsed="0" w:uiPriority="69" w:semiHidden="0" w:name="Medium Grid 3 Accent 3"/>
+    <w:lsdException w:unhideWhenUsed="0" w:uiPriority="70" w:semiHidden="0" w:name="Dark List Accent 3"/>
+    <w:lsdException w:unhideWhenUsed="0" w:uiPriority="71" w:semiHidden="0" w:name="Colorful Shading Accent 3"/>
+    <w:lsdException w:unhideWhenUsed="0" w:uiPriority="72" w:semiHidden="0" w:name="Colorful List Accent 3"/>
+    <w:lsdException w:unhideWhenUsed="0" w:uiPriority="73" w:semiHidden="0" w:name="Colorful Grid Accent 3"/>
+    <w:lsdException w:unhideWhenUsed="0" w:uiPriority="60" w:semiHidden="0" w:name="Light Shading Accent 4"/>
+    <w:lsdException w:unhideWhenUsed="0" w:uiPriority="61" w:semiHidden="0" w:name="Light List Accent 4"/>
+    <w:lsdException w:unhideWhenUsed="0" w:uiPriority="62" w:semiHidden="0" w:name="Light Grid Accent 4"/>
+    <w:lsdException w:unhideWhenUsed="0" w:uiPriority="63" w:semiHidden="0" w:name="Medium Shading 1 Accent 4"/>
+    <w:lsdException w:unhideWhenUsed="0" w:uiPriority="64" w:semiHidden="0" w:name="Medium Shading 2 Accent 4"/>
+    <w:lsdException w:unhideWhenUsed="0" w:uiPriority="65" w:semiHidden="0" w:name="Medium List 1 Accent 4"/>
+    <w:lsdException w:unhideWhenUsed="0" w:uiPriority="66" w:semiHidden="0" w:name="Medium List 2 Accent 4"/>
+    <w:lsdException w:unhideWhenUsed="0" w:uiPriority="67" w:semiHidden="0" w:name="Medium Grid 1 Accent 4"/>
+    <w:lsdException w:unhideWhenUsed="0" w:uiPriority="68" w:semiHidden="0" w:name="Medium Grid 2 Accent 4"/>
+    <w:lsdException w:unhideWhenUsed="0" w:uiPriority="69" w:semiHidden="0" w:name="Medium Grid 3 Accent 4"/>
+    <w:lsdException w:unhideWhenUsed="0" w:uiPriority="70" w:semiHidden="0" w:name="Dark List Accent 4"/>
+    <w:lsdException w:unhideWhenUsed="0" w:uiPriority="71" w:semiHidden="0" w:name="Colorful Shading Accent 4"/>
+    <w:lsdException w:unhideWhenUsed="0" w:uiPriority="72" w:semiHidden="0" w:name="Colorful List Accent 4"/>
+    <w:lsdException w:unhideWhenUsed="0" w:uiPriority="73" w:semiHidden="0" w:name="Colorful Grid Accent 4"/>
+    <w:lsdException w:unhideWhenUsed="0" w:uiPriority="60" w:semiHidden="0" w:name="Light Shading Accent 5"/>
+    <w:lsdException w:unhideWhenUsed="0" w:uiPriority="61" w:semiHidden="0" w:name="Light List Accent 5"/>
+    <w:lsdException w:unhideWhenUsed="0" w:uiPriority="62" w:semiHidden="0" w:name="Light Grid Accent 5"/>
+    <w:lsdException w:unhideWhenUsed="0" w:uiPriority="63" w:semiHidden="0" w:name="Medium Shading 1 Accent 5"/>
+    <w:lsdException w:unhideWhenUsed="0" w:uiPriority="64" w:semiHidden="0" w:name="Medium Shading 2 Accent 5"/>
+    <w:lsdException w:unhideWhenUsed="0" w:uiPriority="65" w:semiHidden="0" w:name="Medium List 1 Accent 5"/>
+    <w:lsdException w:unhideWhenUsed="0" w:uiPriority="66" w:semiHidden="0" w:name="Medium List 2 Accent 5"/>
+    <w:lsdException w:unhideWhenUsed="0" w:uiPriority="67" w:semiHidden="0" w:name="Medium Grid 1 Accent 5"/>
+    <w:lsdException w:unhideWhenUsed="0" w:uiPriority="68" w:semiHidden="0" w:name="Medium Grid 2 Accent 5"/>
+    <w:lsdException w:unhideWhenUsed="0" w:uiPriority="69" w:semiHidden="0" w:name="Medium Grid 3 Accent 5"/>
+    <w:lsdException w:unhideWhenUsed="0" w:uiPriority="70" w:semiHidden="0" w:name="Dark List Accent 5"/>
+    <w:lsdException w:unhideWhenUsed="0" w:uiPriority="71" w:semiHidden="0" w:name="Colorful Shading Accent 5"/>
+    <w:lsdException w:unhideWhenUsed="0" w:uiPriority="72" w:semiHidden="0" w:name="Colorful List Accent 5"/>
+    <w:lsdException w:unhideWhenUsed="0" w:uiPriority="73" w:semiHidden="0" w:name="Colorful Grid Accent 5"/>
+    <w:lsdException w:unhideWhenUsed="0" w:uiPriority="60" w:semiHidden="0" w:name="Light Shading Accent 6"/>
+    <w:lsdException w:unhideWhenUsed="0" w:uiPriority="61" w:semiHidden="0" w:name="Light List Accent 6"/>
+    <w:lsdException w:unhideWhenUsed="0" w:uiPriority="62" w:semiHidden="0" w:name="Light Grid Accent 6"/>
+    <w:lsdException w:unhideWhenUsed="0" w:uiPriority="63" w:semiHidden="0" w:name="Medium Shading 1 Accent 6"/>
+    <w:lsdException w:unhideWhenUsed="0" w:uiPriority="64" w:semiHidden="0" w:name="Medium Shading 2 Accent 6"/>
+    <w:lsdException w:unhideWhenUsed="0" w:uiPriority="65" w:semiHidden="0" w:name="Medium List 1 Accent 6"/>
+    <w:lsdException w:unhideWhenUsed="0" w:uiPriority="66" w:semiHidden="0" w:name="Medium List 2 Accent 6"/>
+    <w:lsdException w:unhideWhenUsed="0" w:uiPriority="67" w:semiHidden="0" w:name="Medium Grid 1 Accent 6"/>
+    <w:lsdException w:unhideWhenUsed="0" w:uiPriority="68" w:semiHidden="0" w:name="Medium Grid 2 Accent 6"/>
+    <w:lsdException w:unhideWhenUsed="0" w:uiPriority="69" w:semiHidden="0" w:name="Medium Grid 3 Accent 6"/>
+    <w:lsdException w:unhideWhenUsed="0" w:uiPriority="70" w:semiHidden="0" w:name="Dark List Accent 6"/>
+    <w:lsdException w:unhideWhenUsed="0" w:uiPriority="71" w:semiHidden="0" w:name="Colorful Shading Accent 6"/>
+    <w:lsdException w:unhideWhenUsed="0" w:uiPriority="72" w:semiHidden="0" w:name="Colorful List Accent 6"/>
+    <w:lsdException w:unhideWhenUsed="0" w:uiPriority="73" w:semiHidden="0" w:name="Colorful Grid Accent 6"/>
   </w:latentStyles>
-  <w:style w:type="paragraph" w:default="1" w:styleId="Normal">
+  <w:style w:type="paragraph" w:default="1" w:styleId="1">
     <w:name w:val="Normal"/>
     <w:qFormat/>
+    <w:uiPriority w:val="0"/>
     <w:pPr>
       <w:kinsoku w:val="0"/>
       <w:autoSpaceDE w:val="0"/>
@@ -4652,7 +4749,7 @@
       <w:textAlignment w:val="baseline"/>
     </w:pPr>
     <w:rPr>
-      <w:rFonts w:ascii="Arial" w:eastAsia="宋体" w:hAnsi="Arial" w:cs="Arial"/>
+      <w:rFonts w:ascii="Arial" w:hAnsi="Arial" w:eastAsia="宋体" w:cs="Arial"/>
       <w:snapToGrid w:val="0"/>
       <w:color w:val="000000"/>
       <w:kern w:val="0"/>
@@ -4661,11 +4758,12 @@
       <w:lang w:val="en-US" w:eastAsia="en-US" w:bidi="ar-SA"/>
     </w:rPr>
   </w:style>
-  <w:style w:type="paragraph" w:styleId="Heading1">
+  <w:style w:type="paragraph" w:styleId="2">
     <w:name w:val="heading 1"/>
-    <w:basedOn w:val="Normal"/>
-    <w:next w:val="Normal"/>
+    <w:basedOn w:val="1"/>
+    <w:next w:val="1"/>
     <w:qFormat/>
+    <w:uiPriority w:val="0"/>
     <w:pPr>
       <w:keepNext/>
       <w:keepLines/>
@@ -4683,12 +4781,13 @@
       <w:sz w:val="44"/>
     </w:rPr>
   </w:style>
-  <w:style w:type="paragraph" w:styleId="Heading2">
+  <w:style w:type="paragraph" w:styleId="3">
     <w:name w:val="heading 2"/>
-    <w:basedOn w:val="Normal"/>
-    <w:next w:val="Normal"/>
+    <w:basedOn w:val="1"/>
+    <w:next w:val="1"/>
     <w:unhideWhenUsed/>
     <w:qFormat/>
+    <w:uiPriority w:val="0"/>
     <w:pPr>
       <w:keepNext/>
       <w:keepLines/>
@@ -4701,18 +4800,19 @@
       <w:outlineLvl w:val="1"/>
     </w:pPr>
     <w:rPr>
-      <w:rFonts w:ascii="Arial" w:eastAsia="黑体" w:hAnsi="Arial"/>
+      <w:rFonts w:ascii="Arial" w:hAnsi="Arial" w:eastAsia="黑体"/>
       <w:b/>
       <w:sz w:val="32"/>
     </w:rPr>
   </w:style>
-  <w:style w:type="paragraph" w:styleId="Heading3">
+  <w:style w:type="paragraph" w:styleId="4">
     <w:name w:val="heading 3"/>
-    <w:basedOn w:val="Normal"/>
-    <w:next w:val="Normal"/>
+    <w:basedOn w:val="1"/>
+    <w:next w:val="1"/>
     <w:semiHidden/>
     <w:unhideWhenUsed/>
     <w:qFormat/>
+    <w:uiPriority w:val="0"/>
     <w:pPr>
       <w:keepNext/>
       <w:keepLines/>
@@ -4729,12 +4829,13 @@
       <w:sz w:val="32"/>
     </w:rPr>
   </w:style>
-  <w:style w:type="paragraph" w:styleId="Heading4">
+  <w:style w:type="paragraph" w:styleId="5">
     <w:name w:val="heading 4"/>
-    <w:basedOn w:val="Normal"/>
-    <w:next w:val="Normal"/>
+    <w:basedOn w:val="1"/>
+    <w:next w:val="1"/>
     <w:unhideWhenUsed/>
     <w:qFormat/>
+    <w:uiPriority w:val="0"/>
     <w:pPr>
       <w:keepNext/>
       <w:keepLines/>
@@ -4747,18 +4848,19 @@
       <w:outlineLvl w:val="3"/>
     </w:pPr>
     <w:rPr>
-      <w:rFonts w:ascii="Arial" w:eastAsia="黑体" w:hAnsi="Arial"/>
+      <w:rFonts w:ascii="Arial" w:hAnsi="Arial" w:eastAsia="黑体"/>
       <w:b/>
       <w:sz w:val="28"/>
     </w:rPr>
   </w:style>
-  <w:style w:type="paragraph" w:styleId="Heading5">
+  <w:style w:type="paragraph" w:styleId="6">
     <w:name w:val="heading 5"/>
-    <w:basedOn w:val="Normal"/>
-    <w:next w:val="Normal"/>
+    <w:basedOn w:val="1"/>
+    <w:next w:val="1"/>
     <w:semiHidden/>
     <w:unhideWhenUsed/>
     <w:qFormat/>
+    <w:uiPriority w:val="0"/>
     <w:pPr>
       <w:keepNext/>
       <w:keepLines/>
@@ -4775,13 +4877,14 @@
       <w:sz w:val="28"/>
     </w:rPr>
   </w:style>
-  <w:style w:type="paragraph" w:styleId="Heading6">
+  <w:style w:type="paragraph" w:styleId="7">
     <w:name w:val="heading 6"/>
-    <w:basedOn w:val="Normal"/>
-    <w:next w:val="Normal"/>
+    <w:basedOn w:val="1"/>
+    <w:next w:val="1"/>
     <w:semiHidden/>
     <w:unhideWhenUsed/>
     <w:qFormat/>
+    <w:uiPriority w:val="0"/>
     <w:pPr>
       <w:keepNext/>
       <w:keepLines/>
@@ -4794,18 +4897,19 @@
       <w:outlineLvl w:val="5"/>
     </w:pPr>
     <w:rPr>
-      <w:rFonts w:ascii="Arial" w:eastAsia="黑体" w:hAnsi="Arial"/>
+      <w:rFonts w:ascii="Arial" w:hAnsi="Arial" w:eastAsia="黑体"/>
       <w:b/>
       <w:sz w:val="24"/>
     </w:rPr>
   </w:style>
-  <w:style w:type="paragraph" w:styleId="Heading7">
+  <w:style w:type="paragraph" w:styleId="8">
     <w:name w:val="heading 7"/>
-    <w:basedOn w:val="Normal"/>
-    <w:next w:val="Normal"/>
+    <w:basedOn w:val="1"/>
+    <w:next w:val="1"/>
     <w:semiHidden/>
     <w:unhideWhenUsed/>
     <w:qFormat/>
+    <w:uiPriority w:val="0"/>
     <w:pPr>
       <w:keepNext/>
       <w:keepLines/>
@@ -4822,13 +4926,14 @@
       <w:sz w:val="24"/>
     </w:rPr>
   </w:style>
-  <w:style w:type="paragraph" w:styleId="Heading8">
+  <w:style w:type="paragraph" w:styleId="9">
     <w:name w:val="heading 8"/>
-    <w:basedOn w:val="Normal"/>
-    <w:next w:val="Normal"/>
+    <w:basedOn w:val="1"/>
+    <w:next w:val="1"/>
     <w:semiHidden/>
     <w:unhideWhenUsed/>
     <w:qFormat/>
+    <w:uiPriority w:val="0"/>
     <w:pPr>
       <w:keepNext/>
       <w:keepLines/>
@@ -4841,17 +4946,18 @@
       <w:outlineLvl w:val="7"/>
     </w:pPr>
     <w:rPr>
-      <w:rFonts w:ascii="Arial" w:eastAsia="黑体" w:hAnsi="Arial"/>
+      <w:rFonts w:ascii="Arial" w:hAnsi="Arial" w:eastAsia="黑体"/>
       <w:sz w:val="24"/>
     </w:rPr>
   </w:style>
-  <w:style w:type="paragraph" w:styleId="Heading9">
+  <w:style w:type="paragraph" w:styleId="10">
     <w:name w:val="heading 9"/>
-    <w:basedOn w:val="Normal"/>
-    <w:next w:val="Normal"/>
+    <w:basedOn w:val="1"/>
+    <w:next w:val="1"/>
     <w:semiHidden/>
     <w:unhideWhenUsed/>
     <w:qFormat/>
+    <w:uiPriority w:val="0"/>
     <w:pPr>
       <w:keepNext/>
       <w:keepLines/>
@@ -4864,19 +4970,21 @@
       <w:outlineLvl w:val="8"/>
     </w:pPr>
     <w:rPr>
-      <w:rFonts w:ascii="Arial" w:eastAsia="黑体" w:hAnsi="Arial"/>
+      <w:rFonts w:ascii="Arial" w:hAnsi="Arial" w:eastAsia="黑体"/>
       <w:sz w:val="21"/>
     </w:rPr>
   </w:style>
-  <w:style w:type="character" w:default="1" w:styleId="DefaultParagraphFont">
+  <w:style w:type="character" w:default="1" w:styleId="22">
     <w:name w:val="Default Paragraph Font"/>
     <w:semiHidden/>
     <w:qFormat/>
+    <w:uiPriority w:val="0"/>
   </w:style>
-  <w:style w:type="table" w:default="1" w:styleId="TableNormal">
+  <w:style w:type="table" w:default="1" w:styleId="20">
     <w:name w:val="Normal Table"/>
     <w:semiHidden/>
     <w:qFormat/>
+    <w:uiPriority w:val="0"/>
     <w:tblPr>
       <w:tblCellMar>
         <w:top w:w="0" w:type="dxa"/>
@@ -4886,39 +4994,43 @@
       </w:tblCellMar>
     </w:tblPr>
   </w:style>
-  <w:style w:type="paragraph" w:styleId="CommentText">
+  <w:style w:type="paragraph" w:styleId="11">
     <w:name w:val="annotation text"/>
-    <w:basedOn w:val="Normal"/>
+    <w:basedOn w:val="1"/>
     <w:qFormat/>
+    <w:uiPriority w:val="0"/>
     <w:pPr>
       <w:jc w:val="left"/>
     </w:pPr>
   </w:style>
-  <w:style w:type="paragraph" w:styleId="BodyText">
+  <w:style w:type="paragraph" w:styleId="12">
     <w:name w:val="Body Text"/>
-    <w:basedOn w:val="Normal"/>
+    <w:basedOn w:val="1"/>
     <w:semiHidden/>
     <w:qFormat/>
+    <w:uiPriority w:val="0"/>
     <w:rPr>
-      <w:rFonts w:ascii="Arial" w:eastAsia="Arial" w:hAnsi="Arial" w:cs="Arial"/>
+      <w:rFonts w:ascii="Arial" w:hAnsi="Arial" w:eastAsia="Arial" w:cs="Arial"/>
       <w:sz w:val="21"/>
       <w:szCs w:val="21"/>
       <w:lang w:val="en-US" w:eastAsia="en-US" w:bidi="ar-SA"/>
     </w:rPr>
   </w:style>
-  <w:style w:type="paragraph" w:styleId="TOC3">
+  <w:style w:type="paragraph" w:styleId="13">
     <w:name w:val="toc 3"/>
-    <w:basedOn w:val="Normal"/>
-    <w:next w:val="Normal"/>
+    <w:basedOn w:val="1"/>
+    <w:next w:val="1"/>
     <w:qFormat/>
+    <w:uiPriority w:val="0"/>
     <w:pPr>
       <w:ind w:left="840" w:leftChars="400"/>
     </w:pPr>
   </w:style>
-  <w:style w:type="paragraph" w:styleId="Footer">
+  <w:style w:type="paragraph" w:styleId="14">
     <w:name w:val="footer"/>
-    <w:basedOn w:val="Normal"/>
+    <w:basedOn w:val="1"/>
     <w:qFormat/>
+    <w:uiPriority w:val="0"/>
     <w:pPr>
       <w:tabs>
         <w:tab w:val="center" w:pos="4153"/>
@@ -4931,16 +5043,17 @@
       <w:sz w:val="18"/>
     </w:rPr>
   </w:style>
-  <w:style w:type="paragraph" w:styleId="Header">
+  <w:style w:type="paragraph" w:styleId="15">
     <w:name w:val="header"/>
-    <w:basedOn w:val="Normal"/>
+    <w:basedOn w:val="1"/>
     <w:qFormat/>
+    <w:uiPriority w:val="0"/>
     <w:pPr>
       <w:pBdr>
-        <w:top w:val="nil"/>
-        <w:left w:val="nil"/>
-        <w:bottom w:val="nil"/>
-        <w:right w:val="nil"/>
+        <w:top w:val="none" w:color="auto" w:sz="0" w:space="0"/>
+        <w:left w:val="none" w:color="auto" w:sz="0" w:space="0"/>
+        <w:bottom w:val="none" w:color="auto" w:sz="0" w:space="0"/>
+        <w:right w:val="none" w:color="auto" w:sz="0" w:space="0"/>
       </w:pBdr>
       <w:tabs>
         <w:tab w:val="center" w:pos="4153"/>
@@ -4955,37 +5068,41 @@
       <w:sz w:val="18"/>
     </w:rPr>
   </w:style>
-  <w:style w:type="paragraph" w:styleId="TOC1">
+  <w:style w:type="paragraph" w:styleId="16">
     <w:name w:val="toc 1"/>
-    <w:basedOn w:val="Normal"/>
-    <w:next w:val="Normal"/>
+    <w:basedOn w:val="1"/>
+    <w:next w:val="1"/>
     <w:qFormat/>
+    <w:uiPriority w:val="0"/>
     <w:rPr>
-      <w:rFonts w:ascii="Arial" w:eastAsia="Microsoft JhengHei" w:hAnsi="Arial"/>
+      <w:rFonts w:ascii="Arial" w:hAnsi="Arial" w:eastAsia="Microsoft JhengHei"/>
       <w:sz w:val="24"/>
     </w:rPr>
   </w:style>
-  <w:style w:type="paragraph" w:styleId="TOC2">
+  <w:style w:type="paragraph" w:styleId="17">
     <w:name w:val="toc 2"/>
-    <w:basedOn w:val="Normal"/>
-    <w:next w:val="Normal"/>
+    <w:basedOn w:val="1"/>
+    <w:next w:val="1"/>
     <w:qFormat/>
+    <w:uiPriority w:val="0"/>
     <w:pPr>
       <w:ind w:left="420" w:leftChars="200"/>
     </w:pPr>
   </w:style>
-  <w:style w:type="paragraph" w:styleId="NormalWeb">
+  <w:style w:type="paragraph" w:styleId="18">
     <w:name w:val="Normal (Web)"/>
-    <w:basedOn w:val="Normal"/>
+    <w:basedOn w:val="1"/>
     <w:qFormat/>
+    <w:uiPriority w:val="0"/>
     <w:rPr>
       <w:sz w:val="24"/>
     </w:rPr>
   </w:style>
-  <w:style w:type="paragraph" w:styleId="Title">
+  <w:style w:type="paragraph" w:styleId="19">
     <w:name w:val="Title"/>
-    <w:basedOn w:val="Normal"/>
+    <w:basedOn w:val="1"/>
     <w:qFormat/>
+    <w:uiPriority w:val="0"/>
     <w:pPr>
       <w:spacing w:before="240" w:beforeLines="0" w:beforeAutospacing="0" w:after="60" w:afterLines="0" w:afterAutospacing="0"/>
       <w:jc w:val="center"/>
@@ -4997,68 +5114,73 @@
       <w:sz w:val="32"/>
     </w:rPr>
   </w:style>
-  <w:style w:type="table" w:styleId="TableGrid">
+  <w:style w:type="table" w:styleId="21">
     <w:name w:val="Table Grid"/>
-    <w:basedOn w:val="TableNormal"/>
+    <w:basedOn w:val="20"/>
     <w:qFormat/>
+    <w:uiPriority w:val="0"/>
     <w:pPr>
       <w:widowControl w:val="0"/>
       <w:jc w:val="both"/>
     </w:pPr>
     <w:tblPr>
       <w:tblBorders>
-        <w:top w:val="single" w:sz="4" w:space="0" w:color="auto"/>
-        <w:left w:val="single" w:sz="4" w:space="0" w:color="auto"/>
-        <w:bottom w:val="single" w:sz="4" w:space="0" w:color="auto"/>
-        <w:right w:val="single" w:sz="4" w:space="0" w:color="auto"/>
-        <w:insideH w:val="single" w:sz="4" w:space="0" w:color="auto"/>
-        <w:insideV w:val="single" w:sz="4" w:space="0" w:color="auto"/>
+        <w:top w:val="single" w:color="auto" w:sz="4" w:space="0"/>
+        <w:left w:val="single" w:color="auto" w:sz="4" w:space="0"/>
+        <w:bottom w:val="single" w:color="auto" w:sz="4" w:space="0"/>
+        <w:right w:val="single" w:color="auto" w:sz="4" w:space="0"/>
+        <w:insideH w:val="single" w:color="auto" w:sz="4" w:space="0"/>
+        <w:insideV w:val="single" w:color="auto" w:sz="4" w:space="0"/>
       </w:tblBorders>
     </w:tblPr>
   </w:style>
-  <w:style w:type="character" w:styleId="Strong">
+  <w:style w:type="character" w:styleId="23">
     <w:name w:val="Strong"/>
-    <w:basedOn w:val="DefaultParagraphFont"/>
+    <w:basedOn w:val="22"/>
     <w:qFormat/>
+    <w:uiPriority w:val="0"/>
     <w:rPr>
       <w:b/>
     </w:rPr>
   </w:style>
-  <w:style w:type="paragraph" w:customStyle="1" w:styleId="a">
+  <w:style w:type="paragraph" w:customStyle="1" w:styleId="24">
     <w:name w:val="柴_公司名"/>
-    <w:basedOn w:val="Title"/>
+    <w:basedOn w:val="19"/>
     <w:qFormat/>
+    <w:uiPriority w:val="0"/>
     <w:pPr>
       <w:spacing w:after="600" w:afterLines="600"/>
     </w:pPr>
     <w:rPr>
-      <w:rFonts w:ascii="宋体" w:eastAsia="宋体" w:hAnsi="宋体" w:cs="宋体" w:hint="eastAsia"/>
+      <w:rFonts w:hint="eastAsia" w:ascii="宋体" w:hAnsi="宋体" w:eastAsia="宋体" w:cs="宋体"/>
       <w:bCs/>
       <w:spacing w:val="-6"/>
       <w:sz w:val="52"/>
       <w:szCs w:val="52"/>
     </w:rPr>
   </w:style>
-  <w:style w:type="paragraph" w:customStyle="1" w:styleId="a0">
+  <w:style w:type="paragraph" w:customStyle="1" w:styleId="25">
     <w:name w:val="柴_文档名"/>
-    <w:basedOn w:val="Title"/>
+    <w:basedOn w:val="19"/>
     <w:qFormat/>
+    <w:uiPriority w:val="0"/>
     <w:pPr>
       <w:spacing w:after="900" w:afterLines="900"/>
     </w:pPr>
     <w:rPr>
-      <w:rFonts w:ascii="黑体" w:eastAsia="黑体" w:hAnsi="黑体" w:cs="黑体"/>
+      <w:rFonts w:ascii="黑体" w:hAnsi="黑体" w:eastAsia="黑体" w:cs="黑体"/>
       <w:bCs/>
       <w:spacing w:val="-7"/>
       <w:sz w:val="52"/>
       <w:szCs w:val="52"/>
     </w:rPr>
   </w:style>
-  <w:style w:type="table" w:customStyle="1" w:styleId="TableNormal0">
+  <w:style w:type="table" w:customStyle="1" w:styleId="26">
     <w:name w:val="Table Normal_0"/>
     <w:semiHidden/>
     <w:unhideWhenUsed/>
     <w:qFormat/>
+    <w:uiPriority w:val="0"/>
     <w:tblPr>
       <w:tblCellMar>
         <w:top w:w="0" w:type="dxa"/>
@@ -5068,81 +5190,87 @@
       </w:tblCellMar>
     </w:tblPr>
   </w:style>
-  <w:style w:type="paragraph" w:customStyle="1" w:styleId="TableText">
+  <w:style w:type="paragraph" w:customStyle="1" w:styleId="27">
     <w:name w:val="Table Text"/>
-    <w:basedOn w:val="Normal"/>
+    <w:basedOn w:val="1"/>
     <w:semiHidden/>
     <w:qFormat/>
+    <w:uiPriority w:val="0"/>
     <w:rPr>
-      <w:rFonts w:ascii="宋体" w:eastAsia="宋体" w:hAnsi="宋体" w:cs="宋体"/>
+      <w:rFonts w:ascii="宋体" w:hAnsi="宋体" w:eastAsia="宋体" w:cs="宋体"/>
       <w:sz w:val="21"/>
       <w:szCs w:val="21"/>
       <w:lang w:val="en-US" w:eastAsia="en-US" w:bidi="ar-SA"/>
     </w:rPr>
   </w:style>
-  <w:style w:type="paragraph" w:customStyle="1" w:styleId="1">
+  <w:style w:type="paragraph" w:customStyle="1" w:styleId="28">
     <w:name w:val="柴_标题1"/>
-    <w:basedOn w:val="Heading1"/>
-    <w:next w:val="a1"/>
-    <w:link w:val="1Char"/>
+    <w:basedOn w:val="2"/>
+    <w:next w:val="29"/>
+    <w:link w:val="38"/>
     <w:qFormat/>
+    <w:uiPriority w:val="0"/>
     <w:pPr>
       <w:spacing w:before="100" w:after="90" w:line="360" w:lineRule="auto"/>
     </w:pPr>
     <w:rPr>
-      <w:rFonts w:ascii="Arial" w:eastAsia="宋体" w:hAnsi="Arial"/>
+      <w:rFonts w:ascii="Arial" w:hAnsi="Arial" w:eastAsia="宋体"/>
       <w:sz w:val="32"/>
     </w:rPr>
   </w:style>
-  <w:style w:type="paragraph" w:customStyle="1" w:styleId="a1">
+  <w:style w:type="paragraph" w:customStyle="1" w:styleId="29">
     <w:name w:val="柴_正文"/>
-    <w:basedOn w:val="BodyText"/>
-    <w:link w:val="Char"/>
+    <w:basedOn w:val="12"/>
+    <w:link w:val="41"/>
     <w:qFormat/>
+    <w:uiPriority w:val="0"/>
     <w:pPr>
       <w:spacing w:line="360" w:lineRule="auto"/>
       <w:ind w:firstLine="470" w:firstLineChars="200"/>
     </w:pPr>
     <w:rPr>
-      <w:rFonts w:ascii="Arial" w:eastAsia="宋体" w:hAnsi="Arial"/>
+      <w:rFonts w:ascii="Arial" w:hAnsi="Arial" w:eastAsia="宋体"/>
       <w:sz w:val="24"/>
       <w:lang w:eastAsia="zh-CN"/>
     </w:rPr>
   </w:style>
-  <w:style w:type="paragraph" w:customStyle="1" w:styleId="2">
+  <w:style w:type="paragraph" w:customStyle="1" w:styleId="30">
     <w:name w:val="柴_标题2"/>
-    <w:basedOn w:val="Heading2"/>
-    <w:next w:val="a1"/>
+    <w:basedOn w:val="3"/>
+    <w:next w:val="29"/>
     <w:qFormat/>
+    <w:uiPriority w:val="0"/>
     <w:pPr>
       <w:spacing w:line="360" w:lineRule="auto"/>
     </w:pPr>
     <w:rPr>
-      <w:rFonts w:ascii="Arial" w:eastAsia="宋体" w:hAnsi="Arial"/>
+      <w:rFonts w:ascii="Arial" w:hAnsi="Arial" w:eastAsia="宋体"/>
       <w:sz w:val="28"/>
     </w:rPr>
   </w:style>
-  <w:style w:type="paragraph" w:customStyle="1" w:styleId="3">
+  <w:style w:type="paragraph" w:customStyle="1" w:styleId="31">
     <w:name w:val="柴_标题3"/>
-    <w:basedOn w:val="Heading3"/>
-    <w:next w:val="a1"/>
+    <w:basedOn w:val="4"/>
+    <w:next w:val="29"/>
     <w:qFormat/>
+    <w:uiPriority w:val="0"/>
     <w:pPr>
       <w:spacing w:line="360" w:lineRule="auto"/>
       <w:ind w:left="0" w:firstLine="472" w:firstLineChars="200"/>
     </w:pPr>
     <w:rPr>
-      <w:rFonts w:ascii="宋体" w:eastAsia="宋体" w:hAnsi="宋体" w:cs="宋体"/>
+      <w:rFonts w:ascii="宋体" w:hAnsi="宋体" w:eastAsia="宋体" w:cs="宋体"/>
       <w:spacing w:val="-2"/>
       <w:sz w:val="24"/>
       <w:szCs w:val="24"/>
     </w:rPr>
   </w:style>
-  <w:style w:type="paragraph" w:customStyle="1" w:styleId="a2">
+  <w:style w:type="paragraph" w:customStyle="1" w:styleId="32">
     <w:name w:val="柴_目录"/>
-    <w:basedOn w:val="Normal"/>
-    <w:next w:val="BodyText"/>
+    <w:basedOn w:val="1"/>
+    <w:next w:val="12"/>
     <w:qFormat/>
+    <w:uiPriority w:val="0"/>
     <w:pPr>
       <w:tabs>
         <w:tab w:val="right" w:leader="dot" w:pos="8442"/>
@@ -5150,59 +5278,64 @@
       <w:ind w:left="0" w:leftChars="0"/>
     </w:pPr>
     <w:rPr>
-      <w:rFonts w:ascii="Arial" w:eastAsia="Microsoft JhengHei" w:hAnsi="Arial"/>
+      <w:rFonts w:ascii="Arial" w:hAnsi="Arial" w:eastAsia="Microsoft JhengHei"/>
       <w:sz w:val="24"/>
     </w:rPr>
   </w:style>
-  <w:style w:type="paragraph" w:customStyle="1" w:styleId="WPSOffice1">
+  <w:style w:type="paragraph" w:customStyle="1" w:styleId="33">
     <w:name w:val="WPSOffice手动目录 1"/>
     <w:qFormat/>
+    <w:uiPriority w:val="0"/>
     <w:pPr>
       <w:ind w:leftChars="0"/>
     </w:pPr>
     <w:rPr>
-      <w:rFonts w:ascii="Times New Roman" w:eastAsia="宋体" w:hAnsi="Times New Roman" w:cs="Times New Roman"/>
+      <w:rFonts w:ascii="Times New Roman" w:hAnsi="Times New Roman" w:eastAsia="宋体" w:cs="Times New Roman"/>
       <w:sz w:val="20"/>
       <w:szCs w:val="20"/>
     </w:rPr>
   </w:style>
-  <w:style w:type="paragraph" w:customStyle="1" w:styleId="WPSOffice2">
+  <w:style w:type="paragraph" w:customStyle="1" w:styleId="34">
     <w:name w:val="WPSOffice手动目录 2"/>
     <w:qFormat/>
+    <w:uiPriority w:val="0"/>
     <w:pPr>
       <w:ind w:leftChars="200"/>
     </w:pPr>
     <w:rPr>
-      <w:rFonts w:ascii="Times New Roman" w:eastAsia="宋体" w:hAnsi="Times New Roman" w:cs="Times New Roman"/>
+      <w:rFonts w:ascii="Times New Roman" w:hAnsi="Times New Roman" w:eastAsia="宋体" w:cs="Times New Roman"/>
       <w:sz w:val="20"/>
       <w:szCs w:val="20"/>
     </w:rPr>
   </w:style>
-  <w:style w:type="paragraph" w:customStyle="1" w:styleId="WPSOffice3">
+  <w:style w:type="paragraph" w:customStyle="1" w:styleId="35">
     <w:name w:val="WPSOffice手动目录 3"/>
     <w:qFormat/>
+    <w:uiPriority w:val="0"/>
     <w:pPr>
       <w:ind w:leftChars="400"/>
     </w:pPr>
     <w:rPr>
-      <w:rFonts w:ascii="Times New Roman" w:eastAsia="宋体" w:hAnsi="Times New Roman" w:cs="Times New Roman"/>
+      <w:rFonts w:ascii="Times New Roman" w:hAnsi="Times New Roman" w:eastAsia="宋体" w:cs="Times New Roman"/>
       <w:sz w:val="20"/>
       <w:szCs w:val="20"/>
     </w:rPr>
   </w:style>
-  <w:style w:type="paragraph" w:customStyle="1" w:styleId="Compact">
+  <w:style w:type="paragraph" w:customStyle="1" w:styleId="36">
     <w:name w:val="Compact"/>
-    <w:basedOn w:val="BodyText"/>
+    <w:basedOn w:val="12"/>
     <w:qFormat/>
+    <w:uiPriority w:val="0"/>
     <w:pPr>
       <w:spacing w:before="36" w:after="36"/>
     </w:pPr>
   </w:style>
-  <w:style w:type="table" w:customStyle="1" w:styleId="Table">
+  <w:style w:type="table" w:customStyle="1" w:styleId="37">
     <w:name w:val="Table"/>
     <w:semiHidden/>
     <w:unhideWhenUsed/>
     <w:qFormat/>
+    <w:uiPriority w:val="0"/>
     <w:tblPr>
       <w:tblCellMar>
         <w:top w:w="0" w:type="dxa"/>
@@ -5214,25 +5347,27 @@
     <w:tblStylePr w:type="firstRow">
       <w:tcPr>
         <w:tcBorders>
-          <w:bottom w:val="single" w:sz="0" w:space="0" w:color="auto"/>
+          <w:bottom w:val="single" w:color="auto" w:sz="0" w:space="0"/>
         </w:tcBorders>
         <w:vAlign w:val="bottom"/>
       </w:tcPr>
     </w:tblStylePr>
   </w:style>
-  <w:style w:type="character" w:customStyle="1" w:styleId="1Char">
+  <w:style w:type="character" w:customStyle="1" w:styleId="38">
     <w:name w:val="柴_标题1 Char"/>
-    <w:link w:val="1"/>
+    <w:link w:val="28"/>
     <w:qFormat/>
+    <w:uiPriority w:val="0"/>
     <w:rPr>
-      <w:rFonts w:ascii="Arial" w:eastAsia="宋体" w:hAnsi="Arial"/>
+      <w:rFonts w:ascii="Arial" w:hAnsi="Arial" w:eastAsia="宋体"/>
       <w:sz w:val="32"/>
     </w:rPr>
   </w:style>
-  <w:style w:type="paragraph" w:customStyle="1" w:styleId="a3">
+  <w:style w:type="paragraph" w:customStyle="1" w:styleId="39">
     <w:name w:val="柴_正文_无缩进"/>
-    <w:basedOn w:val="Normal"/>
+    <w:basedOn w:val="1"/>
     <w:qFormat/>
+    <w:uiPriority w:val="0"/>
     <w:pPr>
       <w:ind w:firstLine="0" w:firstLineChars="0"/>
     </w:pPr>
@@ -5242,29 +5377,31 @@
       <w:lang w:eastAsia="zh-CN"/>
     </w:rPr>
   </w:style>
-  <w:style w:type="paragraph" w:customStyle="1" w:styleId="4">
+  <w:style w:type="paragraph" w:customStyle="1" w:styleId="40">
     <w:name w:val="柴_标题4"/>
-    <w:basedOn w:val="Heading4"/>
-    <w:next w:val="Normal"/>
+    <w:basedOn w:val="5"/>
+    <w:next w:val="1"/>
     <w:qFormat/>
+    <w:uiPriority w:val="0"/>
     <w:pPr>
       <w:widowControl w:val="0"/>
       <w:spacing w:before="160" w:line="360" w:lineRule="auto"/>
-      <w:ind w:left="981" w:hanging="862" w:leftChars="300"/>
+      <w:ind w:left="981" w:leftChars="300" w:hanging="862"/>
     </w:pPr>
     <w:rPr>
-      <w:rFonts w:ascii="Calibri" w:eastAsia="宋体" w:hAnsi="Calibri" w:cs="宋体" w:hint="eastAsia"/>
+      <w:rFonts w:hint="eastAsia" w:ascii="Calibri" w:hAnsi="Calibri" w:eastAsia="宋体" w:cs="宋体"/>
       <w:sz w:val="24"/>
       <w:szCs w:val="24"/>
       <w:lang w:eastAsia="zh-CN" w:bidi="zh-CN"/>
     </w:rPr>
   </w:style>
-  <w:style w:type="character" w:customStyle="1" w:styleId="Char">
+  <w:style w:type="character" w:customStyle="1" w:styleId="41">
     <w:name w:val="柴_正文 Char"/>
-    <w:link w:val="a1"/>
+    <w:link w:val="29"/>
     <w:qFormat/>
+    <w:uiPriority w:val="0"/>
     <w:rPr>
-      <w:rFonts w:ascii="Arial" w:eastAsia="宋体" w:hAnsi="Arial"/>
+      <w:rFonts w:ascii="Arial" w:hAnsi="Arial" w:eastAsia="宋体"/>
       <w:sz w:val="24"/>
       <w:lang w:eastAsia="zh-CN"/>
     </w:rPr>
